--- a/ShL Refrigeracion.docx
+++ b/ShL Refrigeracion.docx
@@ -84,8 +84,8 @@
                                   <w:tblLook w:val="04A0" w:firstRow="1" w:lastRow="0" w:firstColumn="1" w:lastColumn="0" w:noHBand="0" w:noVBand="1"/>
                                 </w:tblPr>
                                 <w:tblGrid>
-                                  <w:gridCol w:w="6051"/>
-                                  <w:gridCol w:w="2211"/>
+                                  <w:gridCol w:w="5550"/>
+                                  <w:gridCol w:w="2052"/>
                                 </w:tblGrid>
                                 <w:tr>
                                   <w:trPr>
@@ -120,7 +120,7 @@
                                                     <pic:cNvPicPr/>
                                                   </pic:nvPicPr>
                                                   <pic:blipFill>
-                                                    <a:blip r:embed="rId7">
+                                                    <a:blip r:embed="rId8">
                                                       <a:extLst>
                                                         <a:ext uri="{28A0092B-C50C-407E-A947-70E740481C1C}">
                                                           <a14:useLocalDpi xmlns:a14="http://schemas.microsoft.com/office/drawing/2010/main" val="0"/>
@@ -267,7 +267,21 @@
                                             <w:rPr>
                                               <w:color w:val="000000" w:themeColor="text1"/>
                                             </w:rPr>
-                                            <w:t>ase de datos relacional para SHL Service que centralice clientes, domicilios, equipos, técnicos y órdenes de servicio, permitiendo seguimiento de trabajos, asignación eficiente de personal y control del historial, con proyección a incluir facturación y gestión de materiales.</w:t>
+                                            <w:t xml:space="preserve">Una base de datos relacional para SHL </w:t>
+                                          </w:r>
+                                          <w:proofErr w:type="spellStart"/>
+                                          <w:r>
+                                            <w:rPr>
+                                              <w:color w:val="000000" w:themeColor="text1"/>
+                                            </w:rPr>
+                                            <w:t>Service</w:t>
+                                          </w:r>
+                                          <w:proofErr w:type="spellEnd"/>
+                                          <w:r>
+                                            <w:rPr>
+                                              <w:color w:val="000000" w:themeColor="text1"/>
+                                            </w:rPr>
+                                            <w:t xml:space="preserve"> que centralice clientes, domicilios, equipos, técnicos y órdenes de servicio, permitiendo seguimiento de trabajos, asignación eficiente de personal y control del historial, con proyección a incluir facturación y gestión de materiales.</w:t>
                                           </w:r>
                                         </w:p>
                                       </w:sdtContent>
@@ -380,8 +394,8 @@
                             <w:tblLook w:val="04A0" w:firstRow="1" w:lastRow="0" w:firstColumn="1" w:lastColumn="0" w:noHBand="0" w:noVBand="1"/>
                           </w:tblPr>
                           <w:tblGrid>
-                            <w:gridCol w:w="6051"/>
-                            <w:gridCol w:w="2211"/>
+                            <w:gridCol w:w="5550"/>
+                            <w:gridCol w:w="2052"/>
                           </w:tblGrid>
                           <w:tr>
                             <w:trPr>
@@ -416,7 +430,7 @@
                                               <pic:cNvPicPr/>
                                             </pic:nvPicPr>
                                             <pic:blipFill>
-                                              <a:blip r:embed="rId7">
+                                              <a:blip r:embed="rId8">
                                                 <a:extLst>
                                                   <a:ext uri="{28A0092B-C50C-407E-A947-70E740481C1C}">
                                                     <a14:useLocalDpi xmlns:a14="http://schemas.microsoft.com/office/drawing/2010/main" val="0"/>
@@ -563,7 +577,21 @@
                                       <w:rPr>
                                         <w:color w:val="000000" w:themeColor="text1"/>
                                       </w:rPr>
-                                      <w:t>ase de datos relacional para SHL Service que centralice clientes, domicilios, equipos, técnicos y órdenes de servicio, permitiendo seguimiento de trabajos, asignación eficiente de personal y control del historial, con proyección a incluir facturación y gestión de materiales.</w:t>
+                                      <w:t xml:space="preserve">Una base de datos relacional para SHL </w:t>
+                                    </w:r>
+                                    <w:proofErr w:type="spellStart"/>
+                                    <w:r>
+                                      <w:rPr>
+                                        <w:color w:val="000000" w:themeColor="text1"/>
+                                      </w:rPr>
+                                      <w:t>Service</w:t>
+                                    </w:r>
+                                    <w:proofErr w:type="spellEnd"/>
+                                    <w:r>
+                                      <w:rPr>
+                                        <w:color w:val="000000" w:themeColor="text1"/>
+                                      </w:rPr>
+                                      <w:t xml:space="preserve"> que centralice clientes, domicilios, equipos, técnicos y órdenes de servicio, permitiendo seguimiento de trabajos, asignación eficiente de personal y control del historial, con proyección a incluir facturación y gestión de materiales.</w:t>
                                     </w:r>
                                   </w:p>
                                 </w:sdtContent>
@@ -696,18 +724,7 @@
     </w:p>
     <w:p>
       <w:r>
-        <w:t>En el rubro de servicios de refrigeración es común que los datos de clientes, domicilios, equipos instalados y órdenes de servicio estén dispersos en planillas o registros manuales. Esto genera pérdida de información, dificultad para hacer seguimiento de reparaciones, confusión en la asignación de técnicos y falta de control sobre el historial de cada equipo.</w:t>
-      </w:r>
-      <w:r>
-        <w:t xml:space="preserve"> </w:t>
-      </w:r>
-      <w:proofErr w:type="gramStart"/>
-      <w:r>
-        <w:t>Como</w:t>
-      </w:r>
-      <w:proofErr w:type="gramEnd"/>
-      <w:r>
-        <w:t xml:space="preserve"> consecuencia, se dificulta atender reclamos, programar mantenimientos preventivos y llevar un control ordenado de la operativa diaria.</w:t>
+        <w:t>En el rubro de servicios de refrigeración es común que los datos de clientes, domicilios, equipos instalados y órdenes de servicio estén dispersos en planillas o registros manuales. Esto genera pérdida de información, dificultad para hacer seguimiento de reparaciones, confusión en la asignación de técnicos y falta de control sobre el historial de cada equipo. Como consecuencia, se dificulta atender reclamos, programar mantenimientos preventivos y llevar un control ordenado de la operativa diaria.</w:t>
       </w:r>
     </w:p>
     <w:p>
@@ -831,18 +848,27 @@
           <w:szCs w:val="32"/>
         </w:rPr>
       </w:pPr>
-      <w:r>
+    </w:p>
+    <w:p>
+      <w:pPr>
         <w:rPr>
           <w:b/>
           <w:bCs/>
           <w:sz w:val="32"/>
           <w:szCs w:val="32"/>
         </w:rPr>
+      </w:pPr>
+      <w:r>
+        <w:rPr>
+          <w:b/>
+          <w:bCs/>
+          <w:sz w:val="32"/>
+          <w:szCs w:val="32"/>
+        </w:rPr>
         <w:lastRenderedPageBreak/>
         <w:t>Con este diseño se busca:</w:t>
       </w:r>
     </w:p>
-    <w:p/>
     <w:p>
       <w:r>
         <w:t>Hacer seguimiento de las órdenes de servicio desde la creación hasta el cierre.</w:t>
@@ -901,7 +927,7 @@
                     <pic:cNvPicPr/>
                   </pic:nvPicPr>
                   <pic:blipFill>
-                    <a:blip r:embed="rId8">
+                    <a:blip r:embed="rId9">
                       <a:extLst>
                         <a:ext uri="{28A0092B-C50C-407E-A947-70E740481C1C}">
                           <a14:useLocalDpi xmlns:a14="http://schemas.microsoft.com/office/drawing/2010/main" val="0"/>
@@ -929,6 +955,7 @@
       </w:r>
     </w:p>
     <w:p/>
+    <w:p/>
     <w:p>
       <w:r>
         <w:lastRenderedPageBreak/>
@@ -946,8 +973,8 @@
         <w:tblLook w:val="04A0" w:firstRow="1" w:lastRow="0" w:firstColumn="1" w:lastColumn="0" w:noHBand="0" w:noVBand="1"/>
       </w:tblPr>
       <w:tblGrid>
-        <w:gridCol w:w="1625"/>
-        <w:gridCol w:w="1996"/>
+        <w:gridCol w:w="1658"/>
+        <w:gridCol w:w="2053"/>
       </w:tblGrid>
       <w:tr>
         <w:trPr>
@@ -1091,7 +1118,6 @@
               <w:bottom w:val="single" w:sz="4" w:space="0" w:color="auto"/>
               <w:right w:val="single" w:sz="4" w:space="0" w:color="auto"/>
             </w:tcBorders>
-            <w:shd w:val="clear" w:color="auto" w:fill="auto"/>
             <w:noWrap/>
             <w:vAlign w:val="bottom"/>
             <w:hideMark/>
@@ -1220,7 +1246,6 @@
               <w:bottom w:val="single" w:sz="4" w:space="0" w:color="auto"/>
               <w:right w:val="single" w:sz="4" w:space="0" w:color="auto"/>
             </w:tcBorders>
-            <w:shd w:val="clear" w:color="auto" w:fill="auto"/>
             <w:noWrap/>
             <w:vAlign w:val="bottom"/>
             <w:hideMark/>
@@ -1320,7 +1345,6 @@
               <w:bottom w:val="single" w:sz="4" w:space="0" w:color="auto"/>
               <w:right w:val="single" w:sz="4" w:space="0" w:color="auto"/>
             </w:tcBorders>
-            <w:shd w:val="clear" w:color="auto" w:fill="auto"/>
             <w:noWrap/>
             <w:vAlign w:val="bottom"/>
             <w:hideMark/>
@@ -1361,7 +1385,6 @@
               <w:bottom w:val="single" w:sz="4" w:space="0" w:color="auto"/>
               <w:right w:val="single" w:sz="4" w:space="0" w:color="auto"/>
             </w:tcBorders>
-            <w:shd w:val="clear" w:color="auto" w:fill="auto"/>
             <w:noWrap/>
             <w:vAlign w:val="bottom"/>
             <w:hideMark/>
@@ -1463,7 +1486,6 @@
               <w:bottom w:val="single" w:sz="4" w:space="0" w:color="auto"/>
               <w:right w:val="single" w:sz="4" w:space="0" w:color="auto"/>
             </w:tcBorders>
-            <w:shd w:val="clear" w:color="auto" w:fill="auto"/>
             <w:noWrap/>
             <w:vAlign w:val="bottom"/>
             <w:hideMark/>
@@ -1506,7 +1528,6 @@
               <w:bottom w:val="single" w:sz="4" w:space="0" w:color="auto"/>
               <w:right w:val="single" w:sz="4" w:space="0" w:color="auto"/>
             </w:tcBorders>
-            <w:shd w:val="clear" w:color="auto" w:fill="auto"/>
             <w:noWrap/>
             <w:vAlign w:val="bottom"/>
             <w:hideMark/>
@@ -1580,7 +1601,6 @@
               <w:bottom w:val="single" w:sz="4" w:space="0" w:color="auto"/>
               <w:right w:val="single" w:sz="4" w:space="0" w:color="auto"/>
             </w:tcBorders>
-            <w:shd w:val="clear" w:color="auto" w:fill="auto"/>
             <w:noWrap/>
             <w:vAlign w:val="bottom"/>
             <w:hideMark/>
@@ -1623,7 +1643,6 @@
               <w:bottom w:val="single" w:sz="4" w:space="0" w:color="auto"/>
               <w:right w:val="single" w:sz="4" w:space="0" w:color="auto"/>
             </w:tcBorders>
-            <w:shd w:val="clear" w:color="auto" w:fill="auto"/>
             <w:noWrap/>
             <w:vAlign w:val="bottom"/>
             <w:hideMark/>
@@ -1697,7 +1716,6 @@
               <w:bottom w:val="single" w:sz="4" w:space="0" w:color="auto"/>
               <w:right w:val="single" w:sz="4" w:space="0" w:color="auto"/>
             </w:tcBorders>
-            <w:shd w:val="clear" w:color="auto" w:fill="auto"/>
             <w:noWrap/>
             <w:vAlign w:val="bottom"/>
             <w:hideMark/>
@@ -1738,7 +1756,6 @@
               <w:bottom w:val="single" w:sz="4" w:space="0" w:color="auto"/>
               <w:right w:val="single" w:sz="4" w:space="0" w:color="auto"/>
             </w:tcBorders>
-            <w:shd w:val="clear" w:color="auto" w:fill="auto"/>
             <w:noWrap/>
             <w:vAlign w:val="bottom"/>
             <w:hideMark/>
@@ -1812,7 +1829,6 @@
               <w:bottom w:val="single" w:sz="4" w:space="0" w:color="auto"/>
               <w:right w:val="single" w:sz="4" w:space="0" w:color="auto"/>
             </w:tcBorders>
-            <w:shd w:val="clear" w:color="auto" w:fill="auto"/>
             <w:noWrap/>
             <w:vAlign w:val="bottom"/>
             <w:hideMark/>
@@ -1855,7 +1871,6 @@
               <w:bottom w:val="single" w:sz="4" w:space="0" w:color="auto"/>
               <w:right w:val="single" w:sz="4" w:space="0" w:color="auto"/>
             </w:tcBorders>
-            <w:shd w:val="clear" w:color="auto" w:fill="auto"/>
             <w:noWrap/>
             <w:vAlign w:val="bottom"/>
             <w:hideMark/>
@@ -1929,7 +1944,6 @@
               <w:bottom w:val="single" w:sz="4" w:space="0" w:color="auto"/>
               <w:right w:val="single" w:sz="4" w:space="0" w:color="auto"/>
             </w:tcBorders>
-            <w:shd w:val="clear" w:color="auto" w:fill="auto"/>
             <w:noWrap/>
             <w:vAlign w:val="bottom"/>
             <w:hideMark/>
@@ -1972,7 +1986,6 @@
               <w:bottom w:val="single" w:sz="4" w:space="0" w:color="auto"/>
               <w:right w:val="single" w:sz="4" w:space="0" w:color="auto"/>
             </w:tcBorders>
-            <w:shd w:val="clear" w:color="auto" w:fill="auto"/>
             <w:noWrap/>
             <w:vAlign w:val="bottom"/>
             <w:hideMark/>
@@ -2046,7 +2059,6 @@
               <w:bottom w:val="single" w:sz="4" w:space="0" w:color="auto"/>
               <w:right w:val="single" w:sz="4" w:space="0" w:color="auto"/>
             </w:tcBorders>
-            <w:shd w:val="clear" w:color="auto" w:fill="auto"/>
             <w:noWrap/>
             <w:vAlign w:val="bottom"/>
             <w:hideMark/>
@@ -2087,7 +2099,6 @@
               <w:bottom w:val="single" w:sz="4" w:space="0" w:color="auto"/>
               <w:right w:val="single" w:sz="4" w:space="0" w:color="auto"/>
             </w:tcBorders>
-            <w:shd w:val="clear" w:color="auto" w:fill="auto"/>
             <w:noWrap/>
             <w:vAlign w:val="bottom"/>
             <w:hideMark/>
@@ -2279,7 +2290,6 @@
               <w:bottom w:val="single" w:sz="4" w:space="0" w:color="auto"/>
               <w:right w:val="single" w:sz="4" w:space="0" w:color="auto"/>
             </w:tcBorders>
-            <w:shd w:val="clear" w:color="auto" w:fill="auto"/>
             <w:noWrap/>
             <w:vAlign w:val="bottom"/>
             <w:hideMark/>
@@ -2327,7 +2337,6 @@
               <w:bottom w:val="single" w:sz="4" w:space="0" w:color="auto"/>
               <w:right w:val="single" w:sz="4" w:space="0" w:color="auto"/>
             </w:tcBorders>
-            <w:shd w:val="clear" w:color="auto" w:fill="auto"/>
             <w:noWrap/>
             <w:vAlign w:val="bottom"/>
             <w:hideMark/>
@@ -2368,7 +2377,6 @@
               <w:bottom w:val="single" w:sz="4" w:space="0" w:color="auto"/>
               <w:right w:val="single" w:sz="4" w:space="0" w:color="auto"/>
             </w:tcBorders>
-            <w:shd w:val="clear" w:color="auto" w:fill="auto"/>
             <w:noWrap/>
             <w:vAlign w:val="bottom"/>
             <w:hideMark/>
@@ -2470,7 +2478,6 @@
               <w:bottom w:val="single" w:sz="4" w:space="0" w:color="auto"/>
               <w:right w:val="single" w:sz="4" w:space="0" w:color="auto"/>
             </w:tcBorders>
-            <w:shd w:val="clear" w:color="auto" w:fill="auto"/>
             <w:noWrap/>
             <w:vAlign w:val="bottom"/>
             <w:hideMark/>
@@ -2513,7 +2520,6 @@
               <w:bottom w:val="single" w:sz="4" w:space="0" w:color="auto"/>
               <w:right w:val="single" w:sz="4" w:space="0" w:color="auto"/>
             </w:tcBorders>
-            <w:shd w:val="clear" w:color="auto" w:fill="auto"/>
             <w:noWrap/>
             <w:vAlign w:val="bottom"/>
             <w:hideMark/>
@@ -2615,7 +2621,6 @@
               <w:bottom w:val="single" w:sz="4" w:space="0" w:color="auto"/>
               <w:right w:val="single" w:sz="4" w:space="0" w:color="auto"/>
             </w:tcBorders>
-            <w:shd w:val="clear" w:color="auto" w:fill="auto"/>
             <w:noWrap/>
             <w:vAlign w:val="bottom"/>
             <w:hideMark/>
@@ -2658,7 +2663,6 @@
               <w:bottom w:val="single" w:sz="4" w:space="0" w:color="auto"/>
               <w:right w:val="single" w:sz="4" w:space="0" w:color="auto"/>
             </w:tcBorders>
-            <w:shd w:val="clear" w:color="auto" w:fill="auto"/>
             <w:noWrap/>
             <w:vAlign w:val="bottom"/>
             <w:hideMark/>
@@ -2732,7 +2736,6 @@
               <w:bottom w:val="single" w:sz="4" w:space="0" w:color="auto"/>
               <w:right w:val="single" w:sz="4" w:space="0" w:color="auto"/>
             </w:tcBorders>
-            <w:shd w:val="clear" w:color="auto" w:fill="auto"/>
             <w:noWrap/>
             <w:vAlign w:val="bottom"/>
             <w:hideMark/>
@@ -2775,7 +2778,6 @@
               <w:bottom w:val="single" w:sz="4" w:space="0" w:color="auto"/>
               <w:right w:val="single" w:sz="4" w:space="0" w:color="auto"/>
             </w:tcBorders>
-            <w:shd w:val="clear" w:color="auto" w:fill="auto"/>
             <w:noWrap/>
             <w:vAlign w:val="bottom"/>
             <w:hideMark/>
@@ -2849,7 +2851,6 @@
               <w:bottom w:val="single" w:sz="4" w:space="0" w:color="auto"/>
               <w:right w:val="single" w:sz="4" w:space="0" w:color="auto"/>
             </w:tcBorders>
-            <w:shd w:val="clear" w:color="auto" w:fill="auto"/>
             <w:noWrap/>
             <w:vAlign w:val="bottom"/>
             <w:hideMark/>
@@ -2890,7 +2891,6 @@
               <w:bottom w:val="single" w:sz="4" w:space="0" w:color="auto"/>
               <w:right w:val="single" w:sz="4" w:space="0" w:color="auto"/>
             </w:tcBorders>
-            <w:shd w:val="clear" w:color="auto" w:fill="auto"/>
             <w:noWrap/>
             <w:vAlign w:val="bottom"/>
             <w:hideMark/>
@@ -2964,7 +2964,6 @@
               <w:bottom w:val="single" w:sz="4" w:space="0" w:color="auto"/>
               <w:right w:val="single" w:sz="4" w:space="0" w:color="auto"/>
             </w:tcBorders>
-            <w:shd w:val="clear" w:color="auto" w:fill="auto"/>
             <w:noWrap/>
             <w:vAlign w:val="bottom"/>
             <w:hideMark/>
@@ -3007,7 +3006,6 @@
               <w:bottom w:val="single" w:sz="4" w:space="0" w:color="auto"/>
               <w:right w:val="single" w:sz="4" w:space="0" w:color="auto"/>
             </w:tcBorders>
-            <w:shd w:val="clear" w:color="auto" w:fill="auto"/>
             <w:noWrap/>
             <w:vAlign w:val="bottom"/>
             <w:hideMark/>
@@ -3055,7 +3053,6 @@
               <w:bottom w:val="single" w:sz="4" w:space="0" w:color="auto"/>
               <w:right w:val="single" w:sz="4" w:space="0" w:color="auto"/>
             </w:tcBorders>
-            <w:shd w:val="clear" w:color="auto" w:fill="auto"/>
             <w:noWrap/>
             <w:vAlign w:val="bottom"/>
             <w:hideMark/>
@@ -3098,7 +3095,6 @@
               <w:bottom w:val="single" w:sz="4" w:space="0" w:color="auto"/>
               <w:right w:val="single" w:sz="4" w:space="0" w:color="auto"/>
             </w:tcBorders>
-            <w:shd w:val="clear" w:color="auto" w:fill="auto"/>
             <w:noWrap/>
             <w:vAlign w:val="bottom"/>
             <w:hideMark/>
@@ -3158,7 +3154,6 @@
               <w:bottom w:val="single" w:sz="4" w:space="0" w:color="auto"/>
               <w:right w:val="single" w:sz="4" w:space="0" w:color="auto"/>
             </w:tcBorders>
-            <w:shd w:val="clear" w:color="auto" w:fill="auto"/>
             <w:noWrap/>
             <w:vAlign w:val="bottom"/>
             <w:hideMark/>
@@ -3199,7 +3194,6 @@
               <w:bottom w:val="single" w:sz="4" w:space="0" w:color="auto"/>
               <w:right w:val="single" w:sz="4" w:space="0" w:color="auto"/>
             </w:tcBorders>
-            <w:shd w:val="clear" w:color="auto" w:fill="auto"/>
             <w:noWrap/>
             <w:vAlign w:val="bottom"/>
             <w:hideMark/>
@@ -3432,7 +3426,6 @@
               <w:bottom w:val="single" w:sz="4" w:space="0" w:color="auto"/>
               <w:right w:val="single" w:sz="4" w:space="0" w:color="auto"/>
             </w:tcBorders>
-            <w:shd w:val="clear" w:color="auto" w:fill="auto"/>
             <w:noWrap/>
             <w:vAlign w:val="bottom"/>
             <w:hideMark/>
@@ -3561,7 +3554,6 @@
               <w:bottom w:val="single" w:sz="4" w:space="0" w:color="auto"/>
               <w:right w:val="single" w:sz="4" w:space="0" w:color="auto"/>
             </w:tcBorders>
-            <w:shd w:val="clear" w:color="auto" w:fill="auto"/>
             <w:noWrap/>
             <w:vAlign w:val="bottom"/>
             <w:hideMark/>
@@ -3661,7 +3653,6 @@
               <w:bottom w:val="single" w:sz="4" w:space="0" w:color="auto"/>
               <w:right w:val="single" w:sz="4" w:space="0" w:color="auto"/>
             </w:tcBorders>
-            <w:shd w:val="clear" w:color="auto" w:fill="auto"/>
             <w:noWrap/>
             <w:vAlign w:val="bottom"/>
             <w:hideMark/>
@@ -3702,7 +3693,6 @@
               <w:bottom w:val="single" w:sz="4" w:space="0" w:color="auto"/>
               <w:right w:val="single" w:sz="4" w:space="0" w:color="auto"/>
             </w:tcBorders>
-            <w:shd w:val="clear" w:color="auto" w:fill="auto"/>
             <w:noWrap/>
             <w:vAlign w:val="bottom"/>
             <w:hideMark/>
@@ -3804,7 +3794,6 @@
               <w:bottom w:val="single" w:sz="4" w:space="0" w:color="auto"/>
               <w:right w:val="single" w:sz="4" w:space="0" w:color="auto"/>
             </w:tcBorders>
-            <w:shd w:val="clear" w:color="auto" w:fill="auto"/>
             <w:noWrap/>
             <w:vAlign w:val="bottom"/>
             <w:hideMark/>
@@ -3845,7 +3834,6 @@
               <w:bottom w:val="single" w:sz="4" w:space="0" w:color="auto"/>
               <w:right w:val="single" w:sz="4" w:space="0" w:color="auto"/>
             </w:tcBorders>
-            <w:shd w:val="clear" w:color="auto" w:fill="auto"/>
             <w:noWrap/>
             <w:vAlign w:val="bottom"/>
             <w:hideMark/>
@@ -3919,7 +3907,6 @@
               <w:bottom w:val="single" w:sz="4" w:space="0" w:color="auto"/>
               <w:right w:val="single" w:sz="4" w:space="0" w:color="auto"/>
             </w:tcBorders>
-            <w:shd w:val="clear" w:color="auto" w:fill="auto"/>
             <w:noWrap/>
             <w:vAlign w:val="bottom"/>
             <w:hideMark/>
@@ -3960,7 +3947,6 @@
               <w:bottom w:val="single" w:sz="4" w:space="0" w:color="auto"/>
               <w:right w:val="single" w:sz="4" w:space="0" w:color="auto"/>
             </w:tcBorders>
-            <w:shd w:val="clear" w:color="auto" w:fill="auto"/>
             <w:noWrap/>
             <w:vAlign w:val="bottom"/>
             <w:hideMark/>
@@ -4034,7 +4020,6 @@
               <w:bottom w:val="single" w:sz="4" w:space="0" w:color="auto"/>
               <w:right w:val="single" w:sz="4" w:space="0" w:color="auto"/>
             </w:tcBorders>
-            <w:shd w:val="clear" w:color="auto" w:fill="auto"/>
             <w:noWrap/>
             <w:vAlign w:val="bottom"/>
             <w:hideMark/>
@@ -4075,7 +4060,6 @@
               <w:bottom w:val="single" w:sz="4" w:space="0" w:color="auto"/>
               <w:right w:val="single" w:sz="4" w:space="0" w:color="auto"/>
             </w:tcBorders>
-            <w:shd w:val="clear" w:color="auto" w:fill="auto"/>
             <w:noWrap/>
             <w:vAlign w:val="bottom"/>
             <w:hideMark/>
@@ -4151,7 +4135,6 @@
               <w:bottom w:val="single" w:sz="4" w:space="0" w:color="auto"/>
               <w:right w:val="single" w:sz="4" w:space="0" w:color="auto"/>
             </w:tcBorders>
-            <w:shd w:val="clear" w:color="auto" w:fill="auto"/>
             <w:noWrap/>
             <w:vAlign w:val="bottom"/>
             <w:hideMark/>
@@ -4194,7 +4177,6 @@
               <w:bottom w:val="single" w:sz="4" w:space="0" w:color="auto"/>
               <w:right w:val="single" w:sz="4" w:space="0" w:color="auto"/>
             </w:tcBorders>
-            <w:shd w:val="clear" w:color="auto" w:fill="auto"/>
             <w:noWrap/>
             <w:vAlign w:val="bottom"/>
             <w:hideMark/>
@@ -4242,7 +4224,6 @@
               <w:bottom w:val="single" w:sz="4" w:space="0" w:color="auto"/>
               <w:right w:val="single" w:sz="4" w:space="0" w:color="auto"/>
             </w:tcBorders>
-            <w:shd w:val="clear" w:color="auto" w:fill="auto"/>
             <w:noWrap/>
             <w:vAlign w:val="bottom"/>
             <w:hideMark/>
@@ -4285,7 +4266,6 @@
               <w:bottom w:val="single" w:sz="4" w:space="0" w:color="auto"/>
               <w:right w:val="single" w:sz="4" w:space="0" w:color="auto"/>
             </w:tcBorders>
-            <w:shd w:val="clear" w:color="auto" w:fill="auto"/>
             <w:noWrap/>
             <w:vAlign w:val="bottom"/>
             <w:hideMark/>
@@ -4331,7 +4311,6 @@
               <w:bottom w:val="single" w:sz="4" w:space="0" w:color="auto"/>
               <w:right w:val="single" w:sz="4" w:space="0" w:color="auto"/>
             </w:tcBorders>
-            <w:shd w:val="clear" w:color="auto" w:fill="auto"/>
             <w:noWrap/>
             <w:vAlign w:val="bottom"/>
             <w:hideMark/>
@@ -4372,7 +4351,6 @@
               <w:bottom w:val="single" w:sz="4" w:space="0" w:color="auto"/>
               <w:right w:val="single" w:sz="4" w:space="0" w:color="auto"/>
             </w:tcBorders>
-            <w:shd w:val="clear" w:color="auto" w:fill="auto"/>
             <w:noWrap/>
             <w:vAlign w:val="bottom"/>
             <w:hideMark/>
@@ -4606,7 +4584,6 @@
               <w:bottom w:val="single" w:sz="4" w:space="0" w:color="auto"/>
               <w:right w:val="single" w:sz="4" w:space="0" w:color="auto"/>
             </w:tcBorders>
-            <w:shd w:val="clear" w:color="auto" w:fill="auto"/>
             <w:noWrap/>
             <w:vAlign w:val="bottom"/>
             <w:hideMark/>
@@ -4654,7 +4631,6 @@
               <w:bottom w:val="single" w:sz="4" w:space="0" w:color="auto"/>
               <w:right w:val="single" w:sz="4" w:space="0" w:color="auto"/>
             </w:tcBorders>
-            <w:shd w:val="clear" w:color="auto" w:fill="auto"/>
             <w:noWrap/>
             <w:vAlign w:val="bottom"/>
             <w:hideMark/>
@@ -4695,7 +4671,6 @@
               <w:bottom w:val="single" w:sz="4" w:space="0" w:color="auto"/>
               <w:right w:val="single" w:sz="4" w:space="0" w:color="auto"/>
             </w:tcBorders>
-            <w:shd w:val="clear" w:color="auto" w:fill="auto"/>
             <w:noWrap/>
             <w:vAlign w:val="bottom"/>
             <w:hideMark/>
@@ -4771,7 +4746,6 @@
               <w:bottom w:val="single" w:sz="4" w:space="0" w:color="auto"/>
               <w:right w:val="single" w:sz="4" w:space="0" w:color="auto"/>
             </w:tcBorders>
-            <w:shd w:val="clear" w:color="auto" w:fill="auto"/>
             <w:noWrap/>
             <w:vAlign w:val="bottom"/>
             <w:hideMark/>
@@ -4814,7 +4788,6 @@
               <w:bottom w:val="single" w:sz="4" w:space="0" w:color="auto"/>
               <w:right w:val="single" w:sz="4" w:space="0" w:color="auto"/>
             </w:tcBorders>
-            <w:shd w:val="clear" w:color="auto" w:fill="auto"/>
             <w:noWrap/>
             <w:vAlign w:val="bottom"/>
             <w:hideMark/>
@@ -4862,7 +4835,6 @@
               <w:bottom w:val="single" w:sz="4" w:space="0" w:color="auto"/>
               <w:right w:val="single" w:sz="4" w:space="0" w:color="auto"/>
             </w:tcBorders>
-            <w:shd w:val="clear" w:color="auto" w:fill="auto"/>
             <w:noWrap/>
             <w:vAlign w:val="bottom"/>
             <w:hideMark/>
@@ -4905,7 +4877,6 @@
               <w:bottom w:val="single" w:sz="4" w:space="0" w:color="auto"/>
               <w:right w:val="single" w:sz="4" w:space="0" w:color="auto"/>
             </w:tcBorders>
-            <w:shd w:val="clear" w:color="auto" w:fill="auto"/>
             <w:noWrap/>
             <w:vAlign w:val="bottom"/>
             <w:hideMark/>
@@ -5109,7 +5080,6 @@
               <w:bottom w:val="single" w:sz="4" w:space="0" w:color="auto"/>
               <w:right w:val="single" w:sz="4" w:space="0" w:color="auto"/>
             </w:tcBorders>
-            <w:shd w:val="clear" w:color="auto" w:fill="auto"/>
             <w:noWrap/>
             <w:vAlign w:val="bottom"/>
             <w:hideMark/>
@@ -5157,7 +5127,6 @@
               <w:bottom w:val="single" w:sz="4" w:space="0" w:color="auto"/>
               <w:right w:val="single" w:sz="4" w:space="0" w:color="auto"/>
             </w:tcBorders>
-            <w:shd w:val="clear" w:color="auto" w:fill="auto"/>
             <w:noWrap/>
             <w:vAlign w:val="bottom"/>
             <w:hideMark/>
@@ -5200,7 +5169,6 @@
               <w:bottom w:val="single" w:sz="4" w:space="0" w:color="auto"/>
               <w:right w:val="single" w:sz="4" w:space="0" w:color="auto"/>
             </w:tcBorders>
-            <w:shd w:val="clear" w:color="auto" w:fill="auto"/>
             <w:noWrap/>
             <w:vAlign w:val="bottom"/>
             <w:hideMark/>
@@ -5302,7 +5270,6 @@
               <w:bottom w:val="single" w:sz="4" w:space="0" w:color="auto"/>
               <w:right w:val="single" w:sz="4" w:space="0" w:color="auto"/>
             </w:tcBorders>
-            <w:shd w:val="clear" w:color="auto" w:fill="auto"/>
             <w:noWrap/>
             <w:vAlign w:val="bottom"/>
             <w:hideMark/>
@@ -5343,7 +5310,6 @@
               <w:bottom w:val="single" w:sz="4" w:space="0" w:color="auto"/>
               <w:right w:val="single" w:sz="4" w:space="0" w:color="auto"/>
             </w:tcBorders>
-            <w:shd w:val="clear" w:color="auto" w:fill="auto"/>
             <w:noWrap/>
             <w:vAlign w:val="bottom"/>
             <w:hideMark/>
@@ -5445,7 +5411,6 @@
               <w:bottom w:val="single" w:sz="4" w:space="0" w:color="auto"/>
               <w:right w:val="single" w:sz="4" w:space="0" w:color="auto"/>
             </w:tcBorders>
-            <w:shd w:val="clear" w:color="auto" w:fill="auto"/>
             <w:noWrap/>
             <w:vAlign w:val="bottom"/>
             <w:hideMark/>
@@ -5488,7 +5453,6 @@
               <w:bottom w:val="single" w:sz="4" w:space="0" w:color="auto"/>
               <w:right w:val="single" w:sz="4" w:space="0" w:color="auto"/>
             </w:tcBorders>
-            <w:shd w:val="clear" w:color="auto" w:fill="auto"/>
             <w:noWrap/>
             <w:vAlign w:val="bottom"/>
             <w:hideMark/>
@@ -5562,7 +5526,6 @@
               <w:bottom w:val="single" w:sz="4" w:space="0" w:color="auto"/>
               <w:right w:val="single" w:sz="4" w:space="0" w:color="auto"/>
             </w:tcBorders>
-            <w:shd w:val="clear" w:color="auto" w:fill="auto"/>
             <w:noWrap/>
             <w:vAlign w:val="bottom"/>
             <w:hideMark/>
@@ -5605,7 +5568,6 @@
               <w:bottom w:val="single" w:sz="4" w:space="0" w:color="auto"/>
               <w:right w:val="single" w:sz="4" w:space="0" w:color="auto"/>
             </w:tcBorders>
-            <w:shd w:val="clear" w:color="auto" w:fill="auto"/>
             <w:noWrap/>
             <w:vAlign w:val="bottom"/>
             <w:hideMark/>
@@ -5679,7 +5641,6 @@
               <w:bottom w:val="single" w:sz="4" w:space="0" w:color="auto"/>
               <w:right w:val="single" w:sz="4" w:space="0" w:color="auto"/>
             </w:tcBorders>
-            <w:shd w:val="clear" w:color="auto" w:fill="auto"/>
             <w:noWrap/>
             <w:vAlign w:val="bottom"/>
             <w:hideMark/>
@@ -5720,7 +5681,6 @@
               <w:bottom w:val="single" w:sz="4" w:space="0" w:color="auto"/>
               <w:right w:val="single" w:sz="4" w:space="0" w:color="auto"/>
             </w:tcBorders>
-            <w:shd w:val="clear" w:color="auto" w:fill="auto"/>
             <w:noWrap/>
             <w:vAlign w:val="bottom"/>
             <w:hideMark/>
@@ -5794,7 +5754,6 @@
               <w:bottom w:val="single" w:sz="4" w:space="0" w:color="auto"/>
               <w:right w:val="single" w:sz="4" w:space="0" w:color="auto"/>
             </w:tcBorders>
-            <w:shd w:val="clear" w:color="auto" w:fill="auto"/>
             <w:noWrap/>
             <w:vAlign w:val="bottom"/>
             <w:hideMark/>
@@ -5835,7 +5794,6 @@
               <w:bottom w:val="single" w:sz="4" w:space="0" w:color="auto"/>
               <w:right w:val="single" w:sz="4" w:space="0" w:color="auto"/>
             </w:tcBorders>
-            <w:shd w:val="clear" w:color="auto" w:fill="auto"/>
             <w:noWrap/>
             <w:vAlign w:val="bottom"/>
             <w:hideMark/>
@@ -5920,8 +5878,8 @@
         <w:tblLook w:val="04A0" w:firstRow="1" w:lastRow="0" w:firstColumn="1" w:lastColumn="0" w:noHBand="0" w:noVBand="1"/>
       </w:tblPr>
       <w:tblGrid>
-        <w:gridCol w:w="2024"/>
-        <w:gridCol w:w="1836"/>
+        <w:gridCol w:w="2053"/>
+        <w:gridCol w:w="1852"/>
       </w:tblGrid>
       <w:tr>
         <w:trPr>
@@ -6065,7 +6023,6 @@
               <w:bottom w:val="single" w:sz="4" w:space="0" w:color="auto"/>
               <w:right w:val="single" w:sz="4" w:space="0" w:color="auto"/>
             </w:tcBorders>
-            <w:shd w:val="clear" w:color="auto" w:fill="auto"/>
             <w:noWrap/>
             <w:vAlign w:val="bottom"/>
             <w:hideMark/>
@@ -6194,7 +6151,6 @@
               <w:bottom w:val="single" w:sz="4" w:space="0" w:color="auto"/>
               <w:right w:val="single" w:sz="4" w:space="0" w:color="auto"/>
             </w:tcBorders>
-            <w:shd w:val="clear" w:color="auto" w:fill="auto"/>
             <w:noWrap/>
             <w:vAlign w:val="bottom"/>
             <w:hideMark/>
@@ -6375,7 +6331,6 @@
               <w:bottom w:val="single" w:sz="4" w:space="0" w:color="auto"/>
               <w:right w:val="single" w:sz="4" w:space="0" w:color="auto"/>
             </w:tcBorders>
-            <w:shd w:val="clear" w:color="auto" w:fill="auto"/>
             <w:noWrap/>
             <w:vAlign w:val="bottom"/>
             <w:hideMark/>
@@ -6556,7 +6511,6 @@
               <w:bottom w:val="single" w:sz="4" w:space="0" w:color="auto"/>
               <w:right w:val="single" w:sz="4" w:space="0" w:color="auto"/>
             </w:tcBorders>
-            <w:shd w:val="clear" w:color="auto" w:fill="auto"/>
             <w:noWrap/>
             <w:vAlign w:val="bottom"/>
             <w:hideMark/>
@@ -6685,7 +6639,6 @@
               <w:bottom w:val="single" w:sz="4" w:space="0" w:color="auto"/>
               <w:right w:val="single" w:sz="4" w:space="0" w:color="auto"/>
             </w:tcBorders>
-            <w:shd w:val="clear" w:color="auto" w:fill="auto"/>
             <w:noWrap/>
             <w:vAlign w:val="bottom"/>
             <w:hideMark/>
@@ -6866,7 +6819,6 @@
               <w:bottom w:val="nil"/>
               <w:right w:val="single" w:sz="4" w:space="0" w:color="auto"/>
             </w:tcBorders>
-            <w:shd w:val="clear" w:color="auto" w:fill="auto"/>
             <w:noWrap/>
             <w:vAlign w:val="bottom"/>
             <w:hideMark/>
@@ -6914,7 +6866,6 @@
               <w:bottom w:val="single" w:sz="4" w:space="0" w:color="auto"/>
               <w:right w:val="single" w:sz="4" w:space="0" w:color="auto"/>
             </w:tcBorders>
-            <w:shd w:val="clear" w:color="auto" w:fill="auto"/>
             <w:noWrap/>
             <w:vAlign w:val="bottom"/>
             <w:hideMark/>
@@ -6957,7 +6908,6 @@
               <w:bottom w:val="single" w:sz="4" w:space="0" w:color="auto"/>
               <w:right w:val="single" w:sz="4" w:space="0" w:color="auto"/>
             </w:tcBorders>
-            <w:shd w:val="clear" w:color="auto" w:fill="auto"/>
             <w:noWrap/>
             <w:vAlign w:val="bottom"/>
             <w:hideMark/>
@@ -7031,7 +6981,6 @@
               <w:bottom w:val="single" w:sz="4" w:space="0" w:color="auto"/>
               <w:right w:val="single" w:sz="4" w:space="0" w:color="auto"/>
             </w:tcBorders>
-            <w:shd w:val="clear" w:color="auto" w:fill="auto"/>
             <w:noWrap/>
             <w:vAlign w:val="bottom"/>
             <w:hideMark/>
@@ -7074,7 +7023,6 @@
               <w:bottom w:val="single" w:sz="4" w:space="0" w:color="auto"/>
               <w:right w:val="single" w:sz="4" w:space="0" w:color="auto"/>
             </w:tcBorders>
-            <w:shd w:val="clear" w:color="auto" w:fill="auto"/>
             <w:noWrap/>
             <w:vAlign w:val="bottom"/>
             <w:hideMark/>
@@ -7120,7 +7068,6 @@
               <w:bottom w:val="single" w:sz="4" w:space="0" w:color="auto"/>
               <w:right w:val="single" w:sz="4" w:space="0" w:color="auto"/>
             </w:tcBorders>
-            <w:shd w:val="clear" w:color="auto" w:fill="auto"/>
             <w:noWrap/>
             <w:vAlign w:val="bottom"/>
             <w:hideMark/>
@@ -7161,7 +7108,6 @@
               <w:bottom w:val="single" w:sz="4" w:space="0" w:color="auto"/>
               <w:right w:val="single" w:sz="4" w:space="0" w:color="auto"/>
             </w:tcBorders>
-            <w:shd w:val="clear" w:color="auto" w:fill="auto"/>
             <w:noWrap/>
             <w:vAlign w:val="bottom"/>
             <w:hideMark/>
@@ -7235,7 +7181,6 @@
               <w:bottom w:val="single" w:sz="4" w:space="0" w:color="auto"/>
               <w:right w:val="single" w:sz="4" w:space="0" w:color="auto"/>
             </w:tcBorders>
-            <w:shd w:val="clear" w:color="auto" w:fill="auto"/>
             <w:noWrap/>
             <w:vAlign w:val="bottom"/>
             <w:hideMark/>
@@ -7276,7 +7221,6 @@
               <w:bottom w:val="single" w:sz="4" w:space="0" w:color="auto"/>
               <w:right w:val="single" w:sz="4" w:space="0" w:color="auto"/>
             </w:tcBorders>
-            <w:shd w:val="clear" w:color="auto" w:fill="auto"/>
             <w:noWrap/>
             <w:vAlign w:val="bottom"/>
             <w:hideMark/>
@@ -7350,7 +7294,6 @@
               <w:bottom w:val="single" w:sz="4" w:space="0" w:color="auto"/>
               <w:right w:val="single" w:sz="4" w:space="0" w:color="auto"/>
             </w:tcBorders>
-            <w:shd w:val="clear" w:color="auto" w:fill="auto"/>
             <w:noWrap/>
             <w:vAlign w:val="bottom"/>
             <w:hideMark/>
@@ -7393,7 +7336,6 @@
               <w:bottom w:val="single" w:sz="4" w:space="0" w:color="auto"/>
               <w:right w:val="single" w:sz="4" w:space="0" w:color="auto"/>
             </w:tcBorders>
-            <w:shd w:val="clear" w:color="auto" w:fill="auto"/>
             <w:noWrap/>
             <w:vAlign w:val="bottom"/>
             <w:hideMark/>
@@ -7456,3638 +7398,1366 @@
     <w:p/>
     <w:p/>
     <w:p>
-      <w:r>
+      <w:pPr>
+        <w:rPr>
+          <w:b/>
+          <w:bCs/>
+        </w:rPr>
+      </w:pPr>
+      <w:r>
+        <w:rPr>
+          <w:b/>
+          <w:bCs/>
+        </w:rPr>
         <w:lastRenderedPageBreak/>
-        <w:t>SCRIPT</w:t>
+        <w:t>Vistas (VW)</w:t>
       </w:r>
     </w:p>
     <w:p>
       <w:pPr>
-        <w:rPr>
-          <w:rFonts w:asciiTheme="majorHAnsi" w:hAnsiTheme="majorHAnsi"/>
-          <w:sz w:val="20"/>
-          <w:szCs w:val="20"/>
-          <w:lang w:val="en-US"/>
-        </w:rPr>
-      </w:pPr>
+        <w:pStyle w:val="Prrafodelista"/>
+        <w:numPr>
+          <w:ilvl w:val="0"/>
+          <w:numId w:val="14"/>
+        </w:numPr>
+        <w:rPr>
+          <w:i/>
+          <w:iCs/>
+          <w:sz w:val="22"/>
+          <w:szCs w:val="22"/>
+        </w:rPr>
+      </w:pPr>
+      <w:r>
+        <w:rPr>
+          <w:b/>
+          <w:bCs/>
+        </w:rPr>
+        <w:t>vw_ordenes_detalle</w:t>
+      </w:r>
+      <w:r>
+        <w:rPr>
+          <w:b/>
+          <w:bCs/>
+        </w:rPr>
+        <w:br/>
+      </w:r>
+      <w:r>
+        <w:rPr>
+          <w:b/>
+          <w:bCs/>
+          <w:sz w:val="22"/>
+          <w:szCs w:val="22"/>
+        </w:rPr>
+        <w:t xml:space="preserve">Objetivo: </w:t>
+      </w:r>
+      <w:r>
+        <w:rPr>
+          <w:i/>
+          <w:iCs/>
+          <w:sz w:val="22"/>
+          <w:szCs w:val="22"/>
+        </w:rPr>
+        <w:t>vista unificada de órdenes con cliente, domicilio, técnico, equipo y tipo de servicio.</w:t>
+      </w:r>
+      <w:r>
+        <w:rPr>
+          <w:i/>
+          <w:iCs/>
+          <w:sz w:val="22"/>
+          <w:szCs w:val="22"/>
+        </w:rPr>
+        <w:br/>
+        <w:t>Tablas que la componen:</w:t>
+      </w:r>
     </w:p>
     <w:p>
       <w:pPr>
-        <w:rPr>
-          <w:rFonts w:asciiTheme="majorHAnsi" w:hAnsiTheme="majorHAnsi"/>
-          <w:sz w:val="20"/>
-          <w:szCs w:val="20"/>
-          <w:lang w:val="en-US"/>
-        </w:rPr>
-      </w:pPr>
-      <w:r>
-        <w:rPr>
-          <w:rFonts w:asciiTheme="majorHAnsi" w:hAnsiTheme="majorHAnsi"/>
-          <w:sz w:val="20"/>
-          <w:szCs w:val="20"/>
-          <w:lang w:val="en-US"/>
-        </w:rPr>
-        <w:t xml:space="preserve">CREATE </w:t>
-      </w:r>
-      <w:proofErr w:type="gramStart"/>
-      <w:r>
-        <w:rPr>
-          <w:rFonts w:asciiTheme="majorHAnsi" w:hAnsiTheme="majorHAnsi"/>
-          <w:sz w:val="20"/>
-          <w:szCs w:val="20"/>
-          <w:lang w:val="en-US"/>
-        </w:rPr>
-        <w:t>SCHEMA  shl</w:t>
-      </w:r>
-      <w:proofErr w:type="gramEnd"/>
-      <w:r>
-        <w:rPr>
-          <w:rFonts w:asciiTheme="majorHAnsi" w:hAnsiTheme="majorHAnsi"/>
-          <w:sz w:val="20"/>
-          <w:szCs w:val="20"/>
-          <w:lang w:val="en-US"/>
-        </w:rPr>
-        <w:t>_</w:t>
-      </w:r>
-      <w:proofErr w:type="gramStart"/>
-      <w:r>
-        <w:rPr>
-          <w:rFonts w:asciiTheme="majorHAnsi" w:hAnsiTheme="majorHAnsi"/>
-          <w:sz w:val="20"/>
-          <w:szCs w:val="20"/>
-          <w:lang w:val="en-US"/>
-        </w:rPr>
-        <w:t>v1;</w:t>
-      </w:r>
-      <w:proofErr w:type="gramEnd"/>
-    </w:p>
-    <w:p>
-      <w:pPr>
-        <w:rPr>
-          <w:rFonts w:asciiTheme="majorHAnsi" w:hAnsiTheme="majorHAnsi"/>
-          <w:sz w:val="20"/>
-          <w:szCs w:val="20"/>
-          <w:lang w:val="en-US"/>
-        </w:rPr>
-      </w:pPr>
-      <w:r>
-        <w:rPr>
-          <w:rFonts w:asciiTheme="majorHAnsi" w:hAnsiTheme="majorHAnsi"/>
-          <w:sz w:val="20"/>
-          <w:szCs w:val="20"/>
-          <w:lang w:val="en-US"/>
-        </w:rPr>
-        <w:t>USE shl_</w:t>
-      </w:r>
-      <w:proofErr w:type="gramStart"/>
-      <w:r>
-        <w:rPr>
-          <w:rFonts w:asciiTheme="majorHAnsi" w:hAnsiTheme="majorHAnsi"/>
-          <w:sz w:val="20"/>
-          <w:szCs w:val="20"/>
-          <w:lang w:val="en-US"/>
-        </w:rPr>
-        <w:t>v1;</w:t>
-      </w:r>
-      <w:proofErr w:type="gramEnd"/>
-    </w:p>
-    <w:p>
-      <w:pPr>
-        <w:rPr>
-          <w:rFonts w:asciiTheme="majorHAnsi" w:hAnsiTheme="majorHAnsi"/>
-          <w:sz w:val="20"/>
-          <w:szCs w:val="20"/>
-          <w:lang w:val="en-US"/>
-        </w:rPr>
-      </w:pPr>
-      <w:r>
-        <w:rPr>
-          <w:rFonts w:asciiTheme="majorHAnsi" w:hAnsiTheme="majorHAnsi"/>
-          <w:sz w:val="20"/>
-          <w:szCs w:val="20"/>
-          <w:lang w:val="en-US"/>
-        </w:rPr>
-        <w:t xml:space="preserve">CREATE TABLE </w:t>
-      </w:r>
+        <w:pStyle w:val="Prrafodelista"/>
+        <w:numPr>
+          <w:ilvl w:val="1"/>
+          <w:numId w:val="14"/>
+        </w:numPr>
+        <w:spacing w:line="276" w:lineRule="auto"/>
+        <w:rPr>
+          <w:i/>
+          <w:iCs/>
+          <w:sz w:val="22"/>
+          <w:szCs w:val="22"/>
+        </w:rPr>
+      </w:pPr>
       <w:proofErr w:type="spellStart"/>
       <w:r>
         <w:rPr>
-          <w:rFonts w:asciiTheme="majorHAnsi" w:hAnsiTheme="majorHAnsi"/>
-          <w:sz w:val="20"/>
-          <w:szCs w:val="20"/>
-          <w:lang w:val="en-US"/>
-        </w:rPr>
-        <w:t>cliente</w:t>
-      </w:r>
-      <w:proofErr w:type="spellEnd"/>
-      <w:r>
-        <w:rPr>
-          <w:rFonts w:asciiTheme="majorHAnsi" w:hAnsiTheme="majorHAnsi"/>
-          <w:sz w:val="20"/>
-          <w:szCs w:val="20"/>
-          <w:lang w:val="en-US"/>
-        </w:rPr>
-        <w:t xml:space="preserve"> (</w:t>
-      </w:r>
-    </w:p>
-    <w:p>
-      <w:pPr>
-        <w:rPr>
-          <w:rFonts w:asciiTheme="majorHAnsi" w:hAnsiTheme="majorHAnsi"/>
-          <w:sz w:val="20"/>
-          <w:szCs w:val="20"/>
-          <w:lang w:val="en-US"/>
-        </w:rPr>
-      </w:pPr>
-      <w:r>
-        <w:rPr>
-          <w:rFonts w:asciiTheme="majorHAnsi" w:hAnsiTheme="majorHAnsi"/>
-          <w:sz w:val="20"/>
-          <w:szCs w:val="20"/>
-          <w:lang w:val="en-US"/>
-        </w:rPr>
-        <w:t xml:space="preserve">  </w:t>
-      </w:r>
-      <w:proofErr w:type="spellStart"/>
-      <w:r>
-        <w:rPr>
-          <w:rFonts w:asciiTheme="majorHAnsi" w:hAnsiTheme="majorHAnsi"/>
-          <w:sz w:val="20"/>
-          <w:szCs w:val="20"/>
-          <w:lang w:val="en-US"/>
-        </w:rPr>
-        <w:t>id_cliente</w:t>
-      </w:r>
-      <w:proofErr w:type="spellEnd"/>
-      <w:r>
-        <w:rPr>
-          <w:rFonts w:asciiTheme="majorHAnsi" w:hAnsiTheme="majorHAnsi"/>
-          <w:sz w:val="20"/>
-          <w:szCs w:val="20"/>
-          <w:lang w:val="en-US"/>
-        </w:rPr>
-        <w:t xml:space="preserve">              INT PRIMARY KEY AUTO_INCREMENT,</w:t>
-      </w:r>
-    </w:p>
-    <w:p>
-      <w:pPr>
-        <w:rPr>
-          <w:rFonts w:asciiTheme="majorHAnsi" w:hAnsiTheme="majorHAnsi"/>
-          <w:sz w:val="20"/>
-          <w:szCs w:val="20"/>
-        </w:rPr>
-      </w:pPr>
-      <w:r>
-        <w:rPr>
-          <w:rFonts w:asciiTheme="majorHAnsi" w:hAnsiTheme="majorHAnsi"/>
-          <w:sz w:val="20"/>
-          <w:szCs w:val="20"/>
-          <w:lang w:val="en-US"/>
-        </w:rPr>
-        <w:t xml:space="preserve">  </w:t>
-      </w:r>
-      <w:r>
-        <w:rPr>
-          <w:rFonts w:asciiTheme="majorHAnsi" w:hAnsiTheme="majorHAnsi"/>
-          <w:sz w:val="20"/>
-          <w:szCs w:val="20"/>
-        </w:rPr>
-        <w:t xml:space="preserve">nombre                  </w:t>
-      </w:r>
-      <w:proofErr w:type="gramStart"/>
-      <w:r>
-        <w:rPr>
-          <w:rFonts w:asciiTheme="majorHAnsi" w:hAnsiTheme="majorHAnsi"/>
-          <w:sz w:val="20"/>
-          <w:szCs w:val="20"/>
-        </w:rPr>
-        <w:t>VARCHAR(</w:t>
-      </w:r>
-      <w:proofErr w:type="gramEnd"/>
-      <w:r>
-        <w:rPr>
-          <w:rFonts w:asciiTheme="majorHAnsi" w:hAnsiTheme="majorHAnsi"/>
-          <w:sz w:val="20"/>
-          <w:szCs w:val="20"/>
-        </w:rPr>
-        <w:t>80) NOT NULL,</w:t>
-      </w:r>
-    </w:p>
-    <w:p>
-      <w:pPr>
-        <w:rPr>
-          <w:rFonts w:asciiTheme="majorHAnsi" w:hAnsiTheme="majorHAnsi"/>
-          <w:sz w:val="20"/>
-          <w:szCs w:val="20"/>
-        </w:rPr>
-      </w:pPr>
-      <w:r>
-        <w:rPr>
-          <w:rFonts w:asciiTheme="majorHAnsi" w:hAnsiTheme="majorHAnsi"/>
-          <w:sz w:val="20"/>
-          <w:szCs w:val="20"/>
-        </w:rPr>
-        <w:t xml:space="preserve">  </w:t>
-      </w:r>
-      <w:proofErr w:type="spellStart"/>
-      <w:r>
-        <w:rPr>
-          <w:rFonts w:asciiTheme="majorHAnsi" w:hAnsiTheme="majorHAnsi"/>
-          <w:sz w:val="20"/>
-          <w:szCs w:val="20"/>
-        </w:rPr>
-        <w:t>apellido_razon_social</w:t>
-      </w:r>
-      <w:proofErr w:type="spellEnd"/>
-      <w:r>
-        <w:rPr>
-          <w:rFonts w:asciiTheme="majorHAnsi" w:hAnsiTheme="majorHAnsi"/>
-          <w:sz w:val="20"/>
-          <w:szCs w:val="20"/>
-        </w:rPr>
-        <w:t xml:space="preserve">   </w:t>
-      </w:r>
-      <w:proofErr w:type="gramStart"/>
-      <w:r>
-        <w:rPr>
-          <w:rFonts w:asciiTheme="majorHAnsi" w:hAnsiTheme="majorHAnsi"/>
-          <w:sz w:val="20"/>
-          <w:szCs w:val="20"/>
-        </w:rPr>
-        <w:t>VARCHAR(</w:t>
-      </w:r>
-      <w:proofErr w:type="gramEnd"/>
-      <w:r>
-        <w:rPr>
-          <w:rFonts w:asciiTheme="majorHAnsi" w:hAnsiTheme="majorHAnsi"/>
-          <w:sz w:val="20"/>
-          <w:szCs w:val="20"/>
-        </w:rPr>
-        <w:t>120) NOT NULL,</w:t>
-      </w:r>
-    </w:p>
-    <w:p>
-      <w:pPr>
-        <w:rPr>
-          <w:rFonts w:asciiTheme="majorHAnsi" w:hAnsiTheme="majorHAnsi"/>
-          <w:sz w:val="20"/>
-          <w:szCs w:val="20"/>
-        </w:rPr>
-      </w:pPr>
-      <w:r>
-        <w:rPr>
-          <w:rFonts w:asciiTheme="majorHAnsi" w:hAnsiTheme="majorHAnsi"/>
-          <w:sz w:val="20"/>
-          <w:szCs w:val="20"/>
-        </w:rPr>
-        <w:t xml:space="preserve">  </w:t>
-      </w:r>
-      <w:proofErr w:type="spellStart"/>
-      <w:r>
-        <w:rPr>
-          <w:rFonts w:asciiTheme="majorHAnsi" w:hAnsiTheme="majorHAnsi"/>
-          <w:sz w:val="20"/>
-          <w:szCs w:val="20"/>
-        </w:rPr>
-        <w:t>tipo_doc</w:t>
-      </w:r>
-      <w:proofErr w:type="spellEnd"/>
-      <w:r>
-        <w:rPr>
-          <w:rFonts w:asciiTheme="majorHAnsi" w:hAnsiTheme="majorHAnsi"/>
-          <w:sz w:val="20"/>
-          <w:szCs w:val="20"/>
-        </w:rPr>
-        <w:t xml:space="preserve">                </w:t>
-      </w:r>
-      <w:proofErr w:type="gramStart"/>
-      <w:r>
-        <w:rPr>
-          <w:rFonts w:asciiTheme="majorHAnsi" w:hAnsiTheme="majorHAnsi"/>
-          <w:sz w:val="20"/>
-          <w:szCs w:val="20"/>
-        </w:rPr>
-        <w:t>VARCHAR(</w:t>
-      </w:r>
-      <w:proofErr w:type="gramEnd"/>
-      <w:r>
-        <w:rPr>
-          <w:rFonts w:asciiTheme="majorHAnsi" w:hAnsiTheme="majorHAnsi"/>
-          <w:sz w:val="20"/>
-          <w:szCs w:val="20"/>
-        </w:rPr>
-        <w:t>10),</w:t>
-      </w:r>
-    </w:p>
-    <w:p>
-      <w:pPr>
-        <w:rPr>
-          <w:rFonts w:asciiTheme="majorHAnsi" w:hAnsiTheme="majorHAnsi"/>
-          <w:sz w:val="20"/>
-          <w:szCs w:val="20"/>
-        </w:rPr>
-      </w:pPr>
-      <w:r>
-        <w:rPr>
-          <w:rFonts w:asciiTheme="majorHAnsi" w:hAnsiTheme="majorHAnsi"/>
-          <w:sz w:val="20"/>
-          <w:szCs w:val="20"/>
-        </w:rPr>
-        <w:t xml:space="preserve">  </w:t>
-      </w:r>
-      <w:proofErr w:type="spellStart"/>
-      <w:r>
-        <w:rPr>
-          <w:rFonts w:asciiTheme="majorHAnsi" w:hAnsiTheme="majorHAnsi"/>
-          <w:sz w:val="20"/>
-          <w:szCs w:val="20"/>
-        </w:rPr>
-        <w:t>nro_doc</w:t>
-      </w:r>
-      <w:proofErr w:type="spellEnd"/>
-      <w:r>
-        <w:rPr>
-          <w:rFonts w:asciiTheme="majorHAnsi" w:hAnsiTheme="majorHAnsi"/>
-          <w:sz w:val="20"/>
-          <w:szCs w:val="20"/>
-        </w:rPr>
-        <w:t xml:space="preserve">                 </w:t>
-      </w:r>
-      <w:proofErr w:type="gramStart"/>
-      <w:r>
-        <w:rPr>
-          <w:rFonts w:asciiTheme="majorHAnsi" w:hAnsiTheme="majorHAnsi"/>
-          <w:sz w:val="20"/>
-          <w:szCs w:val="20"/>
-        </w:rPr>
-        <w:t>VARCHAR(</w:t>
-      </w:r>
-      <w:proofErr w:type="gramEnd"/>
-      <w:r>
-        <w:rPr>
-          <w:rFonts w:asciiTheme="majorHAnsi" w:hAnsiTheme="majorHAnsi"/>
-          <w:sz w:val="20"/>
-          <w:szCs w:val="20"/>
-        </w:rPr>
-        <w:t>30),</w:t>
-      </w:r>
-    </w:p>
-    <w:p>
-      <w:pPr>
-        <w:rPr>
-          <w:rFonts w:asciiTheme="majorHAnsi" w:hAnsiTheme="majorHAnsi"/>
-          <w:sz w:val="20"/>
-          <w:szCs w:val="20"/>
-        </w:rPr>
-      </w:pPr>
-      <w:r>
-        <w:rPr>
-          <w:rFonts w:asciiTheme="majorHAnsi" w:hAnsiTheme="majorHAnsi"/>
-          <w:sz w:val="20"/>
-          <w:szCs w:val="20"/>
-        </w:rPr>
-        <w:t xml:space="preserve">  correo                  </w:t>
-      </w:r>
-      <w:proofErr w:type="gramStart"/>
-      <w:r>
-        <w:rPr>
-          <w:rFonts w:asciiTheme="majorHAnsi" w:hAnsiTheme="majorHAnsi"/>
-          <w:sz w:val="20"/>
-          <w:szCs w:val="20"/>
-        </w:rPr>
-        <w:t>VARCHAR(</w:t>
-      </w:r>
-      <w:proofErr w:type="gramEnd"/>
-      <w:r>
-        <w:rPr>
-          <w:rFonts w:asciiTheme="majorHAnsi" w:hAnsiTheme="majorHAnsi"/>
-          <w:sz w:val="20"/>
-          <w:szCs w:val="20"/>
-        </w:rPr>
-        <w:t>120),</w:t>
-      </w:r>
-    </w:p>
-    <w:p>
-      <w:pPr>
-        <w:rPr>
-          <w:rFonts w:asciiTheme="majorHAnsi" w:hAnsiTheme="majorHAnsi"/>
-          <w:sz w:val="20"/>
-          <w:szCs w:val="20"/>
-        </w:rPr>
-      </w:pPr>
-      <w:r>
-        <w:rPr>
-          <w:rFonts w:asciiTheme="majorHAnsi" w:hAnsiTheme="majorHAnsi"/>
-          <w:sz w:val="20"/>
-          <w:szCs w:val="20"/>
-        </w:rPr>
-        <w:t xml:space="preserve">  </w:t>
-      </w:r>
-      <w:proofErr w:type="spellStart"/>
-      <w:r>
-        <w:rPr>
-          <w:rFonts w:asciiTheme="majorHAnsi" w:hAnsiTheme="majorHAnsi"/>
-          <w:sz w:val="20"/>
-          <w:szCs w:val="20"/>
-        </w:rPr>
-        <w:t>tel</w:t>
-      </w:r>
-      <w:proofErr w:type="spellEnd"/>
-      <w:r>
-        <w:rPr>
-          <w:rFonts w:asciiTheme="majorHAnsi" w:hAnsiTheme="majorHAnsi"/>
-          <w:sz w:val="20"/>
-          <w:szCs w:val="20"/>
-        </w:rPr>
-        <w:t xml:space="preserve">                     </w:t>
-      </w:r>
-      <w:proofErr w:type="gramStart"/>
-      <w:r>
-        <w:rPr>
-          <w:rFonts w:asciiTheme="majorHAnsi" w:hAnsiTheme="majorHAnsi"/>
-          <w:sz w:val="20"/>
-          <w:szCs w:val="20"/>
-        </w:rPr>
-        <w:t>VARCHAR(</w:t>
-      </w:r>
-      <w:proofErr w:type="gramEnd"/>
-      <w:r>
-        <w:rPr>
-          <w:rFonts w:asciiTheme="majorHAnsi" w:hAnsiTheme="majorHAnsi"/>
-          <w:sz w:val="20"/>
-          <w:szCs w:val="20"/>
-        </w:rPr>
-        <w:t>40),</w:t>
-      </w:r>
-    </w:p>
-    <w:p>
-      <w:pPr>
-        <w:rPr>
-          <w:rFonts w:asciiTheme="majorHAnsi" w:hAnsiTheme="majorHAnsi"/>
-          <w:sz w:val="20"/>
-          <w:szCs w:val="20"/>
-        </w:rPr>
-      </w:pPr>
-      <w:r>
-        <w:rPr>
-          <w:rFonts w:asciiTheme="majorHAnsi" w:hAnsiTheme="majorHAnsi"/>
-          <w:sz w:val="20"/>
-          <w:szCs w:val="20"/>
-        </w:rPr>
-        <w:t xml:space="preserve">  </w:t>
-      </w:r>
-      <w:proofErr w:type="spellStart"/>
-      <w:r>
-        <w:rPr>
-          <w:rFonts w:asciiTheme="majorHAnsi" w:hAnsiTheme="majorHAnsi"/>
-          <w:sz w:val="20"/>
-          <w:szCs w:val="20"/>
-        </w:rPr>
-        <w:t>obs</w:t>
-      </w:r>
-      <w:proofErr w:type="spellEnd"/>
-      <w:r>
-        <w:rPr>
-          <w:rFonts w:asciiTheme="majorHAnsi" w:hAnsiTheme="majorHAnsi"/>
-          <w:sz w:val="20"/>
-          <w:szCs w:val="20"/>
-        </w:rPr>
-        <w:t xml:space="preserve">                     TEXT,</w:t>
-      </w:r>
-    </w:p>
-    <w:p>
-      <w:pPr>
-        <w:rPr>
-          <w:rFonts w:asciiTheme="majorHAnsi" w:hAnsiTheme="majorHAnsi"/>
-          <w:sz w:val="20"/>
-          <w:szCs w:val="20"/>
-        </w:rPr>
-      </w:pPr>
-      <w:r>
-        <w:rPr>
-          <w:rFonts w:asciiTheme="majorHAnsi" w:hAnsiTheme="majorHAnsi"/>
-          <w:sz w:val="20"/>
-          <w:szCs w:val="20"/>
-        </w:rPr>
-        <w:t xml:space="preserve">  </w:t>
-      </w:r>
-      <w:proofErr w:type="spellStart"/>
-      <w:r>
-        <w:rPr>
-          <w:rFonts w:asciiTheme="majorHAnsi" w:hAnsiTheme="majorHAnsi"/>
-          <w:sz w:val="20"/>
-          <w:szCs w:val="20"/>
-        </w:rPr>
-        <w:t>fecha_alta</w:t>
-      </w:r>
-      <w:proofErr w:type="spellEnd"/>
-      <w:r>
-        <w:rPr>
-          <w:rFonts w:asciiTheme="majorHAnsi" w:hAnsiTheme="majorHAnsi"/>
-          <w:sz w:val="20"/>
-          <w:szCs w:val="20"/>
-        </w:rPr>
-        <w:t xml:space="preserve">              DATE,</w:t>
-      </w:r>
-    </w:p>
-    <w:p>
-      <w:pPr>
-        <w:rPr>
-          <w:rFonts w:asciiTheme="majorHAnsi" w:hAnsiTheme="majorHAnsi"/>
-          <w:sz w:val="20"/>
-          <w:szCs w:val="20"/>
-        </w:rPr>
-      </w:pPr>
-      <w:r>
-        <w:rPr>
-          <w:rFonts w:asciiTheme="majorHAnsi" w:hAnsiTheme="majorHAnsi"/>
-          <w:sz w:val="20"/>
-          <w:szCs w:val="20"/>
-        </w:rPr>
-        <w:t xml:space="preserve">  estado                  </w:t>
-      </w:r>
-      <w:proofErr w:type="gramStart"/>
-      <w:r>
-        <w:rPr>
-          <w:rFonts w:asciiTheme="majorHAnsi" w:hAnsiTheme="majorHAnsi"/>
-          <w:sz w:val="20"/>
-          <w:szCs w:val="20"/>
-        </w:rPr>
-        <w:t>VARCHAR(</w:t>
-      </w:r>
-      <w:proofErr w:type="gramEnd"/>
-      <w:r>
-        <w:rPr>
-          <w:rFonts w:asciiTheme="majorHAnsi" w:hAnsiTheme="majorHAnsi"/>
-          <w:sz w:val="20"/>
-          <w:szCs w:val="20"/>
-        </w:rPr>
-        <w:t>20) DEFAULT 'activo'</w:t>
-      </w:r>
-    </w:p>
-    <w:p>
-      <w:pPr>
-        <w:rPr>
-          <w:rFonts w:asciiTheme="majorHAnsi" w:hAnsiTheme="majorHAnsi"/>
-          <w:sz w:val="20"/>
-          <w:szCs w:val="20"/>
-          <w:lang w:val="en-US"/>
-        </w:rPr>
-      </w:pPr>
-      <w:r>
-        <w:rPr>
-          <w:rFonts w:asciiTheme="majorHAnsi" w:hAnsiTheme="majorHAnsi"/>
-          <w:sz w:val="20"/>
-          <w:szCs w:val="20"/>
-          <w:lang w:val="en-US"/>
-        </w:rPr>
-        <w:t>) ;</w:t>
-      </w:r>
-    </w:p>
-    <w:p>
-      <w:pPr>
-        <w:rPr>
-          <w:rFonts w:asciiTheme="majorHAnsi" w:hAnsiTheme="majorHAnsi"/>
-          <w:sz w:val="20"/>
-          <w:szCs w:val="20"/>
-          <w:lang w:val="en-US"/>
-        </w:rPr>
-      </w:pPr>
-      <w:r>
-        <w:rPr>
-          <w:rFonts w:asciiTheme="majorHAnsi" w:hAnsiTheme="majorHAnsi"/>
-          <w:sz w:val="20"/>
-          <w:szCs w:val="20"/>
-          <w:lang w:val="en-US"/>
-        </w:rPr>
-        <w:t xml:space="preserve">CREATE TABLE </w:t>
-      </w:r>
-      <w:proofErr w:type="spellStart"/>
-      <w:r>
-        <w:rPr>
-          <w:rFonts w:asciiTheme="majorHAnsi" w:hAnsiTheme="majorHAnsi"/>
-          <w:sz w:val="20"/>
-          <w:szCs w:val="20"/>
-          <w:lang w:val="en-US"/>
-        </w:rPr>
-        <w:t>domicilio</w:t>
-      </w:r>
-      <w:proofErr w:type="spellEnd"/>
-      <w:r>
-        <w:rPr>
-          <w:rFonts w:asciiTheme="majorHAnsi" w:hAnsiTheme="majorHAnsi"/>
-          <w:sz w:val="20"/>
-          <w:szCs w:val="20"/>
-          <w:lang w:val="en-US"/>
-        </w:rPr>
-        <w:t xml:space="preserve"> (</w:t>
-      </w:r>
-    </w:p>
-    <w:p>
-      <w:pPr>
-        <w:rPr>
-          <w:rFonts w:asciiTheme="majorHAnsi" w:hAnsiTheme="majorHAnsi"/>
-          <w:sz w:val="20"/>
-          <w:szCs w:val="20"/>
-          <w:lang w:val="en-US"/>
-        </w:rPr>
-      </w:pPr>
-      <w:r>
-        <w:rPr>
-          <w:rFonts w:asciiTheme="majorHAnsi" w:hAnsiTheme="majorHAnsi"/>
-          <w:sz w:val="20"/>
-          <w:szCs w:val="20"/>
-          <w:lang w:val="en-US"/>
-        </w:rPr>
-        <w:t xml:space="preserve">  </w:t>
-      </w:r>
-      <w:proofErr w:type="spellStart"/>
-      <w:r>
-        <w:rPr>
-          <w:rFonts w:asciiTheme="majorHAnsi" w:hAnsiTheme="majorHAnsi"/>
-          <w:sz w:val="20"/>
-          <w:szCs w:val="20"/>
-          <w:lang w:val="en-US"/>
-        </w:rPr>
-        <w:t>id_</w:t>
-      </w:r>
-      <w:proofErr w:type="gramStart"/>
-      <w:r>
-        <w:rPr>
-          <w:rFonts w:asciiTheme="majorHAnsi" w:hAnsiTheme="majorHAnsi"/>
-          <w:sz w:val="20"/>
-          <w:szCs w:val="20"/>
-          <w:lang w:val="en-US"/>
-        </w:rPr>
-        <w:t>domicilio</w:t>
-      </w:r>
-      <w:proofErr w:type="spellEnd"/>
-      <w:r>
-        <w:rPr>
-          <w:rFonts w:asciiTheme="majorHAnsi" w:hAnsiTheme="majorHAnsi"/>
-          <w:sz w:val="20"/>
-          <w:szCs w:val="20"/>
-          <w:lang w:val="en-US"/>
-        </w:rPr>
-        <w:t xml:space="preserve">  INT</w:t>
-      </w:r>
-      <w:proofErr w:type="gramEnd"/>
-      <w:r>
-        <w:rPr>
-          <w:rFonts w:asciiTheme="majorHAnsi" w:hAnsiTheme="majorHAnsi"/>
-          <w:sz w:val="20"/>
-          <w:szCs w:val="20"/>
-          <w:lang w:val="en-US"/>
-        </w:rPr>
-        <w:t xml:space="preserve"> PRIMARY KEY AUTO_INCREMENT,</w:t>
-      </w:r>
-    </w:p>
-    <w:p>
-      <w:pPr>
-        <w:rPr>
-          <w:rFonts w:asciiTheme="majorHAnsi" w:hAnsiTheme="majorHAnsi"/>
-          <w:sz w:val="20"/>
-          <w:szCs w:val="20"/>
-          <w:lang w:val="en-US"/>
-        </w:rPr>
-      </w:pPr>
-      <w:r>
-        <w:rPr>
-          <w:rFonts w:asciiTheme="majorHAnsi" w:hAnsiTheme="majorHAnsi"/>
-          <w:sz w:val="20"/>
-          <w:szCs w:val="20"/>
-          <w:lang w:val="en-US"/>
-        </w:rPr>
-        <w:t xml:space="preserve">  </w:t>
-      </w:r>
-      <w:proofErr w:type="spellStart"/>
-      <w:r>
-        <w:rPr>
-          <w:rFonts w:asciiTheme="majorHAnsi" w:hAnsiTheme="majorHAnsi"/>
-          <w:sz w:val="20"/>
-          <w:szCs w:val="20"/>
-          <w:lang w:val="en-US"/>
-        </w:rPr>
-        <w:t>id_cliente</w:t>
-      </w:r>
-      <w:proofErr w:type="spellEnd"/>
-      <w:r>
-        <w:rPr>
-          <w:rFonts w:asciiTheme="majorHAnsi" w:hAnsiTheme="majorHAnsi"/>
-          <w:sz w:val="20"/>
-          <w:szCs w:val="20"/>
-          <w:lang w:val="en-US"/>
-        </w:rPr>
-        <w:t xml:space="preserve">    INT NOT NULL,</w:t>
-      </w:r>
-    </w:p>
-    <w:p>
-      <w:pPr>
-        <w:rPr>
-          <w:rFonts w:asciiTheme="majorHAnsi" w:hAnsiTheme="majorHAnsi"/>
-          <w:sz w:val="20"/>
-          <w:szCs w:val="20"/>
-        </w:rPr>
-      </w:pPr>
-      <w:r>
-        <w:rPr>
-          <w:rFonts w:asciiTheme="majorHAnsi" w:hAnsiTheme="majorHAnsi"/>
-          <w:sz w:val="20"/>
-          <w:szCs w:val="20"/>
-          <w:lang w:val="en-US"/>
-        </w:rPr>
-        <w:t xml:space="preserve">  </w:t>
-      </w:r>
-      <w:r>
-        <w:rPr>
-          <w:rFonts w:asciiTheme="majorHAnsi" w:hAnsiTheme="majorHAnsi"/>
-          <w:sz w:val="20"/>
-          <w:szCs w:val="20"/>
-        </w:rPr>
-        <w:t xml:space="preserve">calle         </w:t>
-      </w:r>
-      <w:proofErr w:type="gramStart"/>
-      <w:r>
-        <w:rPr>
-          <w:rFonts w:asciiTheme="majorHAnsi" w:hAnsiTheme="majorHAnsi"/>
-          <w:sz w:val="20"/>
-          <w:szCs w:val="20"/>
-        </w:rPr>
-        <w:t>VARCHAR(</w:t>
-      </w:r>
-      <w:proofErr w:type="gramEnd"/>
-      <w:r>
-        <w:rPr>
-          <w:rFonts w:asciiTheme="majorHAnsi" w:hAnsiTheme="majorHAnsi"/>
-          <w:sz w:val="20"/>
-          <w:szCs w:val="20"/>
-        </w:rPr>
-        <w:t>120) NOT NULL,</w:t>
-      </w:r>
-    </w:p>
-    <w:p>
-      <w:pPr>
-        <w:rPr>
-          <w:rFonts w:asciiTheme="majorHAnsi" w:hAnsiTheme="majorHAnsi"/>
-          <w:sz w:val="20"/>
-          <w:szCs w:val="20"/>
-        </w:rPr>
-      </w:pPr>
-      <w:r>
-        <w:rPr>
-          <w:rFonts w:asciiTheme="majorHAnsi" w:hAnsiTheme="majorHAnsi"/>
-          <w:sz w:val="20"/>
-          <w:szCs w:val="20"/>
-        </w:rPr>
-        <w:t xml:space="preserve">  </w:t>
-      </w:r>
-      <w:proofErr w:type="spellStart"/>
-      <w:r>
-        <w:rPr>
-          <w:rFonts w:asciiTheme="majorHAnsi" w:hAnsiTheme="majorHAnsi"/>
-          <w:sz w:val="20"/>
-          <w:szCs w:val="20"/>
-        </w:rPr>
-        <w:t>nro</w:t>
-      </w:r>
-      <w:proofErr w:type="spellEnd"/>
-      <w:r>
-        <w:rPr>
-          <w:rFonts w:asciiTheme="majorHAnsi" w:hAnsiTheme="majorHAnsi"/>
-          <w:sz w:val="20"/>
-          <w:szCs w:val="20"/>
-        </w:rPr>
-        <w:t xml:space="preserve">           </w:t>
-      </w:r>
-      <w:proofErr w:type="gramStart"/>
-      <w:r>
-        <w:rPr>
-          <w:rFonts w:asciiTheme="majorHAnsi" w:hAnsiTheme="majorHAnsi"/>
-          <w:sz w:val="20"/>
-          <w:szCs w:val="20"/>
-        </w:rPr>
-        <w:t>VARCHAR(</w:t>
-      </w:r>
-      <w:proofErr w:type="gramEnd"/>
-      <w:r>
-        <w:rPr>
-          <w:rFonts w:asciiTheme="majorHAnsi" w:hAnsiTheme="majorHAnsi"/>
-          <w:sz w:val="20"/>
-          <w:szCs w:val="20"/>
-        </w:rPr>
-        <w:t>10),</w:t>
-      </w:r>
-    </w:p>
-    <w:p>
-      <w:pPr>
-        <w:rPr>
-          <w:rFonts w:asciiTheme="majorHAnsi" w:hAnsiTheme="majorHAnsi"/>
-          <w:sz w:val="20"/>
-          <w:szCs w:val="20"/>
-        </w:rPr>
-      </w:pPr>
-      <w:r>
-        <w:rPr>
-          <w:rFonts w:asciiTheme="majorHAnsi" w:hAnsiTheme="majorHAnsi"/>
-          <w:sz w:val="20"/>
-          <w:szCs w:val="20"/>
-        </w:rPr>
-        <w:t xml:space="preserve">  </w:t>
-      </w:r>
-      <w:proofErr w:type="spellStart"/>
-      <w:r>
-        <w:rPr>
-          <w:rFonts w:asciiTheme="majorHAnsi" w:hAnsiTheme="majorHAnsi"/>
-          <w:sz w:val="20"/>
-          <w:szCs w:val="20"/>
-        </w:rPr>
-        <w:t>piso_dpto</w:t>
-      </w:r>
-      <w:proofErr w:type="spellEnd"/>
-      <w:r>
-        <w:rPr>
-          <w:rFonts w:asciiTheme="majorHAnsi" w:hAnsiTheme="majorHAnsi"/>
-          <w:sz w:val="20"/>
-          <w:szCs w:val="20"/>
-        </w:rPr>
-        <w:t xml:space="preserve">     </w:t>
-      </w:r>
-      <w:proofErr w:type="gramStart"/>
-      <w:r>
-        <w:rPr>
-          <w:rFonts w:asciiTheme="majorHAnsi" w:hAnsiTheme="majorHAnsi"/>
-          <w:sz w:val="20"/>
-          <w:szCs w:val="20"/>
-        </w:rPr>
-        <w:t>VARCHAR(</w:t>
-      </w:r>
-      <w:proofErr w:type="gramEnd"/>
-      <w:r>
-        <w:rPr>
-          <w:rFonts w:asciiTheme="majorHAnsi" w:hAnsiTheme="majorHAnsi"/>
-          <w:sz w:val="20"/>
-          <w:szCs w:val="20"/>
-        </w:rPr>
-        <w:t>10),</w:t>
-      </w:r>
-    </w:p>
-    <w:p>
-      <w:pPr>
-        <w:rPr>
-          <w:rFonts w:asciiTheme="majorHAnsi" w:hAnsiTheme="majorHAnsi"/>
-          <w:sz w:val="20"/>
-          <w:szCs w:val="20"/>
-        </w:rPr>
-      </w:pPr>
-      <w:r>
-        <w:rPr>
-          <w:rFonts w:asciiTheme="majorHAnsi" w:hAnsiTheme="majorHAnsi"/>
-          <w:sz w:val="20"/>
-          <w:szCs w:val="20"/>
-        </w:rPr>
-        <w:t xml:space="preserve">  localidad        </w:t>
-      </w:r>
-      <w:proofErr w:type="gramStart"/>
-      <w:r>
-        <w:rPr>
-          <w:rFonts w:asciiTheme="majorHAnsi" w:hAnsiTheme="majorHAnsi"/>
-          <w:sz w:val="20"/>
-          <w:szCs w:val="20"/>
-        </w:rPr>
-        <w:t>VARCHAR(</w:t>
-      </w:r>
-      <w:proofErr w:type="gramEnd"/>
-      <w:r>
-        <w:rPr>
-          <w:rFonts w:asciiTheme="majorHAnsi" w:hAnsiTheme="majorHAnsi"/>
-          <w:sz w:val="20"/>
-          <w:szCs w:val="20"/>
-        </w:rPr>
-        <w:t>80),</w:t>
-      </w:r>
-    </w:p>
-    <w:p>
-      <w:pPr>
-        <w:rPr>
-          <w:rFonts w:asciiTheme="majorHAnsi" w:hAnsiTheme="majorHAnsi"/>
-          <w:sz w:val="20"/>
-          <w:szCs w:val="20"/>
-        </w:rPr>
-      </w:pPr>
-      <w:r>
-        <w:rPr>
-          <w:rFonts w:asciiTheme="majorHAnsi" w:hAnsiTheme="majorHAnsi"/>
-          <w:sz w:val="20"/>
-          <w:szCs w:val="20"/>
-        </w:rPr>
-        <w:t xml:space="preserve">  </w:t>
-      </w:r>
-      <w:proofErr w:type="spellStart"/>
-      <w:r>
-        <w:rPr>
-          <w:rFonts w:asciiTheme="majorHAnsi" w:hAnsiTheme="majorHAnsi"/>
-          <w:sz w:val="20"/>
-          <w:szCs w:val="20"/>
-        </w:rPr>
-        <w:t>prov</w:t>
-      </w:r>
-      <w:proofErr w:type="spellEnd"/>
-      <w:r>
-        <w:rPr>
-          <w:rFonts w:asciiTheme="majorHAnsi" w:hAnsiTheme="majorHAnsi"/>
-          <w:sz w:val="20"/>
-          <w:szCs w:val="20"/>
-        </w:rPr>
-        <w:t xml:space="preserve">     </w:t>
-      </w:r>
-      <w:proofErr w:type="gramStart"/>
-      <w:r>
-        <w:rPr>
-          <w:rFonts w:asciiTheme="majorHAnsi" w:hAnsiTheme="majorHAnsi"/>
-          <w:sz w:val="20"/>
-          <w:szCs w:val="20"/>
-        </w:rPr>
-        <w:t>VARCHAR(</w:t>
-      </w:r>
-      <w:proofErr w:type="gramEnd"/>
-      <w:r>
-        <w:rPr>
-          <w:rFonts w:asciiTheme="majorHAnsi" w:hAnsiTheme="majorHAnsi"/>
-          <w:sz w:val="20"/>
-          <w:szCs w:val="20"/>
-        </w:rPr>
-        <w:t>80),</w:t>
-      </w:r>
-    </w:p>
-    <w:p>
-      <w:pPr>
-        <w:rPr>
-          <w:rFonts w:asciiTheme="majorHAnsi" w:hAnsiTheme="majorHAnsi"/>
-          <w:sz w:val="20"/>
-          <w:szCs w:val="20"/>
-        </w:rPr>
-      </w:pPr>
-      <w:r>
-        <w:rPr>
-          <w:rFonts w:asciiTheme="majorHAnsi" w:hAnsiTheme="majorHAnsi"/>
-          <w:sz w:val="20"/>
-          <w:szCs w:val="20"/>
-        </w:rPr>
-        <w:t xml:space="preserve">  </w:t>
-      </w:r>
-      <w:proofErr w:type="spellStart"/>
-      <w:r>
-        <w:rPr>
-          <w:rFonts w:asciiTheme="majorHAnsi" w:hAnsiTheme="majorHAnsi"/>
-          <w:sz w:val="20"/>
-          <w:szCs w:val="20"/>
-        </w:rPr>
-        <w:t>cp</w:t>
-      </w:r>
-      <w:proofErr w:type="spellEnd"/>
-      <w:r>
-        <w:rPr>
-          <w:rFonts w:asciiTheme="majorHAnsi" w:hAnsiTheme="majorHAnsi"/>
-          <w:sz w:val="20"/>
-          <w:szCs w:val="20"/>
-        </w:rPr>
-        <w:t xml:space="preserve">            </w:t>
-      </w:r>
-      <w:proofErr w:type="gramStart"/>
-      <w:r>
-        <w:rPr>
-          <w:rFonts w:asciiTheme="majorHAnsi" w:hAnsiTheme="majorHAnsi"/>
-          <w:sz w:val="20"/>
-          <w:szCs w:val="20"/>
-        </w:rPr>
-        <w:t>VARCHAR(</w:t>
-      </w:r>
-      <w:proofErr w:type="gramEnd"/>
-      <w:r>
-        <w:rPr>
-          <w:rFonts w:asciiTheme="majorHAnsi" w:hAnsiTheme="majorHAnsi"/>
-          <w:sz w:val="20"/>
-          <w:szCs w:val="20"/>
-        </w:rPr>
-        <w:t>12),</w:t>
-      </w:r>
-    </w:p>
-    <w:p>
-      <w:pPr>
-        <w:rPr>
-          <w:rFonts w:asciiTheme="majorHAnsi" w:hAnsiTheme="majorHAnsi"/>
-          <w:sz w:val="20"/>
-          <w:szCs w:val="20"/>
-          <w:lang w:val="en-US"/>
-        </w:rPr>
-      </w:pPr>
-      <w:r>
-        <w:rPr>
-          <w:rFonts w:asciiTheme="majorHAnsi" w:hAnsiTheme="majorHAnsi"/>
-          <w:sz w:val="20"/>
-          <w:szCs w:val="20"/>
-        </w:rPr>
-        <w:t xml:space="preserve">  </w:t>
-      </w:r>
-      <w:proofErr w:type="spellStart"/>
-      <w:r>
-        <w:rPr>
-          <w:rFonts w:asciiTheme="majorHAnsi" w:hAnsiTheme="majorHAnsi"/>
-          <w:sz w:val="20"/>
-          <w:szCs w:val="20"/>
-          <w:lang w:val="en-US"/>
-        </w:rPr>
-        <w:t>notas</w:t>
-      </w:r>
-      <w:proofErr w:type="spellEnd"/>
-      <w:r>
-        <w:rPr>
-          <w:rFonts w:asciiTheme="majorHAnsi" w:hAnsiTheme="majorHAnsi"/>
-          <w:sz w:val="20"/>
-          <w:szCs w:val="20"/>
-          <w:lang w:val="en-US"/>
-        </w:rPr>
-        <w:t xml:space="preserve">         TEXT,</w:t>
-      </w:r>
-    </w:p>
-    <w:p>
-      <w:pPr>
-        <w:rPr>
-          <w:rFonts w:asciiTheme="majorHAnsi" w:hAnsiTheme="majorHAnsi"/>
-          <w:sz w:val="20"/>
-          <w:szCs w:val="20"/>
-          <w:lang w:val="en-US"/>
-        </w:rPr>
-      </w:pPr>
-      <w:r>
-        <w:rPr>
-          <w:rFonts w:asciiTheme="majorHAnsi" w:hAnsiTheme="majorHAnsi"/>
-          <w:sz w:val="20"/>
-          <w:szCs w:val="20"/>
-          <w:lang w:val="en-US"/>
-        </w:rPr>
-        <w:t xml:space="preserve">  CONSTRAINT </w:t>
-      </w:r>
-      <w:proofErr w:type="spellStart"/>
-      <w:r>
-        <w:rPr>
-          <w:rFonts w:asciiTheme="majorHAnsi" w:hAnsiTheme="majorHAnsi"/>
-          <w:sz w:val="20"/>
-          <w:szCs w:val="20"/>
-          <w:lang w:val="en-US"/>
-        </w:rPr>
-        <w:t>fk_domicilio_cliente</w:t>
+          <w:i/>
+          <w:iCs/>
+          <w:sz w:val="22"/>
+          <w:szCs w:val="22"/>
+        </w:rPr>
+        <w:t>orden_servicio</w:t>
       </w:r>
       <w:proofErr w:type="spellEnd"/>
     </w:p>
     <w:p>
       <w:pPr>
-        <w:rPr>
-          <w:rFonts w:asciiTheme="majorHAnsi" w:hAnsiTheme="majorHAnsi"/>
-          <w:sz w:val="20"/>
-          <w:szCs w:val="20"/>
-          <w:lang w:val="en-US"/>
-        </w:rPr>
-      </w:pPr>
-      <w:r>
-        <w:rPr>
-          <w:rFonts w:asciiTheme="majorHAnsi" w:hAnsiTheme="majorHAnsi"/>
-          <w:sz w:val="20"/>
-          <w:szCs w:val="20"/>
-          <w:lang w:val="en-US"/>
-        </w:rPr>
-        <w:t xml:space="preserve">    FOREIGN KEY (</w:t>
-      </w:r>
-      <w:proofErr w:type="spellStart"/>
-      <w:r>
-        <w:rPr>
-          <w:rFonts w:asciiTheme="majorHAnsi" w:hAnsiTheme="majorHAnsi"/>
-          <w:sz w:val="20"/>
-          <w:szCs w:val="20"/>
-          <w:lang w:val="en-US"/>
-        </w:rPr>
-        <w:t>id_cliente</w:t>
-      </w:r>
-      <w:proofErr w:type="spellEnd"/>
-      <w:r>
-        <w:rPr>
-          <w:rFonts w:asciiTheme="majorHAnsi" w:hAnsiTheme="majorHAnsi"/>
-          <w:sz w:val="20"/>
-          <w:szCs w:val="20"/>
-          <w:lang w:val="en-US"/>
-        </w:rPr>
-        <w:t xml:space="preserve">) REFERENCES </w:t>
-      </w:r>
-      <w:proofErr w:type="spellStart"/>
-      <w:r>
-        <w:rPr>
-          <w:rFonts w:asciiTheme="majorHAnsi" w:hAnsiTheme="majorHAnsi"/>
-          <w:sz w:val="20"/>
-          <w:szCs w:val="20"/>
-          <w:lang w:val="en-US"/>
+        <w:pStyle w:val="Prrafodelista"/>
+        <w:numPr>
+          <w:ilvl w:val="1"/>
+          <w:numId w:val="14"/>
+        </w:numPr>
+        <w:spacing w:line="276" w:lineRule="auto"/>
+        <w:rPr>
+          <w:i/>
+          <w:iCs/>
+          <w:sz w:val="22"/>
+          <w:szCs w:val="22"/>
+        </w:rPr>
+      </w:pPr>
+      <w:r>
+        <w:rPr>
+          <w:i/>
+          <w:iCs/>
+          <w:sz w:val="22"/>
+          <w:szCs w:val="22"/>
         </w:rPr>
         <w:t>cliente</w:t>
-      </w:r>
-      <w:proofErr w:type="spellEnd"/>
-      <w:r>
-        <w:rPr>
-          <w:rFonts w:asciiTheme="majorHAnsi" w:hAnsiTheme="majorHAnsi"/>
-          <w:sz w:val="20"/>
-          <w:szCs w:val="20"/>
-          <w:lang w:val="en-US"/>
-        </w:rPr>
-        <w:t>(</w:t>
-      </w:r>
-      <w:proofErr w:type="spellStart"/>
-      <w:r>
-        <w:rPr>
-          <w:rFonts w:asciiTheme="majorHAnsi" w:hAnsiTheme="majorHAnsi"/>
-          <w:sz w:val="20"/>
-          <w:szCs w:val="20"/>
-          <w:lang w:val="en-US"/>
-        </w:rPr>
-        <w:t>id_cliente</w:t>
-      </w:r>
-      <w:proofErr w:type="spellEnd"/>
-      <w:r>
-        <w:rPr>
-          <w:rFonts w:asciiTheme="majorHAnsi" w:hAnsiTheme="majorHAnsi"/>
-          <w:sz w:val="20"/>
-          <w:szCs w:val="20"/>
-          <w:lang w:val="en-US"/>
-        </w:rPr>
-        <w:t>)</w:t>
       </w:r>
     </w:p>
     <w:p>
       <w:pPr>
-        <w:rPr>
-          <w:rFonts w:asciiTheme="majorHAnsi" w:hAnsiTheme="majorHAnsi"/>
-          <w:sz w:val="20"/>
-          <w:szCs w:val="20"/>
-          <w:lang w:val="en-US"/>
-        </w:rPr>
-      </w:pPr>
-      <w:r>
-        <w:rPr>
-          <w:rFonts w:asciiTheme="majorHAnsi" w:hAnsiTheme="majorHAnsi"/>
-          <w:sz w:val="20"/>
-          <w:szCs w:val="20"/>
-          <w:lang w:val="en-US"/>
-        </w:rPr>
-        <w:t xml:space="preserve">    ON DELETE CASCADE ON UPDATE CASCADE</w:t>
+        <w:pStyle w:val="Prrafodelista"/>
+        <w:numPr>
+          <w:ilvl w:val="1"/>
+          <w:numId w:val="14"/>
+        </w:numPr>
+        <w:spacing w:line="276" w:lineRule="auto"/>
+        <w:rPr>
+          <w:i/>
+          <w:iCs/>
+          <w:sz w:val="22"/>
+          <w:szCs w:val="22"/>
+        </w:rPr>
+      </w:pPr>
+      <w:r>
+        <w:rPr>
+          <w:i/>
+          <w:iCs/>
+          <w:sz w:val="22"/>
+          <w:szCs w:val="22"/>
+        </w:rPr>
+        <w:t>domicilio</w:t>
       </w:r>
     </w:p>
     <w:p>
       <w:pPr>
-        <w:rPr>
-          <w:rFonts w:asciiTheme="majorHAnsi" w:hAnsiTheme="majorHAnsi"/>
-          <w:sz w:val="20"/>
-          <w:szCs w:val="20"/>
-          <w:lang w:val="en-US"/>
-        </w:rPr>
-      </w:pPr>
-      <w:r>
-        <w:rPr>
-          <w:rFonts w:asciiTheme="majorHAnsi" w:hAnsiTheme="majorHAnsi"/>
-          <w:sz w:val="20"/>
-          <w:szCs w:val="20"/>
-          <w:lang w:val="en-US"/>
-        </w:rPr>
-        <w:t>) ;</w:t>
-      </w:r>
-    </w:p>
-    <w:p>
-      <w:pPr>
-        <w:rPr>
-          <w:rFonts w:asciiTheme="majorHAnsi" w:hAnsiTheme="majorHAnsi"/>
-          <w:sz w:val="20"/>
-          <w:szCs w:val="20"/>
-          <w:lang w:val="en-US"/>
-        </w:rPr>
-      </w:pPr>
-    </w:p>
-    <w:p>
-      <w:pPr>
-        <w:rPr>
-          <w:rFonts w:asciiTheme="majorHAnsi" w:hAnsiTheme="majorHAnsi"/>
-          <w:sz w:val="20"/>
-          <w:szCs w:val="20"/>
-          <w:lang w:val="en-US"/>
-        </w:rPr>
-      </w:pPr>
-    </w:p>
-    <w:p>
-      <w:pPr>
-        <w:rPr>
-          <w:rFonts w:asciiTheme="majorHAnsi" w:hAnsiTheme="majorHAnsi"/>
-          <w:sz w:val="20"/>
-          <w:szCs w:val="20"/>
-          <w:lang w:val="en-US"/>
-        </w:rPr>
-      </w:pPr>
-      <w:r>
-        <w:rPr>
-          <w:rFonts w:asciiTheme="majorHAnsi" w:hAnsiTheme="majorHAnsi"/>
-          <w:sz w:val="20"/>
-          <w:szCs w:val="20"/>
-          <w:lang w:val="en-US"/>
-        </w:rPr>
-        <w:t xml:space="preserve">CREATE TABLE </w:t>
-      </w:r>
+        <w:pStyle w:val="Prrafodelista"/>
+        <w:numPr>
+          <w:ilvl w:val="1"/>
+          <w:numId w:val="14"/>
+        </w:numPr>
+        <w:spacing w:line="276" w:lineRule="auto"/>
+        <w:rPr>
+          <w:i/>
+          <w:iCs/>
+          <w:sz w:val="22"/>
+          <w:szCs w:val="22"/>
+        </w:rPr>
+      </w:pPr>
       <w:proofErr w:type="spellStart"/>
       <w:r>
         <w:rPr>
-          <w:rFonts w:asciiTheme="majorHAnsi" w:hAnsiTheme="majorHAnsi"/>
-          <w:sz w:val="20"/>
-          <w:szCs w:val="20"/>
-          <w:lang w:val="en-US"/>
-        </w:rPr>
-        <w:t>equipo</w:t>
-      </w:r>
-      <w:proofErr w:type="spellEnd"/>
-      <w:r>
-        <w:rPr>
-          <w:rFonts w:asciiTheme="majorHAnsi" w:hAnsiTheme="majorHAnsi"/>
-          <w:sz w:val="20"/>
-          <w:szCs w:val="20"/>
-          <w:lang w:val="en-US"/>
-        </w:rPr>
-        <w:t xml:space="preserve"> (</w:t>
-      </w:r>
-    </w:p>
-    <w:p>
-      <w:pPr>
-        <w:rPr>
-          <w:rFonts w:asciiTheme="majorHAnsi" w:hAnsiTheme="majorHAnsi"/>
-          <w:sz w:val="20"/>
-          <w:szCs w:val="20"/>
-          <w:lang w:val="en-US"/>
-        </w:rPr>
-      </w:pPr>
-      <w:r>
-        <w:rPr>
-          <w:rFonts w:asciiTheme="majorHAnsi" w:hAnsiTheme="majorHAnsi"/>
-          <w:sz w:val="20"/>
-          <w:szCs w:val="20"/>
-          <w:lang w:val="en-US"/>
-        </w:rPr>
-        <w:t xml:space="preserve">  </w:t>
-      </w:r>
-      <w:proofErr w:type="spellStart"/>
-      <w:r>
-        <w:rPr>
-          <w:rFonts w:asciiTheme="majorHAnsi" w:hAnsiTheme="majorHAnsi"/>
-          <w:sz w:val="20"/>
-          <w:szCs w:val="20"/>
-          <w:lang w:val="en-US"/>
-        </w:rPr>
-        <w:t>id_equipo</w:t>
-      </w:r>
-      <w:proofErr w:type="spellEnd"/>
-      <w:r>
-        <w:rPr>
-          <w:rFonts w:asciiTheme="majorHAnsi" w:hAnsiTheme="majorHAnsi"/>
-          <w:sz w:val="20"/>
-          <w:szCs w:val="20"/>
-          <w:lang w:val="en-US"/>
-        </w:rPr>
-        <w:t xml:space="preserve">          INT PRIMARY KEY AUTO_INCREMENT,</w:t>
-      </w:r>
-    </w:p>
-    <w:p>
-      <w:pPr>
-        <w:rPr>
-          <w:rFonts w:asciiTheme="majorHAnsi" w:hAnsiTheme="majorHAnsi"/>
-          <w:sz w:val="20"/>
-          <w:szCs w:val="20"/>
-          <w:lang w:val="en-US"/>
-        </w:rPr>
-      </w:pPr>
-      <w:r>
-        <w:rPr>
-          <w:rFonts w:asciiTheme="majorHAnsi" w:hAnsiTheme="majorHAnsi"/>
-          <w:sz w:val="20"/>
-          <w:szCs w:val="20"/>
-          <w:lang w:val="en-US"/>
-        </w:rPr>
-        <w:t xml:space="preserve">  </w:t>
-      </w:r>
-      <w:proofErr w:type="spellStart"/>
-      <w:r>
-        <w:rPr>
-          <w:rFonts w:asciiTheme="majorHAnsi" w:hAnsiTheme="majorHAnsi"/>
-          <w:sz w:val="20"/>
-          <w:szCs w:val="20"/>
-          <w:lang w:val="en-US"/>
-        </w:rPr>
-        <w:t>id_domicilio</w:t>
-      </w:r>
-      <w:proofErr w:type="spellEnd"/>
-      <w:r>
-        <w:rPr>
-          <w:rFonts w:asciiTheme="majorHAnsi" w:hAnsiTheme="majorHAnsi"/>
-          <w:sz w:val="20"/>
-          <w:szCs w:val="20"/>
-          <w:lang w:val="en-US"/>
-        </w:rPr>
-        <w:t xml:space="preserve">       INT NOT NULL,</w:t>
-      </w:r>
-    </w:p>
-    <w:p>
-      <w:pPr>
-        <w:rPr>
-          <w:rFonts w:asciiTheme="majorHAnsi" w:hAnsiTheme="majorHAnsi"/>
-          <w:sz w:val="20"/>
-          <w:szCs w:val="20"/>
-        </w:rPr>
-      </w:pPr>
-      <w:r>
-        <w:rPr>
-          <w:rFonts w:asciiTheme="majorHAnsi" w:hAnsiTheme="majorHAnsi"/>
-          <w:sz w:val="20"/>
-          <w:szCs w:val="20"/>
-          <w:lang w:val="en-US"/>
-        </w:rPr>
-        <w:t xml:space="preserve">  </w:t>
-      </w:r>
-      <w:r>
-        <w:rPr>
-          <w:rFonts w:asciiTheme="majorHAnsi" w:hAnsiTheme="majorHAnsi"/>
-          <w:sz w:val="20"/>
-          <w:szCs w:val="20"/>
-        </w:rPr>
-        <w:t xml:space="preserve">tipo               </w:t>
-      </w:r>
-      <w:proofErr w:type="gramStart"/>
-      <w:r>
-        <w:rPr>
-          <w:rFonts w:asciiTheme="majorHAnsi" w:hAnsiTheme="majorHAnsi"/>
-          <w:sz w:val="20"/>
-          <w:szCs w:val="20"/>
-        </w:rPr>
-        <w:t>VARCHAR(</w:t>
-      </w:r>
-      <w:proofErr w:type="gramEnd"/>
-      <w:r>
-        <w:rPr>
-          <w:rFonts w:asciiTheme="majorHAnsi" w:hAnsiTheme="majorHAnsi"/>
-          <w:sz w:val="20"/>
-          <w:szCs w:val="20"/>
-        </w:rPr>
-        <w:t xml:space="preserve">40) NOT NULL,  </w:t>
-      </w:r>
-    </w:p>
-    <w:p>
-      <w:pPr>
-        <w:rPr>
-          <w:rFonts w:asciiTheme="majorHAnsi" w:hAnsiTheme="majorHAnsi"/>
-          <w:sz w:val="20"/>
-          <w:szCs w:val="20"/>
-        </w:rPr>
-      </w:pPr>
-      <w:r>
-        <w:rPr>
-          <w:rFonts w:asciiTheme="majorHAnsi" w:hAnsiTheme="majorHAnsi"/>
-          <w:sz w:val="20"/>
-          <w:szCs w:val="20"/>
-        </w:rPr>
-        <w:t xml:space="preserve">  marca              </w:t>
-      </w:r>
-      <w:proofErr w:type="gramStart"/>
-      <w:r>
-        <w:rPr>
-          <w:rFonts w:asciiTheme="majorHAnsi" w:hAnsiTheme="majorHAnsi"/>
-          <w:sz w:val="20"/>
-          <w:szCs w:val="20"/>
-        </w:rPr>
-        <w:t>VARCHAR(</w:t>
-      </w:r>
-      <w:proofErr w:type="gramEnd"/>
-      <w:r>
-        <w:rPr>
-          <w:rFonts w:asciiTheme="majorHAnsi" w:hAnsiTheme="majorHAnsi"/>
-          <w:sz w:val="20"/>
-          <w:szCs w:val="20"/>
-        </w:rPr>
-        <w:t>60),</w:t>
-      </w:r>
-    </w:p>
-    <w:p>
-      <w:pPr>
-        <w:rPr>
-          <w:rFonts w:asciiTheme="majorHAnsi" w:hAnsiTheme="majorHAnsi"/>
-          <w:sz w:val="20"/>
-          <w:szCs w:val="20"/>
-        </w:rPr>
-      </w:pPr>
-      <w:r>
-        <w:rPr>
-          <w:rFonts w:asciiTheme="majorHAnsi" w:hAnsiTheme="majorHAnsi"/>
-          <w:sz w:val="20"/>
-          <w:szCs w:val="20"/>
-        </w:rPr>
-        <w:t xml:space="preserve">  modelo             </w:t>
-      </w:r>
-      <w:proofErr w:type="gramStart"/>
-      <w:r>
-        <w:rPr>
-          <w:rFonts w:asciiTheme="majorHAnsi" w:hAnsiTheme="majorHAnsi"/>
-          <w:sz w:val="20"/>
-          <w:szCs w:val="20"/>
-        </w:rPr>
-        <w:t>VARCHAR(</w:t>
-      </w:r>
-      <w:proofErr w:type="gramEnd"/>
-      <w:r>
-        <w:rPr>
-          <w:rFonts w:asciiTheme="majorHAnsi" w:hAnsiTheme="majorHAnsi"/>
-          <w:sz w:val="20"/>
-          <w:szCs w:val="20"/>
-        </w:rPr>
-        <w:t>60),</w:t>
-      </w:r>
-    </w:p>
-    <w:p>
-      <w:pPr>
-        <w:rPr>
-          <w:rFonts w:asciiTheme="majorHAnsi" w:hAnsiTheme="majorHAnsi"/>
-          <w:sz w:val="20"/>
-          <w:szCs w:val="20"/>
-        </w:rPr>
-      </w:pPr>
-      <w:r>
-        <w:rPr>
-          <w:rFonts w:asciiTheme="majorHAnsi" w:hAnsiTheme="majorHAnsi"/>
-          <w:sz w:val="20"/>
-          <w:szCs w:val="20"/>
-        </w:rPr>
-        <w:t xml:space="preserve">  </w:t>
-      </w:r>
-      <w:proofErr w:type="spellStart"/>
-      <w:r>
-        <w:rPr>
-          <w:rFonts w:asciiTheme="majorHAnsi" w:hAnsiTheme="majorHAnsi"/>
-          <w:sz w:val="20"/>
-          <w:szCs w:val="20"/>
-        </w:rPr>
-        <w:t>sn</w:t>
-      </w:r>
-      <w:proofErr w:type="spellEnd"/>
-      <w:r>
-        <w:rPr>
-          <w:rFonts w:asciiTheme="majorHAnsi" w:hAnsiTheme="majorHAnsi"/>
-          <w:sz w:val="20"/>
-          <w:szCs w:val="20"/>
-        </w:rPr>
-        <w:t xml:space="preserve">                 </w:t>
-      </w:r>
-      <w:proofErr w:type="gramStart"/>
-      <w:r>
-        <w:rPr>
-          <w:rFonts w:asciiTheme="majorHAnsi" w:hAnsiTheme="majorHAnsi"/>
-          <w:sz w:val="20"/>
-          <w:szCs w:val="20"/>
-        </w:rPr>
-        <w:t>VARCHAR(</w:t>
-      </w:r>
-      <w:proofErr w:type="gramEnd"/>
-      <w:r>
-        <w:rPr>
-          <w:rFonts w:asciiTheme="majorHAnsi" w:hAnsiTheme="majorHAnsi"/>
-          <w:sz w:val="20"/>
-          <w:szCs w:val="20"/>
-        </w:rPr>
-        <w:t xml:space="preserve">60) UNIQUE,    </w:t>
-      </w:r>
-    </w:p>
-    <w:p>
-      <w:pPr>
-        <w:rPr>
-          <w:rFonts w:asciiTheme="majorHAnsi" w:hAnsiTheme="majorHAnsi"/>
-          <w:sz w:val="20"/>
-          <w:szCs w:val="20"/>
-        </w:rPr>
-      </w:pPr>
-      <w:r>
-        <w:rPr>
-          <w:rFonts w:asciiTheme="majorHAnsi" w:hAnsiTheme="majorHAnsi"/>
-          <w:sz w:val="20"/>
-          <w:szCs w:val="20"/>
-        </w:rPr>
-        <w:t xml:space="preserve">  </w:t>
-      </w:r>
-      <w:proofErr w:type="spellStart"/>
-      <w:r>
-        <w:rPr>
-          <w:rFonts w:asciiTheme="majorHAnsi" w:hAnsiTheme="majorHAnsi"/>
-          <w:sz w:val="20"/>
-          <w:szCs w:val="20"/>
-        </w:rPr>
-        <w:t>btu_frigorias</w:t>
-      </w:r>
-      <w:proofErr w:type="spellEnd"/>
-      <w:r>
-        <w:rPr>
-          <w:rFonts w:asciiTheme="majorHAnsi" w:hAnsiTheme="majorHAnsi"/>
-          <w:sz w:val="20"/>
-          <w:szCs w:val="20"/>
-        </w:rPr>
-        <w:t xml:space="preserve">      INT,</w:t>
-      </w:r>
-    </w:p>
-    <w:p>
-      <w:pPr>
-        <w:rPr>
-          <w:rFonts w:asciiTheme="majorHAnsi" w:hAnsiTheme="majorHAnsi"/>
-          <w:sz w:val="20"/>
-          <w:szCs w:val="20"/>
-        </w:rPr>
-      </w:pPr>
-      <w:r>
-        <w:rPr>
-          <w:rFonts w:asciiTheme="majorHAnsi" w:hAnsiTheme="majorHAnsi"/>
-          <w:sz w:val="20"/>
-          <w:szCs w:val="20"/>
-        </w:rPr>
-        <w:t xml:space="preserve">  </w:t>
-      </w:r>
-      <w:proofErr w:type="spellStart"/>
-      <w:r>
-        <w:rPr>
-          <w:rFonts w:asciiTheme="majorHAnsi" w:hAnsiTheme="majorHAnsi"/>
-          <w:sz w:val="20"/>
-          <w:szCs w:val="20"/>
-        </w:rPr>
-        <w:t>fecha_</w:t>
-      </w:r>
-      <w:proofErr w:type="gramStart"/>
-      <w:r>
-        <w:rPr>
-          <w:rFonts w:asciiTheme="majorHAnsi" w:hAnsiTheme="majorHAnsi"/>
-          <w:sz w:val="20"/>
-          <w:szCs w:val="20"/>
-        </w:rPr>
-        <w:t>instalacion</w:t>
-      </w:r>
-      <w:proofErr w:type="spellEnd"/>
-      <w:r>
-        <w:rPr>
-          <w:rFonts w:asciiTheme="majorHAnsi" w:hAnsiTheme="majorHAnsi"/>
-          <w:sz w:val="20"/>
-          <w:szCs w:val="20"/>
-        </w:rPr>
-        <w:t xml:space="preserve">  DATE</w:t>
-      </w:r>
-      <w:proofErr w:type="gramEnd"/>
-      <w:r>
-        <w:rPr>
-          <w:rFonts w:asciiTheme="majorHAnsi" w:hAnsiTheme="majorHAnsi"/>
-          <w:sz w:val="20"/>
-          <w:szCs w:val="20"/>
-        </w:rPr>
-        <w:t>,</w:t>
-      </w:r>
-    </w:p>
-    <w:p>
-      <w:pPr>
-        <w:rPr>
-          <w:rFonts w:asciiTheme="majorHAnsi" w:hAnsiTheme="majorHAnsi"/>
-          <w:sz w:val="20"/>
-          <w:szCs w:val="20"/>
-        </w:rPr>
-      </w:pPr>
-      <w:r>
-        <w:rPr>
-          <w:rFonts w:asciiTheme="majorHAnsi" w:hAnsiTheme="majorHAnsi"/>
-          <w:sz w:val="20"/>
-          <w:szCs w:val="20"/>
-        </w:rPr>
-        <w:t xml:space="preserve">  estado             </w:t>
-      </w:r>
-      <w:proofErr w:type="gramStart"/>
-      <w:r>
-        <w:rPr>
-          <w:rFonts w:asciiTheme="majorHAnsi" w:hAnsiTheme="majorHAnsi"/>
-          <w:sz w:val="20"/>
-          <w:szCs w:val="20"/>
-        </w:rPr>
-        <w:t>VARCHAR(</w:t>
-      </w:r>
-      <w:proofErr w:type="gramEnd"/>
-      <w:r>
-        <w:rPr>
-          <w:rFonts w:asciiTheme="majorHAnsi" w:hAnsiTheme="majorHAnsi"/>
-          <w:sz w:val="20"/>
-          <w:szCs w:val="20"/>
-        </w:rPr>
-        <w:t>20) DEFAULT 'operativo',</w:t>
-      </w:r>
-    </w:p>
-    <w:p>
-      <w:pPr>
-        <w:rPr>
-          <w:rFonts w:asciiTheme="majorHAnsi" w:hAnsiTheme="majorHAnsi"/>
-          <w:sz w:val="20"/>
-          <w:szCs w:val="20"/>
-        </w:rPr>
-      </w:pPr>
-      <w:r>
-        <w:rPr>
-          <w:rFonts w:asciiTheme="majorHAnsi" w:hAnsiTheme="majorHAnsi"/>
-          <w:sz w:val="20"/>
-          <w:szCs w:val="20"/>
-        </w:rPr>
-        <w:t xml:space="preserve">  CONSTRAINT </w:t>
-      </w:r>
-      <w:proofErr w:type="spellStart"/>
-      <w:r>
-        <w:rPr>
-          <w:rFonts w:asciiTheme="majorHAnsi" w:hAnsiTheme="majorHAnsi"/>
-          <w:sz w:val="20"/>
-          <w:szCs w:val="20"/>
-        </w:rPr>
-        <w:t>fk_equipo_domicilio</w:t>
+          <w:i/>
+          <w:iCs/>
+          <w:sz w:val="22"/>
+          <w:szCs w:val="22"/>
+        </w:rPr>
+        <w:t>tipo_servicio</w:t>
       </w:r>
       <w:proofErr w:type="spellEnd"/>
     </w:p>
     <w:p>
       <w:pPr>
-        <w:rPr>
-          <w:rFonts w:asciiTheme="majorHAnsi" w:hAnsiTheme="majorHAnsi"/>
-          <w:sz w:val="20"/>
-          <w:szCs w:val="20"/>
-          <w:lang w:val="en-US"/>
-        </w:rPr>
-      </w:pPr>
-      <w:r>
-        <w:rPr>
-          <w:rFonts w:asciiTheme="majorHAnsi" w:hAnsiTheme="majorHAnsi"/>
-          <w:sz w:val="20"/>
-          <w:szCs w:val="20"/>
-        </w:rPr>
-        <w:t xml:space="preserve">    </w:t>
-      </w:r>
-      <w:r>
-        <w:rPr>
-          <w:rFonts w:asciiTheme="majorHAnsi" w:hAnsiTheme="majorHAnsi"/>
-          <w:sz w:val="20"/>
-          <w:szCs w:val="20"/>
-          <w:lang w:val="en-US"/>
-        </w:rPr>
-        <w:t>FOREIGN KEY (</w:t>
-      </w:r>
+        <w:pStyle w:val="Prrafodelista"/>
+        <w:numPr>
+          <w:ilvl w:val="1"/>
+          <w:numId w:val="14"/>
+        </w:numPr>
+        <w:spacing w:line="276" w:lineRule="auto"/>
+        <w:rPr>
+          <w:i/>
+          <w:iCs/>
+          <w:sz w:val="22"/>
+          <w:szCs w:val="22"/>
+        </w:rPr>
+      </w:pPr>
       <w:proofErr w:type="spellStart"/>
       <w:r>
         <w:rPr>
-          <w:rFonts w:asciiTheme="majorHAnsi" w:hAnsiTheme="majorHAnsi"/>
-          <w:sz w:val="20"/>
-          <w:szCs w:val="20"/>
-          <w:lang w:val="en-US"/>
-        </w:rPr>
-        <w:t>id_domicilio</w:t>
-      </w:r>
-      <w:proofErr w:type="spellEnd"/>
-      <w:r>
-        <w:rPr>
-          <w:rFonts w:asciiTheme="majorHAnsi" w:hAnsiTheme="majorHAnsi"/>
-          <w:sz w:val="20"/>
-          <w:szCs w:val="20"/>
-          <w:lang w:val="en-US"/>
-        </w:rPr>
-        <w:t xml:space="preserve">) REFERENCES </w:t>
-      </w:r>
-      <w:proofErr w:type="spellStart"/>
-      <w:r>
-        <w:rPr>
-          <w:rFonts w:asciiTheme="majorHAnsi" w:hAnsiTheme="majorHAnsi"/>
-          <w:sz w:val="20"/>
-          <w:szCs w:val="20"/>
-          <w:lang w:val="en-US"/>
-        </w:rPr>
-        <w:t>domicilio</w:t>
-      </w:r>
-      <w:proofErr w:type="spellEnd"/>
-      <w:r>
-        <w:rPr>
-          <w:rFonts w:asciiTheme="majorHAnsi" w:hAnsiTheme="majorHAnsi"/>
-          <w:sz w:val="20"/>
-          <w:szCs w:val="20"/>
-          <w:lang w:val="en-US"/>
-        </w:rPr>
-        <w:t>(</w:t>
-      </w:r>
-      <w:proofErr w:type="spellStart"/>
-      <w:r>
-        <w:rPr>
-          <w:rFonts w:asciiTheme="majorHAnsi" w:hAnsiTheme="majorHAnsi"/>
-          <w:sz w:val="20"/>
-          <w:szCs w:val="20"/>
-          <w:lang w:val="en-US"/>
-        </w:rPr>
-        <w:t>id_domicilio</w:t>
-      </w:r>
-      <w:proofErr w:type="spellEnd"/>
-      <w:r>
-        <w:rPr>
-          <w:rFonts w:asciiTheme="majorHAnsi" w:hAnsiTheme="majorHAnsi"/>
-          <w:sz w:val="20"/>
-          <w:szCs w:val="20"/>
-          <w:lang w:val="en-US"/>
-        </w:rPr>
-        <w:t>)</w:t>
-      </w:r>
-    </w:p>
-    <w:p>
-      <w:pPr>
-        <w:rPr>
-          <w:rFonts w:asciiTheme="majorHAnsi" w:hAnsiTheme="majorHAnsi"/>
-          <w:sz w:val="20"/>
-          <w:szCs w:val="20"/>
-          <w:lang w:val="en-US"/>
-        </w:rPr>
-      </w:pPr>
-      <w:r>
-        <w:rPr>
-          <w:rFonts w:asciiTheme="majorHAnsi" w:hAnsiTheme="majorHAnsi"/>
-          <w:sz w:val="20"/>
-          <w:szCs w:val="20"/>
-          <w:lang w:val="en-US"/>
-        </w:rPr>
-        <w:t xml:space="preserve">    ON DELETE RESTRICT ON UPDATE CASCADE</w:t>
-      </w:r>
-    </w:p>
-    <w:p>
-      <w:pPr>
-        <w:rPr>
-          <w:rFonts w:asciiTheme="majorHAnsi" w:hAnsiTheme="majorHAnsi"/>
-          <w:sz w:val="20"/>
-          <w:szCs w:val="20"/>
-          <w:lang w:val="en-US"/>
-        </w:rPr>
-      </w:pPr>
-      <w:r>
-        <w:rPr>
-          <w:rFonts w:asciiTheme="majorHAnsi" w:hAnsiTheme="majorHAnsi"/>
-          <w:sz w:val="20"/>
-          <w:szCs w:val="20"/>
-          <w:lang w:val="en-US"/>
-        </w:rPr>
-        <w:t>) ;</w:t>
-      </w:r>
-    </w:p>
-    <w:p>
-      <w:pPr>
-        <w:rPr>
-          <w:rFonts w:asciiTheme="majorHAnsi" w:hAnsiTheme="majorHAnsi"/>
-          <w:sz w:val="20"/>
-          <w:szCs w:val="20"/>
-          <w:lang w:val="en-US"/>
-        </w:rPr>
-      </w:pPr>
-      <w:r>
-        <w:rPr>
-          <w:rFonts w:asciiTheme="majorHAnsi" w:hAnsiTheme="majorHAnsi"/>
-          <w:sz w:val="20"/>
-          <w:szCs w:val="20"/>
-          <w:lang w:val="en-US"/>
-        </w:rPr>
-        <w:t xml:space="preserve">CREATE TABLE </w:t>
-      </w:r>
-      <w:proofErr w:type="spellStart"/>
-      <w:r>
-        <w:rPr>
-          <w:rFonts w:asciiTheme="majorHAnsi" w:hAnsiTheme="majorHAnsi"/>
-          <w:sz w:val="20"/>
-          <w:szCs w:val="20"/>
-          <w:lang w:val="en-US"/>
-        </w:rPr>
-        <w:t>tipo_servicio</w:t>
-      </w:r>
-      <w:proofErr w:type="spellEnd"/>
-      <w:r>
-        <w:rPr>
-          <w:rFonts w:asciiTheme="majorHAnsi" w:hAnsiTheme="majorHAnsi"/>
-          <w:sz w:val="20"/>
-          <w:szCs w:val="20"/>
-          <w:lang w:val="en-US"/>
-        </w:rPr>
-        <w:t xml:space="preserve"> (</w:t>
-      </w:r>
-    </w:p>
-    <w:p>
-      <w:pPr>
-        <w:rPr>
-          <w:rFonts w:asciiTheme="majorHAnsi" w:hAnsiTheme="majorHAnsi"/>
-          <w:sz w:val="20"/>
-          <w:szCs w:val="20"/>
-          <w:lang w:val="en-US"/>
-        </w:rPr>
-      </w:pPr>
-      <w:r>
-        <w:rPr>
-          <w:rFonts w:asciiTheme="majorHAnsi" w:hAnsiTheme="majorHAnsi"/>
-          <w:sz w:val="20"/>
-          <w:szCs w:val="20"/>
-          <w:lang w:val="en-US"/>
-        </w:rPr>
-        <w:t xml:space="preserve">  </w:t>
-      </w:r>
-      <w:proofErr w:type="spellStart"/>
-      <w:r>
-        <w:rPr>
-          <w:rFonts w:asciiTheme="majorHAnsi" w:hAnsiTheme="majorHAnsi"/>
-          <w:sz w:val="20"/>
-          <w:szCs w:val="20"/>
-          <w:lang w:val="en-US"/>
-        </w:rPr>
-        <w:t>id_tipo_servicio</w:t>
-      </w:r>
-      <w:proofErr w:type="spellEnd"/>
-      <w:r>
-        <w:rPr>
-          <w:rFonts w:asciiTheme="majorHAnsi" w:hAnsiTheme="majorHAnsi"/>
-          <w:sz w:val="20"/>
-          <w:szCs w:val="20"/>
-          <w:lang w:val="en-US"/>
-        </w:rPr>
-        <w:t xml:space="preserve"> INT PRIMARY KEY AUTO_INCREMENT,</w:t>
-      </w:r>
-    </w:p>
-    <w:p>
-      <w:pPr>
-        <w:rPr>
-          <w:rFonts w:asciiTheme="majorHAnsi" w:hAnsiTheme="majorHAnsi"/>
-          <w:sz w:val="20"/>
-          <w:szCs w:val="20"/>
-          <w:lang w:val="en-US"/>
-        </w:rPr>
-      </w:pPr>
-      <w:r>
-        <w:rPr>
-          <w:rFonts w:asciiTheme="majorHAnsi" w:hAnsiTheme="majorHAnsi"/>
-          <w:sz w:val="20"/>
-          <w:szCs w:val="20"/>
-          <w:lang w:val="en-US"/>
-        </w:rPr>
-        <w:t xml:space="preserve">  </w:t>
-      </w:r>
-      <w:proofErr w:type="spellStart"/>
-      <w:r>
-        <w:rPr>
-          <w:rFonts w:asciiTheme="majorHAnsi" w:hAnsiTheme="majorHAnsi"/>
-          <w:sz w:val="20"/>
-          <w:szCs w:val="20"/>
-          <w:lang w:val="en-US"/>
-        </w:rPr>
-        <w:t>nombre</w:t>
-      </w:r>
-      <w:proofErr w:type="spellEnd"/>
-      <w:r>
-        <w:rPr>
-          <w:rFonts w:asciiTheme="majorHAnsi" w:hAnsiTheme="majorHAnsi"/>
-          <w:sz w:val="20"/>
-          <w:szCs w:val="20"/>
-          <w:lang w:val="en-US"/>
-        </w:rPr>
-        <w:t xml:space="preserve">           </w:t>
-      </w:r>
-      <w:proofErr w:type="gramStart"/>
-      <w:r>
-        <w:rPr>
-          <w:rFonts w:asciiTheme="majorHAnsi" w:hAnsiTheme="majorHAnsi"/>
-          <w:sz w:val="20"/>
-          <w:szCs w:val="20"/>
-          <w:lang w:val="en-US"/>
-        </w:rPr>
-        <w:t>VARCHAR(</w:t>
-      </w:r>
-      <w:proofErr w:type="gramEnd"/>
-      <w:r>
-        <w:rPr>
-          <w:rFonts w:asciiTheme="majorHAnsi" w:hAnsiTheme="majorHAnsi"/>
-          <w:sz w:val="20"/>
-          <w:szCs w:val="20"/>
-          <w:lang w:val="en-US"/>
-        </w:rPr>
-        <w:t xml:space="preserve">60) NOT NULL UNIQUE, </w:t>
-      </w:r>
-    </w:p>
-    <w:p>
-      <w:pPr>
-        <w:rPr>
-          <w:rFonts w:asciiTheme="majorHAnsi" w:hAnsiTheme="majorHAnsi"/>
-          <w:sz w:val="20"/>
-          <w:szCs w:val="20"/>
-          <w:lang w:val="en-US"/>
-        </w:rPr>
-      </w:pPr>
-      <w:r>
-        <w:rPr>
-          <w:rFonts w:asciiTheme="majorHAnsi" w:hAnsiTheme="majorHAnsi"/>
-          <w:sz w:val="20"/>
-          <w:szCs w:val="20"/>
-          <w:lang w:val="en-US"/>
-        </w:rPr>
-        <w:t xml:space="preserve">  </w:t>
-      </w:r>
-      <w:proofErr w:type="spellStart"/>
-      <w:r>
-        <w:rPr>
-          <w:rFonts w:asciiTheme="majorHAnsi" w:hAnsiTheme="majorHAnsi"/>
-          <w:sz w:val="20"/>
-          <w:szCs w:val="20"/>
-          <w:lang w:val="en-US"/>
-        </w:rPr>
-        <w:t>sla</w:t>
-      </w:r>
-      <w:proofErr w:type="spellEnd"/>
-      <w:r>
-        <w:rPr>
-          <w:rFonts w:asciiTheme="majorHAnsi" w:hAnsiTheme="majorHAnsi"/>
-          <w:sz w:val="20"/>
-          <w:szCs w:val="20"/>
-          <w:lang w:val="en-US"/>
-        </w:rPr>
-        <w:t xml:space="preserve">              INT,</w:t>
-      </w:r>
-    </w:p>
-    <w:p>
-      <w:pPr>
-        <w:rPr>
-          <w:rFonts w:asciiTheme="majorHAnsi" w:hAnsiTheme="majorHAnsi"/>
-          <w:sz w:val="20"/>
-          <w:szCs w:val="20"/>
-          <w:lang w:val="en-US"/>
-        </w:rPr>
-      </w:pPr>
-      <w:r>
-        <w:rPr>
-          <w:rFonts w:asciiTheme="majorHAnsi" w:hAnsiTheme="majorHAnsi"/>
-          <w:sz w:val="20"/>
-          <w:szCs w:val="20"/>
-          <w:lang w:val="en-US"/>
-        </w:rPr>
-        <w:t xml:space="preserve">  </w:t>
-      </w:r>
-      <w:proofErr w:type="spellStart"/>
-      <w:r>
-        <w:rPr>
-          <w:rFonts w:asciiTheme="majorHAnsi" w:hAnsiTheme="majorHAnsi"/>
-          <w:sz w:val="20"/>
-          <w:szCs w:val="20"/>
-          <w:lang w:val="en-US"/>
-        </w:rPr>
-        <w:t>descripcion</w:t>
-      </w:r>
-      <w:proofErr w:type="spellEnd"/>
-      <w:r>
-        <w:rPr>
-          <w:rFonts w:asciiTheme="majorHAnsi" w:hAnsiTheme="majorHAnsi"/>
-          <w:sz w:val="20"/>
-          <w:szCs w:val="20"/>
-          <w:lang w:val="en-US"/>
-        </w:rPr>
-        <w:t xml:space="preserve">      TEXT</w:t>
-      </w:r>
-    </w:p>
-    <w:p>
-      <w:pPr>
-        <w:rPr>
-          <w:rFonts w:asciiTheme="majorHAnsi" w:hAnsiTheme="majorHAnsi"/>
-          <w:sz w:val="20"/>
-          <w:szCs w:val="20"/>
-          <w:lang w:val="en-US"/>
-        </w:rPr>
-      </w:pPr>
-      <w:r>
-        <w:rPr>
-          <w:rFonts w:asciiTheme="majorHAnsi" w:hAnsiTheme="majorHAnsi"/>
-          <w:sz w:val="20"/>
-          <w:szCs w:val="20"/>
-          <w:lang w:val="en-US"/>
-        </w:rPr>
-        <w:t>) ;</w:t>
-      </w:r>
-    </w:p>
-    <w:p>
-      <w:pPr>
-        <w:rPr>
-          <w:rFonts w:asciiTheme="majorHAnsi" w:hAnsiTheme="majorHAnsi"/>
-          <w:sz w:val="20"/>
-          <w:szCs w:val="20"/>
-          <w:lang w:val="en-US"/>
-        </w:rPr>
-      </w:pPr>
-      <w:r>
-        <w:rPr>
-          <w:rFonts w:asciiTheme="majorHAnsi" w:hAnsiTheme="majorHAnsi"/>
-          <w:sz w:val="20"/>
-          <w:szCs w:val="20"/>
-          <w:lang w:val="en-US"/>
-        </w:rPr>
-        <w:t xml:space="preserve">CREATE TABLE </w:t>
-      </w:r>
-      <w:proofErr w:type="spellStart"/>
-      <w:r>
-        <w:rPr>
-          <w:rFonts w:asciiTheme="majorHAnsi" w:hAnsiTheme="majorHAnsi"/>
-          <w:sz w:val="20"/>
-          <w:szCs w:val="20"/>
-          <w:lang w:val="en-US"/>
+          <w:i/>
+          <w:iCs/>
+          <w:sz w:val="22"/>
+          <w:szCs w:val="22"/>
         </w:rPr>
         <w:t>tecnico</w:t>
-      </w:r>
-      <w:proofErr w:type="spellEnd"/>
-      <w:r>
-        <w:rPr>
-          <w:rFonts w:asciiTheme="majorHAnsi" w:hAnsiTheme="majorHAnsi"/>
-          <w:sz w:val="20"/>
-          <w:szCs w:val="20"/>
-          <w:lang w:val="en-US"/>
-        </w:rPr>
-        <w:t xml:space="preserve"> (</w:t>
-      </w:r>
-    </w:p>
-    <w:p>
-      <w:pPr>
-        <w:rPr>
-          <w:rFonts w:asciiTheme="majorHAnsi" w:hAnsiTheme="majorHAnsi"/>
-          <w:sz w:val="20"/>
-          <w:szCs w:val="20"/>
-          <w:lang w:val="en-US"/>
-        </w:rPr>
-      </w:pPr>
-      <w:r>
-        <w:rPr>
-          <w:rFonts w:asciiTheme="majorHAnsi" w:hAnsiTheme="majorHAnsi"/>
-          <w:sz w:val="20"/>
-          <w:szCs w:val="20"/>
-          <w:lang w:val="en-US"/>
-        </w:rPr>
-        <w:t xml:space="preserve">  </w:t>
-      </w:r>
-      <w:proofErr w:type="spellStart"/>
-      <w:r>
-        <w:rPr>
-          <w:rFonts w:asciiTheme="majorHAnsi" w:hAnsiTheme="majorHAnsi"/>
-          <w:sz w:val="20"/>
-          <w:szCs w:val="20"/>
-          <w:lang w:val="en-US"/>
-        </w:rPr>
-        <w:t>id_tecnico</w:t>
-      </w:r>
-      <w:proofErr w:type="spellEnd"/>
-      <w:r>
-        <w:rPr>
-          <w:rFonts w:asciiTheme="majorHAnsi" w:hAnsiTheme="majorHAnsi"/>
-          <w:sz w:val="20"/>
-          <w:szCs w:val="20"/>
-          <w:lang w:val="en-US"/>
-        </w:rPr>
-        <w:t xml:space="preserve">      INT PRIMARY KEY AUTO_INCREMENT,</w:t>
-      </w:r>
-    </w:p>
-    <w:p>
-      <w:pPr>
-        <w:rPr>
-          <w:rFonts w:asciiTheme="majorHAnsi" w:hAnsiTheme="majorHAnsi"/>
-          <w:sz w:val="20"/>
-          <w:szCs w:val="20"/>
-          <w:lang w:val="en-US"/>
-        </w:rPr>
-      </w:pPr>
-      <w:r>
-        <w:rPr>
-          <w:rFonts w:asciiTheme="majorHAnsi" w:hAnsiTheme="majorHAnsi"/>
-          <w:sz w:val="20"/>
-          <w:szCs w:val="20"/>
-          <w:lang w:val="en-US"/>
-        </w:rPr>
-        <w:t xml:space="preserve">  </w:t>
-      </w:r>
-      <w:proofErr w:type="spellStart"/>
-      <w:r>
-        <w:rPr>
-          <w:rFonts w:asciiTheme="majorHAnsi" w:hAnsiTheme="majorHAnsi"/>
-          <w:sz w:val="20"/>
-          <w:szCs w:val="20"/>
-          <w:lang w:val="en-US"/>
-        </w:rPr>
-        <w:t>nombre</w:t>
-      </w:r>
-      <w:proofErr w:type="spellEnd"/>
-      <w:r>
-        <w:rPr>
-          <w:rFonts w:asciiTheme="majorHAnsi" w:hAnsiTheme="majorHAnsi"/>
-          <w:sz w:val="20"/>
-          <w:szCs w:val="20"/>
-          <w:lang w:val="en-US"/>
-        </w:rPr>
-        <w:t xml:space="preserve"> </w:t>
-      </w:r>
-      <w:proofErr w:type="gramStart"/>
-      <w:r>
-        <w:rPr>
-          <w:rFonts w:asciiTheme="majorHAnsi" w:hAnsiTheme="majorHAnsi"/>
-          <w:sz w:val="20"/>
-          <w:szCs w:val="20"/>
-          <w:lang w:val="en-US"/>
-        </w:rPr>
-        <w:t>VARCHAR(</w:t>
-      </w:r>
-      <w:proofErr w:type="gramEnd"/>
-      <w:r>
-        <w:rPr>
-          <w:rFonts w:asciiTheme="majorHAnsi" w:hAnsiTheme="majorHAnsi"/>
-          <w:sz w:val="20"/>
-          <w:szCs w:val="20"/>
-          <w:lang w:val="en-US"/>
-        </w:rPr>
-        <w:t>60) NOT NULL,</w:t>
-      </w:r>
-    </w:p>
-    <w:p>
-      <w:pPr>
-        <w:rPr>
-          <w:rFonts w:asciiTheme="majorHAnsi" w:hAnsiTheme="majorHAnsi"/>
-          <w:sz w:val="20"/>
-          <w:szCs w:val="20"/>
-          <w:lang w:val="en-US"/>
-        </w:rPr>
-      </w:pPr>
-      <w:r>
-        <w:rPr>
-          <w:rFonts w:asciiTheme="majorHAnsi" w:hAnsiTheme="majorHAnsi"/>
-          <w:sz w:val="20"/>
-          <w:szCs w:val="20"/>
-          <w:lang w:val="en-US"/>
-        </w:rPr>
-        <w:t xml:space="preserve">  </w:t>
-      </w:r>
-      <w:proofErr w:type="spellStart"/>
-      <w:r>
-        <w:rPr>
-          <w:rFonts w:asciiTheme="majorHAnsi" w:hAnsiTheme="majorHAnsi"/>
-          <w:sz w:val="20"/>
-          <w:szCs w:val="20"/>
-          <w:lang w:val="en-US"/>
-        </w:rPr>
-        <w:t>apellido</w:t>
-      </w:r>
-      <w:proofErr w:type="spellEnd"/>
-      <w:r>
-        <w:rPr>
-          <w:rFonts w:asciiTheme="majorHAnsi" w:hAnsiTheme="majorHAnsi"/>
-          <w:sz w:val="20"/>
-          <w:szCs w:val="20"/>
-          <w:lang w:val="en-US"/>
-        </w:rPr>
-        <w:t xml:space="preserve"> </w:t>
-      </w:r>
-      <w:proofErr w:type="gramStart"/>
-      <w:r>
-        <w:rPr>
-          <w:rFonts w:asciiTheme="majorHAnsi" w:hAnsiTheme="majorHAnsi"/>
-          <w:sz w:val="20"/>
-          <w:szCs w:val="20"/>
-          <w:lang w:val="en-US"/>
-        </w:rPr>
-        <w:t>VARCHAR(</w:t>
-      </w:r>
-      <w:proofErr w:type="gramEnd"/>
-      <w:r>
-        <w:rPr>
-          <w:rFonts w:asciiTheme="majorHAnsi" w:hAnsiTheme="majorHAnsi"/>
-          <w:sz w:val="20"/>
-          <w:szCs w:val="20"/>
-          <w:lang w:val="en-US"/>
-        </w:rPr>
-        <w:t>60) NOT NULL,</w:t>
-      </w:r>
-    </w:p>
-    <w:p>
-      <w:pPr>
-        <w:rPr>
-          <w:rFonts w:asciiTheme="majorHAnsi" w:hAnsiTheme="majorHAnsi"/>
-          <w:sz w:val="20"/>
-          <w:szCs w:val="20"/>
-          <w:lang w:val="en-US"/>
-        </w:rPr>
-      </w:pPr>
-      <w:r>
-        <w:rPr>
-          <w:rFonts w:asciiTheme="majorHAnsi" w:hAnsiTheme="majorHAnsi"/>
-          <w:sz w:val="20"/>
-          <w:szCs w:val="20"/>
-          <w:lang w:val="en-US"/>
-        </w:rPr>
-        <w:t xml:space="preserve">  </w:t>
-      </w:r>
-      <w:proofErr w:type="spellStart"/>
-      <w:r>
-        <w:rPr>
-          <w:rFonts w:asciiTheme="majorHAnsi" w:hAnsiTheme="majorHAnsi"/>
-          <w:sz w:val="20"/>
-          <w:szCs w:val="20"/>
-          <w:lang w:val="en-US"/>
-        </w:rPr>
-        <w:t>dni</w:t>
-      </w:r>
-      <w:proofErr w:type="spellEnd"/>
-      <w:r>
-        <w:rPr>
-          <w:rFonts w:asciiTheme="majorHAnsi" w:hAnsiTheme="majorHAnsi"/>
-          <w:sz w:val="20"/>
-          <w:szCs w:val="20"/>
-          <w:lang w:val="en-US"/>
-        </w:rPr>
-        <w:t xml:space="preserve">             </w:t>
-      </w:r>
-      <w:proofErr w:type="gramStart"/>
-      <w:r>
-        <w:rPr>
-          <w:rFonts w:asciiTheme="majorHAnsi" w:hAnsiTheme="majorHAnsi"/>
-          <w:sz w:val="20"/>
-          <w:szCs w:val="20"/>
-          <w:lang w:val="en-US"/>
-        </w:rPr>
-        <w:t>VARCHAR(</w:t>
-      </w:r>
-      <w:proofErr w:type="gramEnd"/>
-      <w:r>
-        <w:rPr>
-          <w:rFonts w:asciiTheme="majorHAnsi" w:hAnsiTheme="majorHAnsi"/>
-          <w:sz w:val="20"/>
-          <w:szCs w:val="20"/>
-          <w:lang w:val="en-US"/>
-        </w:rPr>
-        <w:t>20),</w:t>
-      </w:r>
-    </w:p>
-    <w:p>
-      <w:pPr>
-        <w:rPr>
-          <w:rFonts w:asciiTheme="majorHAnsi" w:hAnsiTheme="majorHAnsi"/>
-          <w:sz w:val="20"/>
-          <w:szCs w:val="20"/>
-          <w:lang w:val="en-US"/>
-        </w:rPr>
-      </w:pPr>
-      <w:r>
-        <w:rPr>
-          <w:rFonts w:asciiTheme="majorHAnsi" w:hAnsiTheme="majorHAnsi"/>
-          <w:sz w:val="20"/>
-          <w:szCs w:val="20"/>
-          <w:lang w:val="en-US"/>
-        </w:rPr>
-        <w:t xml:space="preserve">  </w:t>
-      </w:r>
-      <w:proofErr w:type="spellStart"/>
-      <w:r>
-        <w:rPr>
-          <w:rFonts w:asciiTheme="majorHAnsi" w:hAnsiTheme="majorHAnsi"/>
-          <w:sz w:val="20"/>
-          <w:szCs w:val="20"/>
-          <w:lang w:val="en-US"/>
-        </w:rPr>
-        <w:t>tel</w:t>
-      </w:r>
-      <w:proofErr w:type="spellEnd"/>
-      <w:r>
-        <w:rPr>
-          <w:rFonts w:asciiTheme="majorHAnsi" w:hAnsiTheme="majorHAnsi"/>
-          <w:sz w:val="20"/>
-          <w:szCs w:val="20"/>
-          <w:lang w:val="en-US"/>
-        </w:rPr>
-        <w:t xml:space="preserve">             </w:t>
-      </w:r>
-      <w:proofErr w:type="gramStart"/>
-      <w:r>
-        <w:rPr>
-          <w:rFonts w:asciiTheme="majorHAnsi" w:hAnsiTheme="majorHAnsi"/>
-          <w:sz w:val="20"/>
-          <w:szCs w:val="20"/>
-          <w:lang w:val="en-US"/>
-        </w:rPr>
-        <w:t>VARCHAR(</w:t>
-      </w:r>
-      <w:proofErr w:type="gramEnd"/>
-      <w:r>
-        <w:rPr>
-          <w:rFonts w:asciiTheme="majorHAnsi" w:hAnsiTheme="majorHAnsi"/>
-          <w:sz w:val="20"/>
-          <w:szCs w:val="20"/>
-          <w:lang w:val="en-US"/>
-        </w:rPr>
-        <w:t>40),</w:t>
-      </w:r>
-    </w:p>
-    <w:p>
-      <w:pPr>
-        <w:rPr>
-          <w:rFonts w:asciiTheme="majorHAnsi" w:hAnsiTheme="majorHAnsi"/>
-          <w:sz w:val="20"/>
-          <w:szCs w:val="20"/>
-          <w:lang w:val="en-US"/>
-        </w:rPr>
-      </w:pPr>
-      <w:r>
-        <w:rPr>
-          <w:rFonts w:asciiTheme="majorHAnsi" w:hAnsiTheme="majorHAnsi"/>
-          <w:sz w:val="20"/>
-          <w:szCs w:val="20"/>
-          <w:lang w:val="en-US"/>
-        </w:rPr>
-        <w:t xml:space="preserve">  </w:t>
-      </w:r>
-      <w:proofErr w:type="spellStart"/>
-      <w:r>
-        <w:rPr>
-          <w:rFonts w:asciiTheme="majorHAnsi" w:hAnsiTheme="majorHAnsi"/>
-          <w:sz w:val="20"/>
-          <w:szCs w:val="20"/>
-          <w:lang w:val="en-US"/>
-        </w:rPr>
-        <w:t>correo</w:t>
-      </w:r>
-      <w:proofErr w:type="spellEnd"/>
-      <w:r>
-        <w:rPr>
-          <w:rFonts w:asciiTheme="majorHAnsi" w:hAnsiTheme="majorHAnsi"/>
-          <w:sz w:val="20"/>
-          <w:szCs w:val="20"/>
-          <w:lang w:val="en-US"/>
-        </w:rPr>
-        <w:t xml:space="preserve">          </w:t>
-      </w:r>
-      <w:proofErr w:type="gramStart"/>
-      <w:r>
-        <w:rPr>
-          <w:rFonts w:asciiTheme="majorHAnsi" w:hAnsiTheme="majorHAnsi"/>
-          <w:sz w:val="20"/>
-          <w:szCs w:val="20"/>
-          <w:lang w:val="en-US"/>
-        </w:rPr>
-        <w:t>VARCHAR(</w:t>
-      </w:r>
-      <w:proofErr w:type="gramEnd"/>
-      <w:r>
-        <w:rPr>
-          <w:rFonts w:asciiTheme="majorHAnsi" w:hAnsiTheme="majorHAnsi"/>
-          <w:sz w:val="20"/>
-          <w:szCs w:val="20"/>
-          <w:lang w:val="en-US"/>
-        </w:rPr>
-        <w:t>120),</w:t>
-      </w:r>
-    </w:p>
-    <w:p>
-      <w:pPr>
-        <w:rPr>
-          <w:rFonts w:asciiTheme="majorHAnsi" w:hAnsiTheme="majorHAnsi"/>
-          <w:sz w:val="20"/>
-          <w:szCs w:val="20"/>
-          <w:lang w:val="en-US"/>
-        </w:rPr>
-      </w:pPr>
-      <w:r>
-        <w:rPr>
-          <w:rFonts w:asciiTheme="majorHAnsi" w:hAnsiTheme="majorHAnsi"/>
-          <w:sz w:val="20"/>
-          <w:szCs w:val="20"/>
-          <w:lang w:val="en-US"/>
-        </w:rPr>
-        <w:t xml:space="preserve">  </w:t>
-      </w:r>
-      <w:proofErr w:type="spellStart"/>
-      <w:r>
-        <w:rPr>
-          <w:rFonts w:asciiTheme="majorHAnsi" w:hAnsiTheme="majorHAnsi"/>
-          <w:sz w:val="20"/>
-          <w:szCs w:val="20"/>
-          <w:lang w:val="en-US"/>
-        </w:rPr>
-        <w:t>activo</w:t>
-      </w:r>
-      <w:proofErr w:type="spellEnd"/>
-      <w:r>
-        <w:rPr>
-          <w:rFonts w:asciiTheme="majorHAnsi" w:hAnsiTheme="majorHAnsi"/>
-          <w:sz w:val="20"/>
-          <w:szCs w:val="20"/>
-          <w:lang w:val="en-US"/>
-        </w:rPr>
-        <w:t xml:space="preserve">          BOOLEAN DEFAULT TRUE</w:t>
-      </w:r>
-    </w:p>
-    <w:p>
-      <w:pPr>
-        <w:rPr>
-          <w:rFonts w:asciiTheme="majorHAnsi" w:hAnsiTheme="majorHAnsi"/>
-          <w:sz w:val="20"/>
-          <w:szCs w:val="20"/>
-          <w:lang w:val="en-US"/>
-        </w:rPr>
-      </w:pPr>
-      <w:r>
-        <w:rPr>
-          <w:rFonts w:asciiTheme="majorHAnsi" w:hAnsiTheme="majorHAnsi"/>
-          <w:sz w:val="20"/>
-          <w:szCs w:val="20"/>
-          <w:lang w:val="en-US"/>
-        </w:rPr>
-        <w:t>) ;</w:t>
-      </w:r>
-    </w:p>
-    <w:p>
-      <w:pPr>
-        <w:rPr>
-          <w:rFonts w:asciiTheme="majorHAnsi" w:hAnsiTheme="majorHAnsi"/>
-          <w:sz w:val="20"/>
-          <w:szCs w:val="20"/>
-          <w:lang w:val="en-US"/>
-        </w:rPr>
-      </w:pPr>
-    </w:p>
-    <w:p>
-      <w:pPr>
-        <w:rPr>
-          <w:rFonts w:asciiTheme="majorHAnsi" w:hAnsiTheme="majorHAnsi"/>
-          <w:sz w:val="20"/>
-          <w:szCs w:val="20"/>
-          <w:lang w:val="en-US"/>
-        </w:rPr>
-      </w:pPr>
-    </w:p>
-    <w:p>
-      <w:pPr>
-        <w:rPr>
-          <w:rFonts w:asciiTheme="majorHAnsi" w:hAnsiTheme="majorHAnsi"/>
-          <w:sz w:val="20"/>
-          <w:szCs w:val="20"/>
-          <w:lang w:val="en-US"/>
-        </w:rPr>
-      </w:pPr>
-      <w:r>
-        <w:rPr>
-          <w:rFonts w:asciiTheme="majorHAnsi" w:hAnsiTheme="majorHAnsi"/>
-          <w:sz w:val="20"/>
-          <w:szCs w:val="20"/>
-          <w:lang w:val="en-US"/>
-        </w:rPr>
-        <w:t xml:space="preserve">CREATE TABLE </w:t>
-      </w:r>
-      <w:proofErr w:type="spellStart"/>
-      <w:r>
-        <w:rPr>
-          <w:rFonts w:asciiTheme="majorHAnsi" w:hAnsiTheme="majorHAnsi"/>
-          <w:sz w:val="20"/>
-          <w:szCs w:val="20"/>
-          <w:lang w:val="en-US"/>
-        </w:rPr>
-        <w:t>orden_servicio</w:t>
-      </w:r>
-      <w:proofErr w:type="spellEnd"/>
-      <w:r>
-        <w:rPr>
-          <w:rFonts w:asciiTheme="majorHAnsi" w:hAnsiTheme="majorHAnsi"/>
-          <w:sz w:val="20"/>
-          <w:szCs w:val="20"/>
-          <w:lang w:val="en-US"/>
-        </w:rPr>
-        <w:t xml:space="preserve"> (</w:t>
-      </w:r>
-    </w:p>
-    <w:p>
-      <w:pPr>
-        <w:rPr>
-          <w:rFonts w:asciiTheme="majorHAnsi" w:hAnsiTheme="majorHAnsi"/>
-          <w:sz w:val="20"/>
-          <w:szCs w:val="20"/>
-          <w:lang w:val="en-US"/>
-        </w:rPr>
-      </w:pPr>
-      <w:r>
-        <w:rPr>
-          <w:rFonts w:asciiTheme="majorHAnsi" w:hAnsiTheme="majorHAnsi"/>
-          <w:sz w:val="20"/>
-          <w:szCs w:val="20"/>
-          <w:lang w:val="en-US"/>
-        </w:rPr>
-        <w:t xml:space="preserve">  </w:t>
-      </w:r>
-      <w:proofErr w:type="spellStart"/>
-      <w:r>
-        <w:rPr>
-          <w:rFonts w:asciiTheme="majorHAnsi" w:hAnsiTheme="majorHAnsi"/>
-          <w:sz w:val="20"/>
-          <w:szCs w:val="20"/>
-          <w:lang w:val="en-US"/>
-        </w:rPr>
-        <w:t>id_orden</w:t>
-      </w:r>
-      <w:proofErr w:type="spellEnd"/>
-      <w:r>
-        <w:rPr>
-          <w:rFonts w:asciiTheme="majorHAnsi" w:hAnsiTheme="majorHAnsi"/>
-          <w:sz w:val="20"/>
-          <w:szCs w:val="20"/>
-          <w:lang w:val="en-US"/>
-        </w:rPr>
-        <w:t xml:space="preserve">          INT PRIMARY KEY AUTO_INCREMENT,</w:t>
-      </w:r>
-    </w:p>
-    <w:p>
-      <w:pPr>
-        <w:rPr>
-          <w:rFonts w:asciiTheme="majorHAnsi" w:hAnsiTheme="majorHAnsi"/>
-          <w:sz w:val="20"/>
-          <w:szCs w:val="20"/>
-          <w:lang w:val="en-US"/>
-        </w:rPr>
-      </w:pPr>
-      <w:r>
-        <w:rPr>
-          <w:rFonts w:asciiTheme="majorHAnsi" w:hAnsiTheme="majorHAnsi"/>
-          <w:sz w:val="20"/>
-          <w:szCs w:val="20"/>
-          <w:lang w:val="en-US"/>
-        </w:rPr>
-        <w:t xml:space="preserve">  </w:t>
-      </w:r>
-      <w:proofErr w:type="spellStart"/>
-      <w:r>
-        <w:rPr>
-          <w:rFonts w:asciiTheme="majorHAnsi" w:hAnsiTheme="majorHAnsi"/>
-          <w:sz w:val="20"/>
-          <w:szCs w:val="20"/>
-          <w:lang w:val="en-US"/>
-        </w:rPr>
-        <w:t>id_cliente</w:t>
-      </w:r>
-      <w:proofErr w:type="spellEnd"/>
-      <w:r>
-        <w:rPr>
-          <w:rFonts w:asciiTheme="majorHAnsi" w:hAnsiTheme="majorHAnsi"/>
-          <w:sz w:val="20"/>
-          <w:szCs w:val="20"/>
-          <w:lang w:val="en-US"/>
-        </w:rPr>
-        <w:t xml:space="preserve">        INT NOT NULL,</w:t>
-      </w:r>
-    </w:p>
-    <w:p>
-      <w:pPr>
-        <w:rPr>
-          <w:rFonts w:asciiTheme="majorHAnsi" w:hAnsiTheme="majorHAnsi"/>
-          <w:sz w:val="20"/>
-          <w:szCs w:val="20"/>
-          <w:lang w:val="en-US"/>
-        </w:rPr>
-      </w:pPr>
-      <w:r>
-        <w:rPr>
-          <w:rFonts w:asciiTheme="majorHAnsi" w:hAnsiTheme="majorHAnsi"/>
-          <w:sz w:val="20"/>
-          <w:szCs w:val="20"/>
-          <w:lang w:val="en-US"/>
-        </w:rPr>
-        <w:t xml:space="preserve">  </w:t>
-      </w:r>
-      <w:proofErr w:type="spellStart"/>
-      <w:r>
-        <w:rPr>
-          <w:rFonts w:asciiTheme="majorHAnsi" w:hAnsiTheme="majorHAnsi"/>
-          <w:sz w:val="20"/>
-          <w:szCs w:val="20"/>
-          <w:lang w:val="en-US"/>
-        </w:rPr>
-        <w:t>id_domicilio</w:t>
-      </w:r>
-      <w:proofErr w:type="spellEnd"/>
-      <w:r>
-        <w:rPr>
-          <w:rFonts w:asciiTheme="majorHAnsi" w:hAnsiTheme="majorHAnsi"/>
-          <w:sz w:val="20"/>
-          <w:szCs w:val="20"/>
-          <w:lang w:val="en-US"/>
-        </w:rPr>
-        <w:t xml:space="preserve">      INT NOT NULL,</w:t>
-      </w:r>
-    </w:p>
-    <w:p>
-      <w:pPr>
-        <w:rPr>
-          <w:rFonts w:asciiTheme="majorHAnsi" w:hAnsiTheme="majorHAnsi"/>
-          <w:sz w:val="20"/>
-          <w:szCs w:val="20"/>
-          <w:lang w:val="en-US"/>
-        </w:rPr>
-      </w:pPr>
-      <w:r>
-        <w:rPr>
-          <w:rFonts w:asciiTheme="majorHAnsi" w:hAnsiTheme="majorHAnsi"/>
-          <w:sz w:val="20"/>
-          <w:szCs w:val="20"/>
-          <w:lang w:val="en-US"/>
-        </w:rPr>
-        <w:t xml:space="preserve">  </w:t>
-      </w:r>
-      <w:proofErr w:type="spellStart"/>
-      <w:r>
-        <w:rPr>
-          <w:rFonts w:asciiTheme="majorHAnsi" w:hAnsiTheme="majorHAnsi"/>
-          <w:sz w:val="20"/>
-          <w:szCs w:val="20"/>
-          <w:lang w:val="en-US"/>
-        </w:rPr>
-        <w:t>id_equipo</w:t>
-      </w:r>
-      <w:proofErr w:type="spellEnd"/>
-      <w:r>
-        <w:rPr>
-          <w:rFonts w:asciiTheme="majorHAnsi" w:hAnsiTheme="majorHAnsi"/>
-          <w:sz w:val="20"/>
-          <w:szCs w:val="20"/>
-          <w:lang w:val="en-US"/>
-        </w:rPr>
-        <w:t xml:space="preserve">         INT NULL,</w:t>
-      </w:r>
-    </w:p>
-    <w:p>
-      <w:pPr>
-        <w:rPr>
-          <w:rFonts w:asciiTheme="majorHAnsi" w:hAnsiTheme="majorHAnsi"/>
-          <w:sz w:val="20"/>
-          <w:szCs w:val="20"/>
-          <w:lang w:val="en-US"/>
-        </w:rPr>
-      </w:pPr>
-      <w:r>
-        <w:rPr>
-          <w:rFonts w:asciiTheme="majorHAnsi" w:hAnsiTheme="majorHAnsi"/>
-          <w:sz w:val="20"/>
-          <w:szCs w:val="20"/>
-          <w:lang w:val="en-US"/>
-        </w:rPr>
-        <w:t xml:space="preserve">  </w:t>
-      </w:r>
-      <w:proofErr w:type="spellStart"/>
-      <w:r>
-        <w:rPr>
-          <w:rFonts w:asciiTheme="majorHAnsi" w:hAnsiTheme="majorHAnsi"/>
-          <w:sz w:val="20"/>
-          <w:szCs w:val="20"/>
-          <w:lang w:val="en-US"/>
-        </w:rPr>
-        <w:t>id_tipo_</w:t>
-      </w:r>
-      <w:proofErr w:type="gramStart"/>
-      <w:r>
-        <w:rPr>
-          <w:rFonts w:asciiTheme="majorHAnsi" w:hAnsiTheme="majorHAnsi"/>
-          <w:sz w:val="20"/>
-          <w:szCs w:val="20"/>
-          <w:lang w:val="en-US"/>
-        </w:rPr>
-        <w:t>servicio</w:t>
-      </w:r>
-      <w:proofErr w:type="spellEnd"/>
-      <w:r>
-        <w:rPr>
-          <w:rFonts w:asciiTheme="majorHAnsi" w:hAnsiTheme="majorHAnsi"/>
-          <w:sz w:val="20"/>
-          <w:szCs w:val="20"/>
-          <w:lang w:val="en-US"/>
-        </w:rPr>
-        <w:t xml:space="preserve">  INT</w:t>
-      </w:r>
-      <w:proofErr w:type="gramEnd"/>
-      <w:r>
-        <w:rPr>
-          <w:rFonts w:asciiTheme="majorHAnsi" w:hAnsiTheme="majorHAnsi"/>
-          <w:sz w:val="20"/>
-          <w:szCs w:val="20"/>
-          <w:lang w:val="en-US"/>
-        </w:rPr>
-        <w:t xml:space="preserve"> NOT NULL,</w:t>
-      </w:r>
-    </w:p>
-    <w:p>
-      <w:pPr>
-        <w:rPr>
-          <w:rFonts w:asciiTheme="majorHAnsi" w:hAnsiTheme="majorHAnsi"/>
-          <w:sz w:val="20"/>
-          <w:szCs w:val="20"/>
-        </w:rPr>
-      </w:pPr>
-      <w:r>
-        <w:rPr>
-          <w:rFonts w:asciiTheme="majorHAnsi" w:hAnsiTheme="majorHAnsi"/>
-          <w:sz w:val="20"/>
-          <w:szCs w:val="20"/>
-          <w:lang w:val="en-US"/>
-        </w:rPr>
-        <w:t xml:space="preserve">  </w:t>
-      </w:r>
-      <w:proofErr w:type="spellStart"/>
-      <w:r>
-        <w:rPr>
-          <w:rFonts w:asciiTheme="majorHAnsi" w:hAnsiTheme="majorHAnsi"/>
-          <w:sz w:val="20"/>
-          <w:szCs w:val="20"/>
-        </w:rPr>
-        <w:t>id_tecnico</w:t>
-      </w:r>
-      <w:proofErr w:type="spellEnd"/>
-      <w:r>
-        <w:rPr>
-          <w:rFonts w:asciiTheme="majorHAnsi" w:hAnsiTheme="majorHAnsi"/>
-          <w:sz w:val="20"/>
-          <w:szCs w:val="20"/>
-        </w:rPr>
-        <w:t xml:space="preserve">        INT NULL,   </w:t>
-      </w:r>
-    </w:p>
-    <w:p>
-      <w:pPr>
-        <w:rPr>
-          <w:rFonts w:asciiTheme="majorHAnsi" w:hAnsiTheme="majorHAnsi"/>
-          <w:sz w:val="20"/>
-          <w:szCs w:val="20"/>
-        </w:rPr>
-      </w:pPr>
-      <w:r>
-        <w:rPr>
-          <w:rFonts w:asciiTheme="majorHAnsi" w:hAnsiTheme="majorHAnsi"/>
-          <w:sz w:val="20"/>
-          <w:szCs w:val="20"/>
-        </w:rPr>
-        <w:t xml:space="preserve">  </w:t>
-      </w:r>
-      <w:proofErr w:type="spellStart"/>
-      <w:r>
-        <w:rPr>
-          <w:rFonts w:asciiTheme="majorHAnsi" w:hAnsiTheme="majorHAnsi"/>
-          <w:sz w:val="20"/>
-          <w:szCs w:val="20"/>
-        </w:rPr>
-        <w:t>fecha_creacion</w:t>
-      </w:r>
-      <w:proofErr w:type="spellEnd"/>
-      <w:r>
-        <w:rPr>
-          <w:rFonts w:asciiTheme="majorHAnsi" w:hAnsiTheme="majorHAnsi"/>
-          <w:sz w:val="20"/>
-          <w:szCs w:val="20"/>
-        </w:rPr>
-        <w:t xml:space="preserve">    DATETIME DEFAULT CURRENT_TIMESTAMP,</w:t>
-      </w:r>
-    </w:p>
-    <w:p>
-      <w:pPr>
-        <w:rPr>
-          <w:rFonts w:asciiTheme="majorHAnsi" w:hAnsiTheme="majorHAnsi"/>
-          <w:sz w:val="20"/>
-          <w:szCs w:val="20"/>
-        </w:rPr>
-      </w:pPr>
-      <w:r>
-        <w:rPr>
-          <w:rFonts w:asciiTheme="majorHAnsi" w:hAnsiTheme="majorHAnsi"/>
-          <w:sz w:val="20"/>
-          <w:szCs w:val="20"/>
-        </w:rPr>
-        <w:t xml:space="preserve">  </w:t>
-      </w:r>
-      <w:proofErr w:type="spellStart"/>
-      <w:r>
-        <w:rPr>
-          <w:rFonts w:asciiTheme="majorHAnsi" w:hAnsiTheme="majorHAnsi"/>
-          <w:sz w:val="20"/>
-          <w:szCs w:val="20"/>
-        </w:rPr>
-        <w:t>fecha_entrega_aprox</w:t>
-      </w:r>
-      <w:proofErr w:type="spellEnd"/>
-      <w:r>
-        <w:rPr>
-          <w:rFonts w:asciiTheme="majorHAnsi" w:hAnsiTheme="majorHAnsi"/>
-          <w:sz w:val="20"/>
-          <w:szCs w:val="20"/>
-        </w:rPr>
-        <w:t xml:space="preserve"> DATETIME NULL,</w:t>
-      </w:r>
-    </w:p>
-    <w:p>
-      <w:pPr>
-        <w:rPr>
-          <w:rFonts w:asciiTheme="majorHAnsi" w:hAnsiTheme="majorHAnsi"/>
-          <w:sz w:val="20"/>
-          <w:szCs w:val="20"/>
-        </w:rPr>
-      </w:pPr>
-      <w:r>
-        <w:rPr>
-          <w:rFonts w:asciiTheme="majorHAnsi" w:hAnsiTheme="majorHAnsi"/>
-          <w:sz w:val="20"/>
-          <w:szCs w:val="20"/>
-        </w:rPr>
-        <w:t xml:space="preserve">  prioridad         </w:t>
-      </w:r>
-      <w:proofErr w:type="gramStart"/>
-      <w:r>
-        <w:rPr>
-          <w:rFonts w:asciiTheme="majorHAnsi" w:hAnsiTheme="majorHAnsi"/>
-          <w:sz w:val="20"/>
-          <w:szCs w:val="20"/>
-        </w:rPr>
-        <w:t>VARCHAR(</w:t>
-      </w:r>
-      <w:proofErr w:type="gramEnd"/>
-      <w:r>
-        <w:rPr>
-          <w:rFonts w:asciiTheme="majorHAnsi" w:hAnsiTheme="majorHAnsi"/>
-          <w:sz w:val="20"/>
-          <w:szCs w:val="20"/>
-        </w:rPr>
-        <w:t>10) DEFAULT 'media',</w:t>
-      </w:r>
-    </w:p>
-    <w:p>
-      <w:pPr>
-        <w:rPr>
-          <w:rFonts w:asciiTheme="majorHAnsi" w:hAnsiTheme="majorHAnsi"/>
-          <w:sz w:val="20"/>
-          <w:szCs w:val="20"/>
-        </w:rPr>
-      </w:pPr>
-      <w:r>
-        <w:rPr>
-          <w:rFonts w:asciiTheme="majorHAnsi" w:hAnsiTheme="majorHAnsi"/>
-          <w:sz w:val="20"/>
-          <w:szCs w:val="20"/>
-        </w:rPr>
-        <w:t xml:space="preserve">  estado            </w:t>
-      </w:r>
-      <w:proofErr w:type="gramStart"/>
-      <w:r>
-        <w:rPr>
-          <w:rFonts w:asciiTheme="majorHAnsi" w:hAnsiTheme="majorHAnsi"/>
-          <w:sz w:val="20"/>
-          <w:szCs w:val="20"/>
-        </w:rPr>
-        <w:t>VARCHAR(</w:t>
-      </w:r>
-      <w:proofErr w:type="gramEnd"/>
-      <w:r>
-        <w:rPr>
-          <w:rFonts w:asciiTheme="majorHAnsi" w:hAnsiTheme="majorHAnsi"/>
-          <w:sz w:val="20"/>
-          <w:szCs w:val="20"/>
-        </w:rPr>
-        <w:t>20) DEFAULT 'abierta',</w:t>
-      </w:r>
-    </w:p>
-    <w:p>
-      <w:pPr>
-        <w:rPr>
-          <w:rFonts w:asciiTheme="majorHAnsi" w:hAnsiTheme="majorHAnsi"/>
-          <w:sz w:val="20"/>
-          <w:szCs w:val="20"/>
-          <w:lang w:val="en-US"/>
-        </w:rPr>
-      </w:pPr>
-      <w:r>
-        <w:rPr>
-          <w:rFonts w:asciiTheme="majorHAnsi" w:hAnsiTheme="majorHAnsi"/>
-          <w:sz w:val="20"/>
-          <w:szCs w:val="20"/>
-        </w:rPr>
-        <w:t xml:space="preserve">  </w:t>
-      </w:r>
-      <w:proofErr w:type="spellStart"/>
-      <w:r>
-        <w:rPr>
-          <w:rFonts w:asciiTheme="majorHAnsi" w:hAnsiTheme="majorHAnsi"/>
-          <w:sz w:val="20"/>
-          <w:szCs w:val="20"/>
-          <w:lang w:val="en-US"/>
-        </w:rPr>
-        <w:t>obs</w:t>
-      </w:r>
-      <w:proofErr w:type="spellEnd"/>
-      <w:r>
-        <w:rPr>
-          <w:rFonts w:asciiTheme="majorHAnsi" w:hAnsiTheme="majorHAnsi"/>
-          <w:sz w:val="20"/>
-          <w:szCs w:val="20"/>
-          <w:lang w:val="en-US"/>
-        </w:rPr>
-        <w:tab/>
-      </w:r>
-      <w:r>
-        <w:rPr>
-          <w:rFonts w:asciiTheme="majorHAnsi" w:hAnsiTheme="majorHAnsi"/>
-          <w:sz w:val="20"/>
-          <w:szCs w:val="20"/>
-          <w:lang w:val="en-US"/>
-        </w:rPr>
-        <w:tab/>
-      </w:r>
-      <w:r>
-        <w:rPr>
-          <w:rFonts w:asciiTheme="majorHAnsi" w:hAnsiTheme="majorHAnsi"/>
-          <w:sz w:val="20"/>
-          <w:szCs w:val="20"/>
-          <w:lang w:val="en-US"/>
-        </w:rPr>
-        <w:tab/>
-      </w:r>
-      <w:r>
-        <w:rPr>
-          <w:rFonts w:asciiTheme="majorHAnsi" w:hAnsiTheme="majorHAnsi"/>
-          <w:sz w:val="20"/>
-          <w:szCs w:val="20"/>
-          <w:lang w:val="en-US"/>
-        </w:rPr>
-        <w:tab/>
-        <w:t xml:space="preserve"> TEXT,</w:t>
-      </w:r>
-    </w:p>
-    <w:p>
-      <w:pPr>
-        <w:rPr>
-          <w:rFonts w:asciiTheme="majorHAnsi" w:hAnsiTheme="majorHAnsi"/>
-          <w:sz w:val="20"/>
-          <w:szCs w:val="20"/>
-          <w:lang w:val="en-US"/>
-        </w:rPr>
-      </w:pPr>
-      <w:r>
-        <w:rPr>
-          <w:rFonts w:asciiTheme="majorHAnsi" w:hAnsiTheme="majorHAnsi"/>
-          <w:sz w:val="20"/>
-          <w:szCs w:val="20"/>
-          <w:lang w:val="en-US"/>
-        </w:rPr>
-        <w:t xml:space="preserve">  CONSTRAINT </w:t>
-      </w:r>
-      <w:proofErr w:type="spellStart"/>
-      <w:r>
-        <w:rPr>
-          <w:rFonts w:asciiTheme="majorHAnsi" w:hAnsiTheme="majorHAnsi"/>
-          <w:sz w:val="20"/>
-          <w:szCs w:val="20"/>
-          <w:lang w:val="en-US"/>
-        </w:rPr>
-        <w:t>fk_os_cliente</w:t>
       </w:r>
       <w:proofErr w:type="spellEnd"/>
     </w:p>
     <w:p>
       <w:pPr>
-        <w:rPr>
-          <w:rFonts w:asciiTheme="majorHAnsi" w:hAnsiTheme="majorHAnsi"/>
-          <w:sz w:val="20"/>
-          <w:szCs w:val="20"/>
-          <w:lang w:val="en-US"/>
-        </w:rPr>
-      </w:pPr>
-      <w:r>
-        <w:rPr>
-          <w:rFonts w:asciiTheme="majorHAnsi" w:hAnsiTheme="majorHAnsi"/>
-          <w:sz w:val="20"/>
-          <w:szCs w:val="20"/>
-          <w:lang w:val="en-US"/>
-        </w:rPr>
-        <w:t xml:space="preserve">    FOREIGN KEY (</w:t>
-      </w:r>
-      <w:proofErr w:type="spellStart"/>
-      <w:r>
-        <w:rPr>
-          <w:rFonts w:asciiTheme="majorHAnsi" w:hAnsiTheme="majorHAnsi"/>
-          <w:sz w:val="20"/>
-          <w:szCs w:val="20"/>
-          <w:lang w:val="en-US"/>
-        </w:rPr>
-        <w:t>id_cliente</w:t>
-      </w:r>
-      <w:proofErr w:type="spellEnd"/>
-      <w:r>
-        <w:rPr>
-          <w:rFonts w:asciiTheme="majorHAnsi" w:hAnsiTheme="majorHAnsi"/>
-          <w:sz w:val="20"/>
-          <w:szCs w:val="20"/>
-          <w:lang w:val="en-US"/>
-        </w:rPr>
-        <w:t xml:space="preserve">) REFERENCES </w:t>
-      </w:r>
-      <w:proofErr w:type="spellStart"/>
-      <w:r>
-        <w:rPr>
-          <w:rFonts w:asciiTheme="majorHAnsi" w:hAnsiTheme="majorHAnsi"/>
-          <w:sz w:val="20"/>
-          <w:szCs w:val="20"/>
-          <w:lang w:val="en-US"/>
-        </w:rPr>
-        <w:t>cliente</w:t>
-      </w:r>
-      <w:proofErr w:type="spellEnd"/>
-      <w:r>
-        <w:rPr>
-          <w:rFonts w:asciiTheme="majorHAnsi" w:hAnsiTheme="majorHAnsi"/>
-          <w:sz w:val="20"/>
-          <w:szCs w:val="20"/>
-          <w:lang w:val="en-US"/>
-        </w:rPr>
-        <w:t>(</w:t>
-      </w:r>
-      <w:proofErr w:type="spellStart"/>
-      <w:r>
-        <w:rPr>
-          <w:rFonts w:asciiTheme="majorHAnsi" w:hAnsiTheme="majorHAnsi"/>
-          <w:sz w:val="20"/>
-          <w:szCs w:val="20"/>
-          <w:lang w:val="en-US"/>
-        </w:rPr>
-        <w:t>id_cliente</w:t>
-      </w:r>
-      <w:proofErr w:type="spellEnd"/>
-      <w:r>
-        <w:rPr>
-          <w:rFonts w:asciiTheme="majorHAnsi" w:hAnsiTheme="majorHAnsi"/>
-          <w:sz w:val="20"/>
-          <w:szCs w:val="20"/>
-          <w:lang w:val="en-US"/>
-        </w:rPr>
-        <w:t>)</w:t>
+        <w:pStyle w:val="Prrafodelista"/>
+        <w:numPr>
+          <w:ilvl w:val="1"/>
+          <w:numId w:val="14"/>
+        </w:numPr>
+        <w:spacing w:line="276" w:lineRule="auto"/>
+        <w:rPr>
+          <w:i/>
+          <w:iCs/>
+          <w:sz w:val="22"/>
+          <w:szCs w:val="22"/>
+        </w:rPr>
+      </w:pPr>
+      <w:r>
+        <w:rPr>
+          <w:i/>
+          <w:iCs/>
+          <w:sz w:val="22"/>
+          <w:szCs w:val="22"/>
+        </w:rPr>
+        <w:t>equipo</w:t>
       </w:r>
     </w:p>
     <w:p>
       <w:pPr>
-        <w:rPr>
-          <w:rFonts w:asciiTheme="majorHAnsi" w:hAnsiTheme="majorHAnsi"/>
-          <w:sz w:val="20"/>
-          <w:szCs w:val="20"/>
-          <w:lang w:val="en-US"/>
-        </w:rPr>
-      </w:pPr>
-      <w:r>
-        <w:rPr>
-          <w:rFonts w:asciiTheme="majorHAnsi" w:hAnsiTheme="majorHAnsi"/>
-          <w:sz w:val="20"/>
-          <w:szCs w:val="20"/>
-          <w:lang w:val="en-US"/>
-        </w:rPr>
-        <w:t xml:space="preserve">    ON DELETE RESTRICT ON UPDATE CASCADE,</w:t>
-      </w:r>
-    </w:p>
-    <w:p>
-      <w:pPr>
-        <w:rPr>
-          <w:rFonts w:asciiTheme="majorHAnsi" w:hAnsiTheme="majorHAnsi"/>
-          <w:sz w:val="20"/>
-          <w:szCs w:val="20"/>
-          <w:lang w:val="en-US"/>
-        </w:rPr>
-      </w:pPr>
-      <w:r>
-        <w:rPr>
-          <w:rFonts w:asciiTheme="majorHAnsi" w:hAnsiTheme="majorHAnsi"/>
-          <w:sz w:val="20"/>
-          <w:szCs w:val="20"/>
-          <w:lang w:val="en-US"/>
-        </w:rPr>
-        <w:t xml:space="preserve">  CONSTRAINT </w:t>
-      </w:r>
+        <w:pStyle w:val="Prrafodelista"/>
+        <w:numPr>
+          <w:ilvl w:val="0"/>
+          <w:numId w:val="14"/>
+        </w:numPr>
+        <w:spacing w:line="276" w:lineRule="auto"/>
+        <w:rPr>
+          <w:b/>
+          <w:bCs/>
+        </w:rPr>
+      </w:pPr>
       <w:proofErr w:type="spellStart"/>
       <w:r>
         <w:rPr>
-          <w:rFonts w:asciiTheme="majorHAnsi" w:hAnsiTheme="majorHAnsi"/>
-          <w:sz w:val="20"/>
-          <w:szCs w:val="20"/>
-          <w:lang w:val="en-US"/>
-        </w:rPr>
-        <w:t>fk_os_domicilio</w:t>
+          <w:b/>
+          <w:bCs/>
+        </w:rPr>
+        <w:t>vw_historial_equipo</w:t>
       </w:r>
       <w:proofErr w:type="spellEnd"/>
     </w:p>
     <w:p>
       <w:pPr>
-        <w:rPr>
-          <w:rFonts w:asciiTheme="majorHAnsi" w:hAnsiTheme="majorHAnsi"/>
-          <w:sz w:val="20"/>
-          <w:szCs w:val="20"/>
-          <w:lang w:val="en-US"/>
-        </w:rPr>
-      </w:pPr>
-      <w:r>
-        <w:rPr>
-          <w:rFonts w:asciiTheme="majorHAnsi" w:hAnsiTheme="majorHAnsi"/>
-          <w:sz w:val="20"/>
-          <w:szCs w:val="20"/>
-          <w:lang w:val="en-US"/>
-        </w:rPr>
-        <w:t xml:space="preserve">    FOREIGN KEY (</w:t>
-      </w:r>
-      <w:proofErr w:type="spellStart"/>
-      <w:r>
-        <w:rPr>
-          <w:rFonts w:asciiTheme="majorHAnsi" w:hAnsiTheme="majorHAnsi"/>
-          <w:sz w:val="20"/>
-          <w:szCs w:val="20"/>
-          <w:lang w:val="en-US"/>
-        </w:rPr>
-        <w:t>id_domicilio</w:t>
-      </w:r>
-      <w:proofErr w:type="spellEnd"/>
-      <w:r>
-        <w:rPr>
-          <w:rFonts w:asciiTheme="majorHAnsi" w:hAnsiTheme="majorHAnsi"/>
-          <w:sz w:val="20"/>
-          <w:szCs w:val="20"/>
-          <w:lang w:val="en-US"/>
-        </w:rPr>
-        <w:t xml:space="preserve">) REFERENCES </w:t>
-      </w:r>
-      <w:proofErr w:type="spellStart"/>
-      <w:r>
-        <w:rPr>
-          <w:rFonts w:asciiTheme="majorHAnsi" w:hAnsiTheme="majorHAnsi"/>
-          <w:sz w:val="20"/>
-          <w:szCs w:val="20"/>
-          <w:lang w:val="en-US"/>
-        </w:rPr>
-        <w:t>domicilio</w:t>
-      </w:r>
-      <w:proofErr w:type="spellEnd"/>
-      <w:r>
-        <w:rPr>
-          <w:rFonts w:asciiTheme="majorHAnsi" w:hAnsiTheme="majorHAnsi"/>
-          <w:sz w:val="20"/>
-          <w:szCs w:val="20"/>
-          <w:lang w:val="en-US"/>
-        </w:rPr>
-        <w:t>(</w:t>
-      </w:r>
-      <w:proofErr w:type="spellStart"/>
-      <w:r>
-        <w:rPr>
-          <w:rFonts w:asciiTheme="majorHAnsi" w:hAnsiTheme="majorHAnsi"/>
-          <w:sz w:val="20"/>
-          <w:szCs w:val="20"/>
-          <w:lang w:val="en-US"/>
-        </w:rPr>
-        <w:t>id_domicilio</w:t>
-      </w:r>
-      <w:proofErr w:type="spellEnd"/>
-      <w:r>
-        <w:rPr>
-          <w:rFonts w:asciiTheme="majorHAnsi" w:hAnsiTheme="majorHAnsi"/>
-          <w:sz w:val="20"/>
-          <w:szCs w:val="20"/>
-          <w:lang w:val="en-US"/>
-        </w:rPr>
-        <w:t>)</w:t>
+        <w:pStyle w:val="Prrafodelista"/>
+        <w:spacing w:line="276" w:lineRule="auto"/>
+        <w:ind w:left="1080"/>
+        <w:rPr>
+          <w:i/>
+          <w:iCs/>
+          <w:sz w:val="22"/>
+          <w:szCs w:val="22"/>
+        </w:rPr>
+      </w:pPr>
+      <w:r>
+        <w:rPr>
+          <w:b/>
+          <w:bCs/>
+          <w:sz w:val="22"/>
+          <w:szCs w:val="22"/>
+        </w:rPr>
+        <w:t xml:space="preserve">Objetivo: </w:t>
+      </w:r>
+      <w:r>
+        <w:rPr>
+          <w:i/>
+          <w:iCs/>
+          <w:sz w:val="22"/>
+          <w:szCs w:val="22"/>
+        </w:rPr>
+        <w:t>muestra la última intervención y el total de servicios por equipo.</w:t>
       </w:r>
     </w:p>
     <w:p>
       <w:pPr>
-        <w:rPr>
-          <w:rFonts w:asciiTheme="majorHAnsi" w:hAnsiTheme="majorHAnsi"/>
-          <w:sz w:val="20"/>
-          <w:szCs w:val="20"/>
-          <w:lang w:val="en-US"/>
-        </w:rPr>
-      </w:pPr>
-      <w:r>
-        <w:rPr>
-          <w:rFonts w:asciiTheme="majorHAnsi" w:hAnsiTheme="majorHAnsi"/>
-          <w:sz w:val="20"/>
-          <w:szCs w:val="20"/>
-          <w:lang w:val="en-US"/>
-        </w:rPr>
-        <w:t xml:space="preserve">    ON DELETE RESTRICT ON UPDATE CASCADE,</w:t>
+        <w:pStyle w:val="Prrafodelista"/>
+        <w:spacing w:line="276" w:lineRule="auto"/>
+        <w:ind w:left="1080"/>
+        <w:rPr>
+          <w:i/>
+          <w:iCs/>
+          <w:sz w:val="22"/>
+          <w:szCs w:val="22"/>
+        </w:rPr>
+      </w:pPr>
+      <w:r>
+        <w:rPr>
+          <w:i/>
+          <w:iCs/>
+          <w:sz w:val="22"/>
+          <w:szCs w:val="22"/>
+        </w:rPr>
+        <w:t>Tablas que la componen:</w:t>
       </w:r>
     </w:p>
     <w:p>
       <w:pPr>
-        <w:rPr>
-          <w:rFonts w:asciiTheme="majorHAnsi" w:hAnsiTheme="majorHAnsi"/>
-          <w:sz w:val="20"/>
-          <w:szCs w:val="20"/>
-          <w:lang w:val="en-US"/>
-        </w:rPr>
-      </w:pPr>
-      <w:r>
-        <w:rPr>
-          <w:rFonts w:asciiTheme="majorHAnsi" w:hAnsiTheme="majorHAnsi"/>
-          <w:sz w:val="20"/>
-          <w:szCs w:val="20"/>
-          <w:lang w:val="en-US"/>
-        </w:rPr>
-        <w:t xml:space="preserve">  CONSTRAINT </w:t>
-      </w:r>
-      <w:proofErr w:type="spellStart"/>
-      <w:r>
-        <w:rPr>
-          <w:rFonts w:asciiTheme="majorHAnsi" w:hAnsiTheme="majorHAnsi"/>
-          <w:sz w:val="20"/>
-          <w:szCs w:val="20"/>
-          <w:lang w:val="en-US"/>
-        </w:rPr>
-        <w:t>fk_os_equipo</w:t>
-      </w:r>
-      <w:proofErr w:type="spellEnd"/>
+        <w:pStyle w:val="Prrafodelista"/>
+        <w:numPr>
+          <w:ilvl w:val="1"/>
+          <w:numId w:val="14"/>
+        </w:numPr>
+        <w:spacing w:line="276" w:lineRule="auto"/>
+        <w:rPr>
+          <w:i/>
+          <w:iCs/>
+          <w:sz w:val="22"/>
+          <w:szCs w:val="22"/>
+        </w:rPr>
+      </w:pPr>
+      <w:r>
+        <w:rPr>
+          <w:i/>
+          <w:iCs/>
+          <w:sz w:val="22"/>
+          <w:szCs w:val="22"/>
+        </w:rPr>
+        <w:t>equipo</w:t>
+      </w:r>
     </w:p>
     <w:p>
       <w:pPr>
-        <w:rPr>
-          <w:rFonts w:asciiTheme="majorHAnsi" w:hAnsiTheme="majorHAnsi"/>
-          <w:sz w:val="20"/>
-          <w:szCs w:val="20"/>
-          <w:lang w:val="en-US"/>
-        </w:rPr>
-      </w:pPr>
-      <w:r>
-        <w:rPr>
-          <w:rFonts w:asciiTheme="majorHAnsi" w:hAnsiTheme="majorHAnsi"/>
-          <w:sz w:val="20"/>
-          <w:szCs w:val="20"/>
-          <w:lang w:val="en-US"/>
-        </w:rPr>
-        <w:t xml:space="preserve">    FOREIGN KEY (</w:t>
-      </w:r>
-      <w:proofErr w:type="spellStart"/>
-      <w:r>
-        <w:rPr>
-          <w:rFonts w:asciiTheme="majorHAnsi" w:hAnsiTheme="majorHAnsi"/>
-          <w:sz w:val="20"/>
-          <w:szCs w:val="20"/>
-          <w:lang w:val="en-US"/>
-        </w:rPr>
-        <w:t>id_equipo</w:t>
-      </w:r>
-      <w:proofErr w:type="spellEnd"/>
-      <w:r>
-        <w:rPr>
-          <w:rFonts w:asciiTheme="majorHAnsi" w:hAnsiTheme="majorHAnsi"/>
-          <w:sz w:val="20"/>
-          <w:szCs w:val="20"/>
-          <w:lang w:val="en-US"/>
-        </w:rPr>
-        <w:t xml:space="preserve">) REFERENCES </w:t>
-      </w:r>
-      <w:proofErr w:type="spellStart"/>
-      <w:r>
-        <w:rPr>
-          <w:rFonts w:asciiTheme="majorHAnsi" w:hAnsiTheme="majorHAnsi"/>
-          <w:sz w:val="20"/>
-          <w:szCs w:val="20"/>
-          <w:lang w:val="en-US"/>
-        </w:rPr>
-        <w:t>equipo</w:t>
-      </w:r>
-      <w:proofErr w:type="spellEnd"/>
-      <w:r>
-        <w:rPr>
-          <w:rFonts w:asciiTheme="majorHAnsi" w:hAnsiTheme="majorHAnsi"/>
-          <w:sz w:val="20"/>
-          <w:szCs w:val="20"/>
-          <w:lang w:val="en-US"/>
-        </w:rPr>
-        <w:t>(</w:t>
-      </w:r>
-      <w:proofErr w:type="spellStart"/>
-      <w:r>
-        <w:rPr>
-          <w:rFonts w:asciiTheme="majorHAnsi" w:hAnsiTheme="majorHAnsi"/>
-          <w:sz w:val="20"/>
-          <w:szCs w:val="20"/>
-          <w:lang w:val="en-US"/>
-        </w:rPr>
-        <w:t>id_equipo</w:t>
-      </w:r>
-      <w:proofErr w:type="spellEnd"/>
-      <w:r>
-        <w:rPr>
-          <w:rFonts w:asciiTheme="majorHAnsi" w:hAnsiTheme="majorHAnsi"/>
-          <w:sz w:val="20"/>
-          <w:szCs w:val="20"/>
-          <w:lang w:val="en-US"/>
-        </w:rPr>
-        <w:t>)</w:t>
+        <w:pStyle w:val="Prrafodelista"/>
+        <w:numPr>
+          <w:ilvl w:val="1"/>
+          <w:numId w:val="14"/>
+        </w:numPr>
+        <w:spacing w:line="276" w:lineRule="auto"/>
+        <w:rPr>
+          <w:i/>
+          <w:iCs/>
+          <w:sz w:val="22"/>
+          <w:szCs w:val="22"/>
+        </w:rPr>
+      </w:pPr>
+      <w:r>
+        <w:rPr>
+          <w:i/>
+          <w:iCs/>
+          <w:sz w:val="22"/>
+          <w:szCs w:val="22"/>
+        </w:rPr>
+        <w:t>orden de servicio</w:t>
       </w:r>
     </w:p>
     <w:p>
       <w:pPr>
         <w:rPr>
-          <w:rFonts w:asciiTheme="majorHAnsi" w:hAnsiTheme="majorHAnsi"/>
-          <w:sz w:val="20"/>
-          <w:szCs w:val="20"/>
-          <w:lang w:val="en-US"/>
-        </w:rPr>
-      </w:pPr>
-      <w:r>
-        <w:rPr>
-          <w:rFonts w:asciiTheme="majorHAnsi" w:hAnsiTheme="majorHAnsi"/>
-          <w:sz w:val="20"/>
-          <w:szCs w:val="20"/>
-          <w:lang w:val="en-US"/>
-        </w:rPr>
-        <w:t xml:space="preserve">    ON DELETE SET NULL ON UPDATE CASCADE,</w:t>
-      </w:r>
+          <w:b/>
+          <w:bCs/>
+        </w:rPr>
+      </w:pPr>
     </w:p>
     <w:p>
       <w:pPr>
         <w:rPr>
-          <w:rFonts w:asciiTheme="majorHAnsi" w:hAnsiTheme="majorHAnsi"/>
-          <w:sz w:val="20"/>
-          <w:szCs w:val="20"/>
-        </w:rPr>
-      </w:pPr>
-      <w:r>
-        <w:rPr>
-          <w:rFonts w:asciiTheme="majorHAnsi" w:hAnsiTheme="majorHAnsi"/>
-          <w:sz w:val="20"/>
-          <w:szCs w:val="20"/>
-          <w:lang w:val="en-US"/>
-        </w:rPr>
-        <w:t xml:space="preserve">  </w:t>
-      </w:r>
-      <w:r>
-        <w:rPr>
-          <w:rFonts w:asciiTheme="majorHAnsi" w:hAnsiTheme="majorHAnsi"/>
-          <w:sz w:val="20"/>
-          <w:szCs w:val="20"/>
-        </w:rPr>
-        <w:t xml:space="preserve">CONSTRAINT </w:t>
-      </w:r>
-      <w:proofErr w:type="spellStart"/>
-      <w:r>
-        <w:rPr>
-          <w:rFonts w:asciiTheme="majorHAnsi" w:hAnsiTheme="majorHAnsi"/>
-          <w:sz w:val="20"/>
-          <w:szCs w:val="20"/>
-        </w:rPr>
-        <w:t>fk_os_tiposerv</w:t>
-      </w:r>
-      <w:proofErr w:type="spellEnd"/>
+          <w:b/>
+          <w:bCs/>
+        </w:rPr>
+      </w:pPr>
     </w:p>
     <w:p>
       <w:pPr>
         <w:rPr>
-          <w:rFonts w:asciiTheme="majorHAnsi" w:hAnsiTheme="majorHAnsi"/>
-          <w:sz w:val="20"/>
-          <w:szCs w:val="20"/>
-        </w:rPr>
-      </w:pPr>
-      <w:r>
-        <w:rPr>
-          <w:rFonts w:asciiTheme="majorHAnsi" w:hAnsiTheme="majorHAnsi"/>
-          <w:sz w:val="20"/>
-          <w:szCs w:val="20"/>
-        </w:rPr>
-        <w:t xml:space="preserve">    FOREIGN KEY (</w:t>
-      </w:r>
+          <w:b/>
+          <w:bCs/>
+        </w:rPr>
+      </w:pPr>
       <w:proofErr w:type="spellStart"/>
       <w:r>
         <w:rPr>
-          <w:rFonts w:asciiTheme="majorHAnsi" w:hAnsiTheme="majorHAnsi"/>
-          <w:sz w:val="20"/>
-          <w:szCs w:val="20"/>
-        </w:rPr>
-        <w:t>id_tipo_servicio</w:t>
+          <w:b/>
+          <w:bCs/>
+        </w:rPr>
+        <w:t>Stored</w:t>
       </w:r>
       <w:proofErr w:type="spellEnd"/>
       <w:r>
         <w:rPr>
-          <w:rFonts w:asciiTheme="majorHAnsi" w:hAnsiTheme="majorHAnsi"/>
-          <w:sz w:val="20"/>
-          <w:szCs w:val="20"/>
-        </w:rPr>
-        <w:t xml:space="preserve">) REFERENCES </w:t>
+          <w:b/>
+          <w:bCs/>
+        </w:rPr>
+        <w:t xml:space="preserve"> </w:t>
       </w:r>
       <w:proofErr w:type="spellStart"/>
       <w:r>
         <w:rPr>
-          <w:rFonts w:asciiTheme="majorHAnsi" w:hAnsiTheme="majorHAnsi"/>
-          <w:sz w:val="20"/>
-          <w:szCs w:val="20"/>
-        </w:rPr>
-        <w:t>tipo_servicio</w:t>
+          <w:b/>
+          <w:bCs/>
+        </w:rPr>
+        <w:t>Procedures</w:t>
       </w:r>
       <w:proofErr w:type="spellEnd"/>
       <w:r>
         <w:rPr>
-          <w:rFonts w:asciiTheme="majorHAnsi" w:hAnsiTheme="majorHAnsi"/>
-          <w:sz w:val="20"/>
-          <w:szCs w:val="20"/>
-        </w:rPr>
-        <w:t>(</w:t>
-      </w:r>
-      <w:proofErr w:type="spellStart"/>
-      <w:r>
-        <w:rPr>
-          <w:rFonts w:asciiTheme="majorHAnsi" w:hAnsiTheme="majorHAnsi"/>
-          <w:sz w:val="20"/>
-          <w:szCs w:val="20"/>
-        </w:rPr>
-        <w:t>id_tipo_servicio</w:t>
-      </w:r>
-      <w:proofErr w:type="spellEnd"/>
-      <w:r>
-        <w:rPr>
-          <w:rFonts w:asciiTheme="majorHAnsi" w:hAnsiTheme="majorHAnsi"/>
-          <w:sz w:val="20"/>
-          <w:szCs w:val="20"/>
-        </w:rPr>
-        <w:t>)</w:t>
+          <w:b/>
+          <w:bCs/>
+        </w:rPr>
+        <w:t xml:space="preserve"> (SP)</w:t>
       </w:r>
     </w:p>
     <w:p>
       <w:pPr>
-        <w:rPr>
-          <w:rFonts w:asciiTheme="majorHAnsi" w:hAnsiTheme="majorHAnsi"/>
-          <w:sz w:val="20"/>
-          <w:szCs w:val="20"/>
-          <w:lang w:val="en-US"/>
-        </w:rPr>
-      </w:pPr>
-      <w:r>
-        <w:rPr>
-          <w:rFonts w:asciiTheme="majorHAnsi" w:hAnsiTheme="majorHAnsi"/>
-          <w:sz w:val="20"/>
-          <w:szCs w:val="20"/>
-        </w:rPr>
-        <w:t xml:space="preserve">    </w:t>
-      </w:r>
-      <w:r>
-        <w:rPr>
-          <w:rFonts w:asciiTheme="majorHAnsi" w:hAnsiTheme="majorHAnsi"/>
-          <w:sz w:val="20"/>
-          <w:szCs w:val="20"/>
-          <w:lang w:val="en-US"/>
-        </w:rPr>
-        <w:t>ON DELETE RESTRICT ON UPDATE CASCADE,</w:t>
+        <w:pStyle w:val="Prrafodelista"/>
+        <w:numPr>
+          <w:ilvl w:val="0"/>
+          <w:numId w:val="8"/>
+        </w:numPr>
+      </w:pPr>
+      <w:proofErr w:type="spellStart"/>
+      <w:r>
+        <w:rPr>
+          <w:b/>
+          <w:bCs/>
+        </w:rPr>
+        <w:t>sp_ordenes_abiertas_por_tecnico</w:t>
+      </w:r>
+      <w:proofErr w:type="spellEnd"/>
+      <w:r>
+        <w:rPr>
+          <w:b/>
+          <w:bCs/>
+        </w:rPr>
+        <w:t>(id)</w:t>
+      </w:r>
+      <w:r>
+        <w:br/>
+      </w:r>
+      <w:r>
+        <w:rPr>
+          <w:b/>
+          <w:bCs/>
+          <w:sz w:val="22"/>
+          <w:szCs w:val="22"/>
+        </w:rPr>
+        <w:t>Objetivo:</w:t>
+      </w:r>
+      <w:r>
+        <w:rPr>
+          <w:i/>
+          <w:iCs/>
+          <w:sz w:val="22"/>
+          <w:szCs w:val="22"/>
+        </w:rPr>
+        <w:t xml:space="preserve"> devuelve órdenes abiertas/en progreso por técnico.</w:t>
+      </w:r>
+      <w:r>
+        <w:rPr>
+          <w:i/>
+          <w:iCs/>
+          <w:sz w:val="22"/>
+          <w:szCs w:val="22"/>
+        </w:rPr>
+        <w:br/>
+      </w:r>
+      <w:r>
+        <w:rPr>
+          <w:b/>
+          <w:bCs/>
+          <w:i/>
+          <w:iCs/>
+          <w:sz w:val="22"/>
+          <w:szCs w:val="22"/>
+        </w:rPr>
+        <w:t>Utiliza:</w:t>
+      </w:r>
+      <w:r>
+        <w:rPr>
+          <w:i/>
+          <w:iCs/>
+          <w:sz w:val="22"/>
+          <w:szCs w:val="22"/>
+        </w:rPr>
+        <w:t xml:space="preserve"> vista vw_ordenes_detalle (basada en las tablas </w:t>
+      </w:r>
+      <w:proofErr w:type="spellStart"/>
+      <w:r>
+        <w:rPr>
+          <w:i/>
+          <w:iCs/>
+          <w:sz w:val="22"/>
+          <w:szCs w:val="22"/>
+        </w:rPr>
+        <w:t>orden_servicio</w:t>
+      </w:r>
+      <w:proofErr w:type="spellEnd"/>
+      <w:r>
+        <w:rPr>
+          <w:i/>
+          <w:iCs/>
+          <w:sz w:val="22"/>
+          <w:szCs w:val="22"/>
+        </w:rPr>
+        <w:t xml:space="preserve">, cliente, domicilio, </w:t>
+      </w:r>
+      <w:proofErr w:type="spellStart"/>
+      <w:r>
+        <w:rPr>
+          <w:i/>
+          <w:iCs/>
+          <w:sz w:val="22"/>
+          <w:szCs w:val="22"/>
+        </w:rPr>
+        <w:t>tipo_servicio</w:t>
+      </w:r>
+      <w:proofErr w:type="spellEnd"/>
+      <w:r>
+        <w:rPr>
+          <w:i/>
+          <w:iCs/>
+          <w:sz w:val="22"/>
+          <w:szCs w:val="22"/>
+        </w:rPr>
+        <w:t xml:space="preserve">, </w:t>
+      </w:r>
+      <w:proofErr w:type="spellStart"/>
+      <w:r>
+        <w:rPr>
+          <w:i/>
+          <w:iCs/>
+          <w:sz w:val="22"/>
+          <w:szCs w:val="22"/>
+        </w:rPr>
+        <w:t>tecnico</w:t>
+      </w:r>
+      <w:proofErr w:type="spellEnd"/>
+      <w:r>
+        <w:rPr>
+          <w:i/>
+          <w:iCs/>
+          <w:sz w:val="22"/>
+          <w:szCs w:val="22"/>
+        </w:rPr>
+        <w:t>, equipo).</w:t>
       </w:r>
     </w:p>
     <w:p>
       <w:pPr>
-        <w:rPr>
-          <w:rFonts w:asciiTheme="majorHAnsi" w:hAnsiTheme="majorHAnsi"/>
-          <w:sz w:val="20"/>
-          <w:szCs w:val="20"/>
-        </w:rPr>
-      </w:pPr>
-      <w:r>
-        <w:rPr>
-          <w:rFonts w:asciiTheme="majorHAnsi" w:hAnsiTheme="majorHAnsi"/>
-          <w:sz w:val="20"/>
-          <w:szCs w:val="20"/>
-          <w:lang w:val="en-US"/>
-        </w:rPr>
-        <w:t xml:space="preserve">  </w:t>
-      </w:r>
-      <w:r>
-        <w:rPr>
-          <w:rFonts w:asciiTheme="majorHAnsi" w:hAnsiTheme="majorHAnsi"/>
-          <w:sz w:val="20"/>
-          <w:szCs w:val="20"/>
-        </w:rPr>
-        <w:t xml:space="preserve">CONSTRAINT </w:t>
-      </w:r>
+        <w:pStyle w:val="Prrafodelista"/>
+        <w:numPr>
+          <w:ilvl w:val="0"/>
+          <w:numId w:val="8"/>
+        </w:numPr>
+      </w:pPr>
       <w:proofErr w:type="spellStart"/>
       <w:r>
         <w:rPr>
-          <w:rFonts w:asciiTheme="majorHAnsi" w:hAnsiTheme="majorHAnsi"/>
-          <w:sz w:val="20"/>
-          <w:szCs w:val="20"/>
-        </w:rPr>
-        <w:t>fk_os_tecnico</w:t>
+          <w:b/>
+          <w:bCs/>
+        </w:rPr>
+        <w:t>sp_historial_por_cliente</w:t>
       </w:r>
       <w:proofErr w:type="spellEnd"/>
+      <w:r>
+        <w:rPr>
+          <w:b/>
+          <w:bCs/>
+        </w:rPr>
+        <w:t>(id)</w:t>
+      </w:r>
+      <w:r>
+        <w:br/>
+      </w:r>
+      <w:r>
+        <w:rPr>
+          <w:b/>
+          <w:bCs/>
+          <w:i/>
+          <w:iCs/>
+          <w:sz w:val="22"/>
+          <w:szCs w:val="22"/>
+        </w:rPr>
+        <w:t>Objetivo:</w:t>
+      </w:r>
+      <w:r>
+        <w:rPr>
+          <w:i/>
+          <w:iCs/>
+          <w:sz w:val="22"/>
+          <w:szCs w:val="22"/>
+        </w:rPr>
+        <w:t xml:space="preserve"> histórico de órdenes de un cliente con técnico, domicilio y equipo.</w:t>
+      </w:r>
+      <w:r>
+        <w:rPr>
+          <w:i/>
+          <w:iCs/>
+          <w:sz w:val="22"/>
+          <w:szCs w:val="22"/>
+        </w:rPr>
+        <w:br/>
+      </w:r>
+      <w:r>
+        <w:rPr>
+          <w:b/>
+          <w:bCs/>
+          <w:i/>
+          <w:iCs/>
+          <w:sz w:val="22"/>
+          <w:szCs w:val="22"/>
+        </w:rPr>
+        <w:t>Tablas:</w:t>
+      </w:r>
+      <w:r>
+        <w:rPr>
+          <w:i/>
+          <w:iCs/>
+          <w:sz w:val="22"/>
+          <w:szCs w:val="22"/>
+        </w:rPr>
+        <w:t xml:space="preserve"> </w:t>
+      </w:r>
+      <w:proofErr w:type="spellStart"/>
+      <w:r>
+        <w:rPr>
+          <w:i/>
+          <w:iCs/>
+          <w:sz w:val="22"/>
+          <w:szCs w:val="22"/>
+        </w:rPr>
+        <w:t>orden_servicio</w:t>
+      </w:r>
+      <w:proofErr w:type="spellEnd"/>
+      <w:r>
+        <w:rPr>
+          <w:i/>
+          <w:iCs/>
+          <w:sz w:val="22"/>
+          <w:szCs w:val="22"/>
+        </w:rPr>
+        <w:t xml:space="preserve">, </w:t>
+      </w:r>
+      <w:proofErr w:type="spellStart"/>
+      <w:r>
+        <w:rPr>
+          <w:i/>
+          <w:iCs/>
+          <w:sz w:val="22"/>
+          <w:szCs w:val="22"/>
+        </w:rPr>
+        <w:t>tipo_servicio</w:t>
+      </w:r>
+      <w:proofErr w:type="spellEnd"/>
+      <w:r>
+        <w:rPr>
+          <w:i/>
+          <w:iCs/>
+          <w:sz w:val="22"/>
+          <w:szCs w:val="22"/>
+        </w:rPr>
+        <w:t xml:space="preserve">, domicilio, </w:t>
+      </w:r>
+      <w:proofErr w:type="spellStart"/>
+      <w:r>
+        <w:rPr>
+          <w:i/>
+          <w:iCs/>
+          <w:sz w:val="22"/>
+          <w:szCs w:val="22"/>
+        </w:rPr>
+        <w:t>tecnico</w:t>
+      </w:r>
+      <w:proofErr w:type="spellEnd"/>
+      <w:r>
+        <w:rPr>
+          <w:i/>
+          <w:iCs/>
+          <w:sz w:val="22"/>
+          <w:szCs w:val="22"/>
+        </w:rPr>
+        <w:t>, equipo.</w:t>
+      </w:r>
     </w:p>
     <w:p>
       <w:pPr>
-        <w:rPr>
-          <w:rFonts w:asciiTheme="majorHAnsi" w:hAnsiTheme="majorHAnsi"/>
-          <w:sz w:val="20"/>
-          <w:szCs w:val="20"/>
-        </w:rPr>
-      </w:pPr>
-      <w:r>
-        <w:rPr>
-          <w:rFonts w:asciiTheme="majorHAnsi" w:hAnsiTheme="majorHAnsi"/>
-          <w:sz w:val="20"/>
-          <w:szCs w:val="20"/>
-        </w:rPr>
-        <w:t xml:space="preserve">    FOREIGN KEY (</w:t>
-      </w:r>
+        <w:pStyle w:val="Prrafodelista"/>
+        <w:numPr>
+          <w:ilvl w:val="0"/>
+          <w:numId w:val="8"/>
+        </w:numPr>
+      </w:pPr>
       <w:proofErr w:type="spellStart"/>
       <w:r>
         <w:rPr>
-          <w:rFonts w:asciiTheme="majorHAnsi" w:hAnsiTheme="majorHAnsi"/>
-          <w:sz w:val="20"/>
-          <w:szCs w:val="20"/>
-        </w:rPr>
-        <w:t>id_tecnico</w:t>
+          <w:b/>
+          <w:bCs/>
+        </w:rPr>
+        <w:t>sp_estadistica_</w:t>
+      </w:r>
+      <w:proofErr w:type="gramStart"/>
+      <w:r>
+        <w:rPr>
+          <w:b/>
+          <w:bCs/>
+        </w:rPr>
+        <w:t>servicios</w:t>
       </w:r>
       <w:proofErr w:type="spellEnd"/>
       <w:r>
         <w:rPr>
-          <w:rFonts w:asciiTheme="majorHAnsi" w:hAnsiTheme="majorHAnsi"/>
-          <w:sz w:val="20"/>
-          <w:szCs w:val="20"/>
-        </w:rPr>
-        <w:t xml:space="preserve">) REFERENCES </w:t>
+          <w:b/>
+          <w:bCs/>
+        </w:rPr>
+        <w:t>(</w:t>
+      </w:r>
+      <w:proofErr w:type="gramEnd"/>
+      <w:r>
+        <w:rPr>
+          <w:b/>
+          <w:bCs/>
+        </w:rPr>
+        <w:t>)</w:t>
+      </w:r>
+      <w:r>
+        <w:br/>
+      </w:r>
+      <w:r>
+        <w:rPr>
+          <w:b/>
+          <w:bCs/>
+          <w:i/>
+          <w:iCs/>
+          <w:sz w:val="22"/>
+          <w:szCs w:val="22"/>
+        </w:rPr>
+        <w:t>Objetivo:</w:t>
+      </w:r>
+      <w:r>
+        <w:rPr>
+          <w:i/>
+          <w:iCs/>
+          <w:sz w:val="22"/>
+          <w:szCs w:val="22"/>
+        </w:rPr>
+        <w:t xml:space="preserve"> ranking de técnicos y </w:t>
       </w:r>
       <w:proofErr w:type="spellStart"/>
       <w:r>
         <w:rPr>
-          <w:rFonts w:asciiTheme="majorHAnsi" w:hAnsiTheme="majorHAnsi"/>
-          <w:sz w:val="20"/>
-          <w:szCs w:val="20"/>
-        </w:rPr>
-        <w:t>tecnico</w:t>
+          <w:i/>
+          <w:iCs/>
+          <w:sz w:val="22"/>
+          <w:szCs w:val="22"/>
+        </w:rPr>
+        <w:t>mix</w:t>
       </w:r>
       <w:proofErr w:type="spellEnd"/>
       <w:r>
         <w:rPr>
-          <w:rFonts w:asciiTheme="majorHAnsi" w:hAnsiTheme="majorHAnsi"/>
-          <w:sz w:val="20"/>
-          <w:szCs w:val="20"/>
-        </w:rPr>
-        <w:t>(</w:t>
+          <w:i/>
+          <w:iCs/>
+          <w:sz w:val="22"/>
+          <w:szCs w:val="22"/>
+        </w:rPr>
+        <w:t xml:space="preserve"> por tipo de servicio.</w:t>
+      </w:r>
+      <w:r>
+        <w:rPr>
+          <w:i/>
+          <w:iCs/>
+          <w:sz w:val="22"/>
+          <w:szCs w:val="22"/>
+        </w:rPr>
+        <w:br/>
+      </w:r>
+      <w:r>
+        <w:rPr>
+          <w:b/>
+          <w:bCs/>
+          <w:i/>
+          <w:iCs/>
+          <w:sz w:val="22"/>
+          <w:szCs w:val="22"/>
+        </w:rPr>
+        <w:t>Tablas:</w:t>
+      </w:r>
+      <w:r>
+        <w:rPr>
+          <w:i/>
+          <w:iCs/>
+          <w:sz w:val="22"/>
+          <w:szCs w:val="22"/>
+        </w:rPr>
+        <w:t xml:space="preserve"> </w:t>
+      </w:r>
+      <w:r>
+        <w:rPr>
+          <w:i/>
+          <w:iCs/>
+          <w:sz w:val="22"/>
+          <w:szCs w:val="22"/>
+        </w:rPr>
+        <w:t>técnico</w:t>
+      </w:r>
+      <w:r>
+        <w:rPr>
+          <w:i/>
+          <w:iCs/>
+          <w:sz w:val="22"/>
+          <w:szCs w:val="22"/>
+        </w:rPr>
+        <w:t xml:space="preserve">, </w:t>
       </w:r>
       <w:proofErr w:type="spellStart"/>
       <w:r>
         <w:rPr>
-          <w:rFonts w:asciiTheme="majorHAnsi" w:hAnsiTheme="majorHAnsi"/>
-          <w:sz w:val="20"/>
-          <w:szCs w:val="20"/>
-        </w:rPr>
-        <w:t>id_tecnico</w:t>
+          <w:i/>
+          <w:iCs/>
+          <w:sz w:val="22"/>
+          <w:szCs w:val="22"/>
+        </w:rPr>
+        <w:t>orden_servicio</w:t>
       </w:r>
       <w:proofErr w:type="spellEnd"/>
       <w:r>
         <w:rPr>
-          <w:rFonts w:asciiTheme="majorHAnsi" w:hAnsiTheme="majorHAnsi"/>
-          <w:sz w:val="20"/>
-          <w:szCs w:val="20"/>
-        </w:rPr>
-        <w:t>)</w:t>
+          <w:i/>
+          <w:iCs/>
+          <w:sz w:val="22"/>
+          <w:szCs w:val="22"/>
+        </w:rPr>
+        <w:t xml:space="preserve">, </w:t>
+      </w:r>
+      <w:proofErr w:type="spellStart"/>
+      <w:r>
+        <w:rPr>
+          <w:i/>
+          <w:iCs/>
+          <w:sz w:val="22"/>
+          <w:szCs w:val="22"/>
+        </w:rPr>
+        <w:t>tipo_servicio</w:t>
+      </w:r>
+      <w:proofErr w:type="spellEnd"/>
+      <w:r>
+        <w:rPr>
+          <w:i/>
+          <w:iCs/>
+          <w:sz w:val="22"/>
+          <w:szCs w:val="22"/>
+        </w:rPr>
+        <w:t>.</w:t>
       </w:r>
     </w:p>
     <w:p>
       <w:pPr>
         <w:rPr>
-          <w:rFonts w:asciiTheme="majorHAnsi" w:hAnsiTheme="majorHAnsi"/>
-          <w:sz w:val="20"/>
-          <w:szCs w:val="20"/>
-          <w:lang w:val="en-US"/>
-        </w:rPr>
-      </w:pPr>
-      <w:r>
-        <w:rPr>
-          <w:rFonts w:asciiTheme="majorHAnsi" w:hAnsiTheme="majorHAnsi"/>
-          <w:sz w:val="20"/>
-          <w:szCs w:val="20"/>
-        </w:rPr>
-        <w:t xml:space="preserve">    </w:t>
-      </w:r>
-      <w:r>
-        <w:rPr>
-          <w:rFonts w:asciiTheme="majorHAnsi" w:hAnsiTheme="majorHAnsi"/>
-          <w:sz w:val="20"/>
-          <w:szCs w:val="20"/>
-          <w:lang w:val="en-US"/>
-        </w:rPr>
-        <w:t>ON DELETE SET NULL ON UPDATE CASCADE</w:t>
+          <w:b/>
+          <w:bCs/>
+        </w:rPr>
+      </w:pPr>
+      <w:proofErr w:type="spellStart"/>
+      <w:r>
+        <w:rPr>
+          <w:b/>
+          <w:bCs/>
+        </w:rPr>
+        <w:t>Triggers</w:t>
+      </w:r>
+      <w:proofErr w:type="spellEnd"/>
+      <w:r>
+        <w:rPr>
+          <w:b/>
+          <w:bCs/>
+        </w:rPr>
+        <w:t xml:space="preserve"> (TR)</w:t>
       </w:r>
     </w:p>
     <w:p>
       <w:pPr>
-        <w:rPr>
-          <w:rFonts w:asciiTheme="majorHAnsi" w:hAnsiTheme="majorHAnsi"/>
-          <w:sz w:val="20"/>
-          <w:szCs w:val="20"/>
-        </w:rPr>
-      </w:pPr>
-      <w:r>
-        <w:rPr>
-          <w:rFonts w:asciiTheme="majorHAnsi" w:hAnsiTheme="majorHAnsi"/>
-          <w:sz w:val="20"/>
-          <w:szCs w:val="20"/>
-        </w:rPr>
-        <w:t>)</w:t>
+        <w:pStyle w:val="Prrafodelista"/>
+        <w:numPr>
+          <w:ilvl w:val="0"/>
+          <w:numId w:val="4"/>
+        </w:numPr>
+      </w:pPr>
+      <w:proofErr w:type="spellStart"/>
+      <w:r>
+        <w:rPr>
+          <w:b/>
+          <w:bCs/>
+        </w:rPr>
+        <w:t>trg_os_set_fecha_entrega_bi</w:t>
+      </w:r>
+      <w:proofErr w:type="spellEnd"/>
+      <w:r>
+        <w:t xml:space="preserve">: BEFORE INSERT, </w:t>
       </w:r>
     </w:p>
+    <w:p>
+      <w:pPr>
+        <w:pStyle w:val="Prrafodelista"/>
+        <w:ind w:left="1080"/>
+        <w:rPr>
+          <w:sz w:val="22"/>
+          <w:szCs w:val="22"/>
+        </w:rPr>
+      </w:pPr>
+      <w:r>
+        <w:rPr>
+          <w:sz w:val="22"/>
+          <w:szCs w:val="22"/>
+        </w:rPr>
+        <w:t xml:space="preserve">Objetivo: </w:t>
+      </w:r>
+      <w:r>
+        <w:rPr>
+          <w:i/>
+          <w:iCs/>
+          <w:sz w:val="22"/>
+          <w:szCs w:val="22"/>
+        </w:rPr>
+        <w:t>calcula</w:t>
+      </w:r>
+      <w:r>
+        <w:rPr>
+          <w:i/>
+          <w:iCs/>
+          <w:sz w:val="22"/>
+          <w:szCs w:val="22"/>
+        </w:rPr>
+        <w:t>r</w:t>
+      </w:r>
+      <w:r>
+        <w:rPr>
+          <w:i/>
+          <w:iCs/>
+          <w:sz w:val="22"/>
+          <w:szCs w:val="22"/>
+        </w:rPr>
+        <w:t xml:space="preserve"> </w:t>
+      </w:r>
+      <w:proofErr w:type="spellStart"/>
+      <w:r>
+        <w:rPr>
+          <w:i/>
+          <w:iCs/>
+          <w:sz w:val="22"/>
+          <w:szCs w:val="22"/>
+        </w:rPr>
+        <w:t>fecha_entrega_aprox</w:t>
+      </w:r>
+      <w:proofErr w:type="spellEnd"/>
+      <w:r>
+        <w:rPr>
+          <w:i/>
+          <w:iCs/>
+          <w:sz w:val="22"/>
+          <w:szCs w:val="22"/>
+        </w:rPr>
+        <w:t xml:space="preserve"> según SLA y valida </w:t>
+      </w:r>
+      <w:proofErr w:type="spellStart"/>
+      <w:r>
+        <w:rPr>
+          <w:i/>
+          <w:iCs/>
+          <w:sz w:val="22"/>
+          <w:szCs w:val="22"/>
+        </w:rPr>
+        <w:t>equipo↔domicilio</w:t>
+      </w:r>
+      <w:proofErr w:type="spellEnd"/>
+      <w:r>
+        <w:rPr>
+          <w:i/>
+          <w:iCs/>
+          <w:sz w:val="22"/>
+          <w:szCs w:val="22"/>
+        </w:rPr>
+        <w:t>.</w:t>
+      </w:r>
+    </w:p>
+    <w:p>
+      <w:pPr>
+        <w:pStyle w:val="Prrafodelista"/>
+        <w:numPr>
+          <w:ilvl w:val="0"/>
+          <w:numId w:val="4"/>
+        </w:numPr>
+      </w:pPr>
+      <w:proofErr w:type="spellStart"/>
+      <w:r>
+        <w:rPr>
+          <w:b/>
+          <w:bCs/>
+        </w:rPr>
+        <w:t>trg_os_set_fecha_entrega_bu</w:t>
+      </w:r>
+      <w:proofErr w:type="spellEnd"/>
+      <w:r>
+        <w:t>: BEFORE UPDATE</w:t>
+      </w:r>
+      <w:r>
+        <w:t>.</w:t>
+      </w:r>
+    </w:p>
+    <w:p>
+      <w:pPr>
+        <w:pStyle w:val="Prrafodelista"/>
+        <w:ind w:left="1080"/>
+      </w:pPr>
+      <w:r>
+        <w:rPr>
+          <w:sz w:val="22"/>
+          <w:szCs w:val="22"/>
+        </w:rPr>
+        <w:t xml:space="preserve">Objetivo: </w:t>
+      </w:r>
+      <w:r>
+        <w:rPr>
+          <w:sz w:val="22"/>
+          <w:szCs w:val="22"/>
+        </w:rPr>
+        <w:t xml:space="preserve"> </w:t>
+      </w:r>
+      <w:r>
+        <w:rPr>
+          <w:i/>
+          <w:iCs/>
+          <w:sz w:val="22"/>
+          <w:szCs w:val="22"/>
+        </w:rPr>
+        <w:t>recalcula</w:t>
+      </w:r>
+      <w:r>
+        <w:rPr>
+          <w:i/>
+          <w:iCs/>
+          <w:sz w:val="22"/>
+          <w:szCs w:val="22"/>
+        </w:rPr>
+        <w:t>r</w:t>
+      </w:r>
+      <w:r>
+        <w:rPr>
+          <w:i/>
+          <w:iCs/>
+          <w:sz w:val="22"/>
+          <w:szCs w:val="22"/>
+        </w:rPr>
+        <w:t xml:space="preserve"> SLA si cambia tipo o no hay fecha y valida </w:t>
+      </w:r>
+      <w:proofErr w:type="spellStart"/>
+      <w:r>
+        <w:t>equipo↔domicilio</w:t>
+      </w:r>
+      <w:proofErr w:type="spellEnd"/>
+      <w:r>
+        <w:t>.</w:t>
+      </w:r>
+    </w:p>
+    <w:p>
+      <w:pPr>
+        <w:pStyle w:val="Prrafodelista"/>
+        <w:numPr>
+          <w:ilvl w:val="0"/>
+          <w:numId w:val="4"/>
+        </w:numPr>
+      </w:pPr>
+      <w:proofErr w:type="spellStart"/>
+      <w:r>
+        <w:rPr>
+          <w:b/>
+          <w:bCs/>
+        </w:rPr>
+        <w:t>trg_os_close_mark_equipo_au</w:t>
+      </w:r>
+      <w:proofErr w:type="spellEnd"/>
+      <w:r>
+        <w:t>: AFTER UPDATE</w:t>
+      </w:r>
+    </w:p>
+    <w:p>
+      <w:pPr>
+        <w:pStyle w:val="Prrafodelista"/>
+        <w:ind w:left="1080"/>
+        <w:rPr>
+          <w:sz w:val="22"/>
+          <w:szCs w:val="22"/>
+        </w:rPr>
+      </w:pPr>
+      <w:r>
+        <w:rPr>
+          <w:sz w:val="22"/>
+          <w:szCs w:val="22"/>
+        </w:rPr>
+        <w:t>Objetivo:</w:t>
+      </w:r>
+      <w:r>
+        <w:rPr>
+          <w:sz w:val="22"/>
+          <w:szCs w:val="22"/>
+        </w:rPr>
+        <w:t xml:space="preserve"> </w:t>
+      </w:r>
+      <w:r>
+        <w:rPr>
+          <w:i/>
+          <w:iCs/>
+          <w:sz w:val="22"/>
+          <w:szCs w:val="22"/>
+        </w:rPr>
+        <w:t>al cerrar orden marca equipo como operativo.</w:t>
+      </w:r>
+    </w:p>
+    <w:p/>
+    <w:p/>
+    <w:p/>
+    <w:p/>
+    <w:p/>
+    <w:p/>
+    <w:p>
+      <w:pPr>
+        <w:rPr>
+          <w:b/>
+          <w:bCs/>
+        </w:rPr>
+      </w:pPr>
+      <w:r>
+        <w:rPr>
+          <w:b/>
+          <w:bCs/>
+        </w:rPr>
+        <w:t>Scripts y Ejecución</w:t>
+      </w:r>
+    </w:p>
+    <w:p>
+      <w:r>
+        <w:t>Archivos incluidos:</w:t>
+      </w:r>
+    </w:p>
+    <w:p>
+      <w:r>
+        <w:t xml:space="preserve">1) </w:t>
+      </w:r>
+      <w:proofErr w:type="spellStart"/>
+      <w:r>
+        <w:t>shl_objects.sql</w:t>
+      </w:r>
+      <w:proofErr w:type="spellEnd"/>
+      <w:r>
+        <w:t xml:space="preserve"> → Vistas, Funciones, </w:t>
+      </w:r>
+      <w:proofErr w:type="spellStart"/>
+      <w:r>
+        <w:t>Stored</w:t>
+      </w:r>
+      <w:proofErr w:type="spellEnd"/>
+      <w:r>
+        <w:t xml:space="preserve"> </w:t>
+      </w:r>
+      <w:proofErr w:type="spellStart"/>
+      <w:r>
+        <w:t>Procedures</w:t>
+      </w:r>
+      <w:proofErr w:type="spellEnd"/>
+      <w:r>
+        <w:t xml:space="preserve"> y </w:t>
+      </w:r>
+      <w:proofErr w:type="spellStart"/>
+      <w:r>
+        <w:t>Triggers</w:t>
+      </w:r>
+      <w:proofErr w:type="spellEnd"/>
+      <w:r>
+        <w:t>.</w:t>
+      </w:r>
+    </w:p>
+    <w:p>
+      <w:r>
+        <w:t xml:space="preserve">2) </w:t>
+      </w:r>
+      <w:proofErr w:type="spellStart"/>
+      <w:r>
+        <w:t>shl_inserts.sql</w:t>
+      </w:r>
+      <w:proofErr w:type="spellEnd"/>
+      <w:r>
+        <w:t xml:space="preserve"> → Inserciones registros por tabla en orden lógico.</w:t>
+      </w:r>
+    </w:p>
+    <w:p>
+      <w:pPr>
+        <w:rPr>
+          <w:b/>
+          <w:bCs/>
+        </w:rPr>
+      </w:pPr>
+    </w:p>
+    <w:p>
+      <w:pPr>
+        <w:rPr>
+          <w:b/>
+          <w:bCs/>
+        </w:rPr>
+      </w:pPr>
+    </w:p>
+    <w:p>
+      <w:pPr>
+        <w:rPr>
+          <w:b/>
+          <w:bCs/>
+        </w:rPr>
+      </w:pPr>
+      <w:r>
+        <w:rPr>
+          <w:b/>
+          <w:bCs/>
+        </w:rPr>
+        <w:t>Pruebas rápidas:</w:t>
+      </w:r>
+    </w:p>
+    <w:p>
+      <w:pPr>
+        <w:rPr>
+          <w:b/>
+          <w:bCs/>
+        </w:rPr>
+      </w:pPr>
+      <w:r>
+        <w:rPr>
+          <w:b/>
+          <w:bCs/>
+        </w:rPr>
+        <w:t>SELECT * FROM vw_ordenes_detalle LIMIT 5;</w:t>
+      </w:r>
+      <w:r>
+        <w:rPr>
+          <w:b/>
+          <w:bCs/>
+        </w:rPr>
+        <w:br/>
+        <w:t xml:space="preserve">CALL </w:t>
+      </w:r>
+      <w:proofErr w:type="spellStart"/>
+      <w:r>
+        <w:rPr>
+          <w:b/>
+          <w:bCs/>
+        </w:rPr>
+        <w:t>sp_ordenes_abiertas_por_</w:t>
+      </w:r>
+      <w:proofErr w:type="gramStart"/>
+      <w:r>
+        <w:rPr>
+          <w:b/>
+          <w:bCs/>
+        </w:rPr>
+        <w:t>tecnico</w:t>
+      </w:r>
+      <w:proofErr w:type="spellEnd"/>
+      <w:r>
+        <w:rPr>
+          <w:b/>
+          <w:bCs/>
+        </w:rPr>
+        <w:t>(</w:t>
+      </w:r>
+      <w:proofErr w:type="gramEnd"/>
+      <w:r>
+        <w:rPr>
+          <w:b/>
+          <w:bCs/>
+        </w:rPr>
+        <w:t>NULL);</w:t>
+      </w:r>
+      <w:r>
+        <w:rPr>
+          <w:b/>
+          <w:bCs/>
+        </w:rPr>
+        <w:br/>
+        <w:t xml:space="preserve">SELECT </w:t>
+      </w:r>
+      <w:proofErr w:type="spellStart"/>
+      <w:r>
+        <w:rPr>
+          <w:b/>
+          <w:bCs/>
+        </w:rPr>
+        <w:t>fn_total_ordenes_</w:t>
+      </w:r>
+      <w:proofErr w:type="gramStart"/>
+      <w:r>
+        <w:rPr>
+          <w:b/>
+          <w:bCs/>
+        </w:rPr>
+        <w:t>cliente</w:t>
+      </w:r>
+      <w:proofErr w:type="spellEnd"/>
+      <w:r>
+        <w:rPr>
+          <w:b/>
+          <w:bCs/>
+        </w:rPr>
+        <w:t>(</w:t>
+      </w:r>
+      <w:proofErr w:type="gramEnd"/>
+      <w:r>
+        <w:rPr>
+          <w:b/>
+          <w:bCs/>
+        </w:rPr>
+        <w:t>1);</w:t>
+      </w:r>
+      <w:r>
+        <w:rPr>
+          <w:b/>
+          <w:bCs/>
+        </w:rPr>
+        <w:br/>
+        <w:t xml:space="preserve">SELECT </w:t>
+      </w:r>
+      <w:proofErr w:type="spellStart"/>
+      <w:r>
+        <w:rPr>
+          <w:b/>
+          <w:bCs/>
+        </w:rPr>
+        <w:t>fn_horas_restantes_</w:t>
+      </w:r>
+      <w:proofErr w:type="gramStart"/>
+      <w:r>
+        <w:rPr>
+          <w:b/>
+          <w:bCs/>
+        </w:rPr>
+        <w:t>orden</w:t>
+      </w:r>
+      <w:proofErr w:type="spellEnd"/>
+      <w:r>
+        <w:rPr>
+          <w:b/>
+          <w:bCs/>
+        </w:rPr>
+        <w:t>(</w:t>
+      </w:r>
+      <w:proofErr w:type="gramEnd"/>
+      <w:r>
+        <w:rPr>
+          <w:b/>
+          <w:bCs/>
+        </w:rPr>
+        <w:t>1);</w:t>
+      </w:r>
+    </w:p>
+    <w:p/>
     <w:sectPr>
-      <w:footerReference w:type="default" r:id="rId9"/>
+      <w:footerReference w:type="default" r:id="rId10"/>
       <w:pgSz w:w="11906" w:h="16838"/>
       <w:pgMar w:top="1440" w:right="1440" w:bottom="1440" w:left="1440" w:header="708" w:footer="708" w:gutter="0"/>
       <w:pgNumType w:start="0"/>
@@ -11454,6 +9124,1964 @@
     </w:p>
   </w:footnote>
 </w:footnotes>
+</file>
+
+<file path=word/numbering.xml><?xml version="1.0" encoding="utf-8"?>
+<w:numbering xmlns:wpc="http://schemas.microsoft.com/office/word/2010/wordprocessingCanvas" xmlns:cx="http://schemas.microsoft.com/office/drawing/2014/chartex" xmlns:cx1="http://schemas.microsoft.com/office/drawing/2015/9/8/chartex" xmlns:cx2="http://schemas.microsoft.com/office/drawing/2015/10/21/chartex" xmlns:cx3="http://schemas.microsoft.com/office/drawing/2016/5/9/chartex" xmlns:cx4="http://schemas.microsoft.com/office/drawing/2016/5/10/chartex" xmlns:cx5="http://schemas.microsoft.com/office/drawing/2016/5/11/chartex" xmlns:cx6="http://schemas.microsoft.com/office/drawing/2016/5/12/chartex" xmlns:cx7="http://schemas.microsoft.com/office/drawing/2016/5/13/chartex" xmlns:cx8="http://schemas.microsoft.com/office/drawing/2016/5/14/chartex" xmlns:mc="http://schemas.openxmlformats.org/markup-compatibility/2006" xmlns:aink="http://schemas.microsoft.com/office/drawing/2016/ink" xmlns:am3d="http://schemas.microsoft.com/office/drawing/2017/model3d" xmlns:o="urn:schemas-microsoft-com:office:office" xmlns:oel="http://schemas.microsoft.com/office/2019/extlst" xmlns:r="http://schemas.openxmlformats.org/officeDocument/2006/relationships" xmlns:m="http://schemas.openxmlformats.org/officeDocument/2006/math" xmlns:v="urn:schemas-microsoft-com:vml" xmlns:wp14="http://schemas.microsoft.com/office/word/2010/wordprocessingDrawing" xmlns:wp="http://schemas.openxmlformats.org/drawingml/2006/wordprocessingDrawing" xmlns:w10="urn:schemas-microsoft-com:office:word" xmlns:w="http://schemas.openxmlformats.org/wordprocessingml/2006/main" xmlns:w14="http://schemas.microsoft.com/office/word/2010/wordml" xmlns:w15="http://schemas.microsoft.com/office/word/2012/wordml" xmlns:w16cex="http://schemas.microsoft.com/office/word/2018/wordml/cex" xmlns:w16cid="http://schemas.microsoft.com/office/word/2016/wordml/cid" xmlns:w16="http://schemas.microsoft.com/office/word/2018/wordml" xmlns:w16du="http://schemas.microsoft.com/office/word/2023/wordml/word16du" xmlns:w16sdtdh="http://schemas.microsoft.com/office/word/2020/wordml/sdtdatahash" xmlns:w16sdtfl="http://schemas.microsoft.com/office/word/2024/wordml/sdtformatlock" xmlns:w16se="http://schemas.microsoft.com/office/word/2015/wordml/symex" xmlns:wpg="http://schemas.microsoft.com/office/word/2010/wordprocessingGroup" xmlns:wpi="http://schemas.microsoft.com/office/word/2010/wordprocessingInk" xmlns:wne="http://schemas.microsoft.com/office/word/2006/wordml" xmlns:wps="http://schemas.microsoft.com/office/word/2010/wordprocessingShape" mc:Ignorable="w14 w15 w16se w16cid w16 w16cex w16sdtdh w16sdtfl w16du wp14">
+  <w:abstractNum w:abstractNumId="0" w15:restartNumberingAfterBreak="0">
+    <w:nsid w:val="03EA5297"/>
+    <w:multiLevelType w:val="hybridMultilevel"/>
+    <w:tmpl w:val="4922EA8A"/>
+    <w:lvl w:ilvl="0" w:tplc="CC1AA0B8">
+      <w:numFmt w:val="bullet"/>
+      <w:lvlText w:val="•"/>
+      <w:lvlJc w:val="left"/>
+      <w:pPr>
+        <w:ind w:left="1080" w:hanging="360"/>
+      </w:pPr>
+      <w:rPr>
+        <w:rFonts w:ascii="Aptos" w:eastAsiaTheme="minorHAnsi" w:hAnsi="Aptos" w:cstheme="minorBidi" w:hint="default"/>
+      </w:rPr>
+    </w:lvl>
+    <w:lvl w:ilvl="1" w:tplc="2C0A0003">
+      <w:start w:val="1"/>
+      <w:numFmt w:val="bullet"/>
+      <w:lvlText w:val="o"/>
+      <w:lvlJc w:val="left"/>
+      <w:pPr>
+        <w:ind w:left="1800" w:hanging="360"/>
+      </w:pPr>
+      <w:rPr>
+        <w:rFonts w:ascii="Courier New" w:hAnsi="Courier New" w:cs="Courier New" w:hint="default"/>
+      </w:rPr>
+    </w:lvl>
+    <w:lvl w:ilvl="2" w:tplc="2C0A0005" w:tentative="1">
+      <w:start w:val="1"/>
+      <w:numFmt w:val="bullet"/>
+      <w:lvlText w:val=""/>
+      <w:lvlJc w:val="left"/>
+      <w:pPr>
+        <w:ind w:left="2520" w:hanging="360"/>
+      </w:pPr>
+      <w:rPr>
+        <w:rFonts w:ascii="Wingdings" w:hAnsi="Wingdings" w:hint="default"/>
+      </w:rPr>
+    </w:lvl>
+    <w:lvl w:ilvl="3" w:tplc="2C0A0001" w:tentative="1">
+      <w:start w:val="1"/>
+      <w:numFmt w:val="bullet"/>
+      <w:lvlText w:val=""/>
+      <w:lvlJc w:val="left"/>
+      <w:pPr>
+        <w:ind w:left="3240" w:hanging="360"/>
+      </w:pPr>
+      <w:rPr>
+        <w:rFonts w:ascii="Symbol" w:hAnsi="Symbol" w:hint="default"/>
+      </w:rPr>
+    </w:lvl>
+    <w:lvl w:ilvl="4" w:tplc="2C0A0003" w:tentative="1">
+      <w:start w:val="1"/>
+      <w:numFmt w:val="bullet"/>
+      <w:lvlText w:val="o"/>
+      <w:lvlJc w:val="left"/>
+      <w:pPr>
+        <w:ind w:left="3960" w:hanging="360"/>
+      </w:pPr>
+      <w:rPr>
+        <w:rFonts w:ascii="Courier New" w:hAnsi="Courier New" w:cs="Courier New" w:hint="default"/>
+      </w:rPr>
+    </w:lvl>
+    <w:lvl w:ilvl="5" w:tplc="2C0A0005" w:tentative="1">
+      <w:start w:val="1"/>
+      <w:numFmt w:val="bullet"/>
+      <w:lvlText w:val=""/>
+      <w:lvlJc w:val="left"/>
+      <w:pPr>
+        <w:ind w:left="4680" w:hanging="360"/>
+      </w:pPr>
+      <w:rPr>
+        <w:rFonts w:ascii="Wingdings" w:hAnsi="Wingdings" w:hint="default"/>
+      </w:rPr>
+    </w:lvl>
+    <w:lvl w:ilvl="6" w:tplc="2C0A0001" w:tentative="1">
+      <w:start w:val="1"/>
+      <w:numFmt w:val="bullet"/>
+      <w:lvlText w:val=""/>
+      <w:lvlJc w:val="left"/>
+      <w:pPr>
+        <w:ind w:left="5400" w:hanging="360"/>
+      </w:pPr>
+      <w:rPr>
+        <w:rFonts w:ascii="Symbol" w:hAnsi="Symbol" w:hint="default"/>
+      </w:rPr>
+    </w:lvl>
+    <w:lvl w:ilvl="7" w:tplc="2C0A0003" w:tentative="1">
+      <w:start w:val="1"/>
+      <w:numFmt w:val="bullet"/>
+      <w:lvlText w:val="o"/>
+      <w:lvlJc w:val="left"/>
+      <w:pPr>
+        <w:ind w:left="6120" w:hanging="360"/>
+      </w:pPr>
+      <w:rPr>
+        <w:rFonts w:ascii="Courier New" w:hAnsi="Courier New" w:cs="Courier New" w:hint="default"/>
+      </w:rPr>
+    </w:lvl>
+    <w:lvl w:ilvl="8" w:tplc="2C0A0005" w:tentative="1">
+      <w:start w:val="1"/>
+      <w:numFmt w:val="bullet"/>
+      <w:lvlText w:val=""/>
+      <w:lvlJc w:val="left"/>
+      <w:pPr>
+        <w:ind w:left="6840" w:hanging="360"/>
+      </w:pPr>
+      <w:rPr>
+        <w:rFonts w:ascii="Wingdings" w:hAnsi="Wingdings" w:hint="default"/>
+      </w:rPr>
+    </w:lvl>
+  </w:abstractNum>
+  <w:abstractNum w:abstractNumId="1" w15:restartNumberingAfterBreak="0">
+    <w:nsid w:val="04195F83"/>
+    <w:multiLevelType w:val="hybridMultilevel"/>
+    <w:tmpl w:val="C74EA788"/>
+    <w:lvl w:ilvl="0" w:tplc="2C0A0003">
+      <w:start w:val="1"/>
+      <w:numFmt w:val="bullet"/>
+      <w:lvlText w:val="o"/>
+      <w:lvlJc w:val="left"/>
+      <w:pPr>
+        <w:ind w:left="2136" w:hanging="360"/>
+      </w:pPr>
+      <w:rPr>
+        <w:rFonts w:ascii="Courier New" w:hAnsi="Courier New" w:cs="Courier New" w:hint="default"/>
+      </w:rPr>
+    </w:lvl>
+    <w:lvl w:ilvl="1" w:tplc="2C0A0003" w:tentative="1">
+      <w:start w:val="1"/>
+      <w:numFmt w:val="bullet"/>
+      <w:lvlText w:val="o"/>
+      <w:lvlJc w:val="left"/>
+      <w:pPr>
+        <w:ind w:left="2856" w:hanging="360"/>
+      </w:pPr>
+      <w:rPr>
+        <w:rFonts w:ascii="Courier New" w:hAnsi="Courier New" w:cs="Courier New" w:hint="default"/>
+      </w:rPr>
+    </w:lvl>
+    <w:lvl w:ilvl="2" w:tplc="2C0A0005" w:tentative="1">
+      <w:start w:val="1"/>
+      <w:numFmt w:val="bullet"/>
+      <w:lvlText w:val=""/>
+      <w:lvlJc w:val="left"/>
+      <w:pPr>
+        <w:ind w:left="3576" w:hanging="360"/>
+      </w:pPr>
+      <w:rPr>
+        <w:rFonts w:ascii="Wingdings" w:hAnsi="Wingdings" w:hint="default"/>
+      </w:rPr>
+    </w:lvl>
+    <w:lvl w:ilvl="3" w:tplc="2C0A0001" w:tentative="1">
+      <w:start w:val="1"/>
+      <w:numFmt w:val="bullet"/>
+      <w:lvlText w:val=""/>
+      <w:lvlJc w:val="left"/>
+      <w:pPr>
+        <w:ind w:left="4296" w:hanging="360"/>
+      </w:pPr>
+      <w:rPr>
+        <w:rFonts w:ascii="Symbol" w:hAnsi="Symbol" w:hint="default"/>
+      </w:rPr>
+    </w:lvl>
+    <w:lvl w:ilvl="4" w:tplc="2C0A0003" w:tentative="1">
+      <w:start w:val="1"/>
+      <w:numFmt w:val="bullet"/>
+      <w:lvlText w:val="o"/>
+      <w:lvlJc w:val="left"/>
+      <w:pPr>
+        <w:ind w:left="5016" w:hanging="360"/>
+      </w:pPr>
+      <w:rPr>
+        <w:rFonts w:ascii="Courier New" w:hAnsi="Courier New" w:cs="Courier New" w:hint="default"/>
+      </w:rPr>
+    </w:lvl>
+    <w:lvl w:ilvl="5" w:tplc="2C0A0005" w:tentative="1">
+      <w:start w:val="1"/>
+      <w:numFmt w:val="bullet"/>
+      <w:lvlText w:val=""/>
+      <w:lvlJc w:val="left"/>
+      <w:pPr>
+        <w:ind w:left="5736" w:hanging="360"/>
+      </w:pPr>
+      <w:rPr>
+        <w:rFonts w:ascii="Wingdings" w:hAnsi="Wingdings" w:hint="default"/>
+      </w:rPr>
+    </w:lvl>
+    <w:lvl w:ilvl="6" w:tplc="2C0A0001" w:tentative="1">
+      <w:start w:val="1"/>
+      <w:numFmt w:val="bullet"/>
+      <w:lvlText w:val=""/>
+      <w:lvlJc w:val="left"/>
+      <w:pPr>
+        <w:ind w:left="6456" w:hanging="360"/>
+      </w:pPr>
+      <w:rPr>
+        <w:rFonts w:ascii="Symbol" w:hAnsi="Symbol" w:hint="default"/>
+      </w:rPr>
+    </w:lvl>
+    <w:lvl w:ilvl="7" w:tplc="2C0A0003" w:tentative="1">
+      <w:start w:val="1"/>
+      <w:numFmt w:val="bullet"/>
+      <w:lvlText w:val="o"/>
+      <w:lvlJc w:val="left"/>
+      <w:pPr>
+        <w:ind w:left="7176" w:hanging="360"/>
+      </w:pPr>
+      <w:rPr>
+        <w:rFonts w:ascii="Courier New" w:hAnsi="Courier New" w:cs="Courier New" w:hint="default"/>
+      </w:rPr>
+    </w:lvl>
+    <w:lvl w:ilvl="8" w:tplc="2C0A0005" w:tentative="1">
+      <w:start w:val="1"/>
+      <w:numFmt w:val="bullet"/>
+      <w:lvlText w:val=""/>
+      <w:lvlJc w:val="left"/>
+      <w:pPr>
+        <w:ind w:left="7896" w:hanging="360"/>
+      </w:pPr>
+      <w:rPr>
+        <w:rFonts w:ascii="Wingdings" w:hAnsi="Wingdings" w:hint="default"/>
+      </w:rPr>
+    </w:lvl>
+  </w:abstractNum>
+  <w:abstractNum w:abstractNumId="2" w15:restartNumberingAfterBreak="0">
+    <w:nsid w:val="04FB38F5"/>
+    <w:multiLevelType w:val="hybridMultilevel"/>
+    <w:tmpl w:val="821A998C"/>
+    <w:lvl w:ilvl="0" w:tplc="CC1AA0B8">
+      <w:numFmt w:val="bullet"/>
+      <w:lvlText w:val="•"/>
+      <w:lvlJc w:val="left"/>
+      <w:pPr>
+        <w:ind w:left="720" w:hanging="360"/>
+      </w:pPr>
+      <w:rPr>
+        <w:rFonts w:ascii="Aptos" w:eastAsiaTheme="minorHAnsi" w:hAnsi="Aptos" w:cstheme="minorBidi" w:hint="default"/>
+      </w:rPr>
+    </w:lvl>
+    <w:lvl w:ilvl="1" w:tplc="2C0A0003" w:tentative="1">
+      <w:start w:val="1"/>
+      <w:numFmt w:val="bullet"/>
+      <w:lvlText w:val="o"/>
+      <w:lvlJc w:val="left"/>
+      <w:pPr>
+        <w:ind w:left="1440" w:hanging="360"/>
+      </w:pPr>
+      <w:rPr>
+        <w:rFonts w:ascii="Courier New" w:hAnsi="Courier New" w:cs="Courier New" w:hint="default"/>
+      </w:rPr>
+    </w:lvl>
+    <w:lvl w:ilvl="2" w:tplc="2C0A0005" w:tentative="1">
+      <w:start w:val="1"/>
+      <w:numFmt w:val="bullet"/>
+      <w:lvlText w:val=""/>
+      <w:lvlJc w:val="left"/>
+      <w:pPr>
+        <w:ind w:left="2160" w:hanging="360"/>
+      </w:pPr>
+      <w:rPr>
+        <w:rFonts w:ascii="Wingdings" w:hAnsi="Wingdings" w:hint="default"/>
+      </w:rPr>
+    </w:lvl>
+    <w:lvl w:ilvl="3" w:tplc="2C0A0001" w:tentative="1">
+      <w:start w:val="1"/>
+      <w:numFmt w:val="bullet"/>
+      <w:lvlText w:val=""/>
+      <w:lvlJc w:val="left"/>
+      <w:pPr>
+        <w:ind w:left="2880" w:hanging="360"/>
+      </w:pPr>
+      <w:rPr>
+        <w:rFonts w:ascii="Symbol" w:hAnsi="Symbol" w:hint="default"/>
+      </w:rPr>
+    </w:lvl>
+    <w:lvl w:ilvl="4" w:tplc="2C0A0003" w:tentative="1">
+      <w:start w:val="1"/>
+      <w:numFmt w:val="bullet"/>
+      <w:lvlText w:val="o"/>
+      <w:lvlJc w:val="left"/>
+      <w:pPr>
+        <w:ind w:left="3600" w:hanging="360"/>
+      </w:pPr>
+      <w:rPr>
+        <w:rFonts w:ascii="Courier New" w:hAnsi="Courier New" w:cs="Courier New" w:hint="default"/>
+      </w:rPr>
+    </w:lvl>
+    <w:lvl w:ilvl="5" w:tplc="2C0A0005" w:tentative="1">
+      <w:start w:val="1"/>
+      <w:numFmt w:val="bullet"/>
+      <w:lvlText w:val=""/>
+      <w:lvlJc w:val="left"/>
+      <w:pPr>
+        <w:ind w:left="4320" w:hanging="360"/>
+      </w:pPr>
+      <w:rPr>
+        <w:rFonts w:ascii="Wingdings" w:hAnsi="Wingdings" w:hint="default"/>
+      </w:rPr>
+    </w:lvl>
+    <w:lvl w:ilvl="6" w:tplc="2C0A0001" w:tentative="1">
+      <w:start w:val="1"/>
+      <w:numFmt w:val="bullet"/>
+      <w:lvlText w:val=""/>
+      <w:lvlJc w:val="left"/>
+      <w:pPr>
+        <w:ind w:left="5040" w:hanging="360"/>
+      </w:pPr>
+      <w:rPr>
+        <w:rFonts w:ascii="Symbol" w:hAnsi="Symbol" w:hint="default"/>
+      </w:rPr>
+    </w:lvl>
+    <w:lvl w:ilvl="7" w:tplc="2C0A0003" w:tentative="1">
+      <w:start w:val="1"/>
+      <w:numFmt w:val="bullet"/>
+      <w:lvlText w:val="o"/>
+      <w:lvlJc w:val="left"/>
+      <w:pPr>
+        <w:ind w:left="5760" w:hanging="360"/>
+      </w:pPr>
+      <w:rPr>
+        <w:rFonts w:ascii="Courier New" w:hAnsi="Courier New" w:cs="Courier New" w:hint="default"/>
+      </w:rPr>
+    </w:lvl>
+    <w:lvl w:ilvl="8" w:tplc="2C0A0005" w:tentative="1">
+      <w:start w:val="1"/>
+      <w:numFmt w:val="bullet"/>
+      <w:lvlText w:val=""/>
+      <w:lvlJc w:val="left"/>
+      <w:pPr>
+        <w:ind w:left="6480" w:hanging="360"/>
+      </w:pPr>
+      <w:rPr>
+        <w:rFonts w:ascii="Wingdings" w:hAnsi="Wingdings" w:hint="default"/>
+      </w:rPr>
+    </w:lvl>
+  </w:abstractNum>
+  <w:abstractNum w:abstractNumId="3" w15:restartNumberingAfterBreak="0">
+    <w:nsid w:val="12795D32"/>
+    <w:multiLevelType w:val="multilevel"/>
+    <w:tmpl w:val="2BF81C5E"/>
+    <w:lvl w:ilvl="0">
+      <w:start w:val="1"/>
+      <w:numFmt w:val="bullet"/>
+      <w:lvlText w:val=""/>
+      <w:lvlJc w:val="left"/>
+      <w:pPr>
+        <w:tabs>
+          <w:tab w:val="num" w:pos="720"/>
+        </w:tabs>
+        <w:ind w:left="720" w:hanging="360"/>
+      </w:pPr>
+      <w:rPr>
+        <w:rFonts w:ascii="Symbol" w:hAnsi="Symbol" w:hint="default"/>
+        <w:sz w:val="20"/>
+      </w:rPr>
+    </w:lvl>
+    <w:lvl w:ilvl="1" w:tentative="1">
+      <w:start w:val="1"/>
+      <w:numFmt w:val="bullet"/>
+      <w:lvlText w:val="o"/>
+      <w:lvlJc w:val="left"/>
+      <w:pPr>
+        <w:tabs>
+          <w:tab w:val="num" w:pos="1440"/>
+        </w:tabs>
+        <w:ind w:left="1440" w:hanging="360"/>
+      </w:pPr>
+      <w:rPr>
+        <w:rFonts w:ascii="Courier New" w:hAnsi="Courier New" w:hint="default"/>
+        <w:sz w:val="20"/>
+      </w:rPr>
+    </w:lvl>
+    <w:lvl w:ilvl="2" w:tentative="1">
+      <w:start w:val="1"/>
+      <w:numFmt w:val="bullet"/>
+      <w:lvlText w:val=""/>
+      <w:lvlJc w:val="left"/>
+      <w:pPr>
+        <w:tabs>
+          <w:tab w:val="num" w:pos="2160"/>
+        </w:tabs>
+        <w:ind w:left="2160" w:hanging="360"/>
+      </w:pPr>
+      <w:rPr>
+        <w:rFonts w:ascii="Wingdings" w:hAnsi="Wingdings" w:hint="default"/>
+        <w:sz w:val="20"/>
+      </w:rPr>
+    </w:lvl>
+    <w:lvl w:ilvl="3" w:tentative="1">
+      <w:start w:val="1"/>
+      <w:numFmt w:val="bullet"/>
+      <w:lvlText w:val=""/>
+      <w:lvlJc w:val="left"/>
+      <w:pPr>
+        <w:tabs>
+          <w:tab w:val="num" w:pos="2880"/>
+        </w:tabs>
+        <w:ind w:left="2880" w:hanging="360"/>
+      </w:pPr>
+      <w:rPr>
+        <w:rFonts w:ascii="Wingdings" w:hAnsi="Wingdings" w:hint="default"/>
+        <w:sz w:val="20"/>
+      </w:rPr>
+    </w:lvl>
+    <w:lvl w:ilvl="4" w:tentative="1">
+      <w:start w:val="1"/>
+      <w:numFmt w:val="bullet"/>
+      <w:lvlText w:val=""/>
+      <w:lvlJc w:val="left"/>
+      <w:pPr>
+        <w:tabs>
+          <w:tab w:val="num" w:pos="3600"/>
+        </w:tabs>
+        <w:ind w:left="3600" w:hanging="360"/>
+      </w:pPr>
+      <w:rPr>
+        <w:rFonts w:ascii="Wingdings" w:hAnsi="Wingdings" w:hint="default"/>
+        <w:sz w:val="20"/>
+      </w:rPr>
+    </w:lvl>
+    <w:lvl w:ilvl="5" w:tentative="1">
+      <w:start w:val="1"/>
+      <w:numFmt w:val="bullet"/>
+      <w:lvlText w:val=""/>
+      <w:lvlJc w:val="left"/>
+      <w:pPr>
+        <w:tabs>
+          <w:tab w:val="num" w:pos="4320"/>
+        </w:tabs>
+        <w:ind w:left="4320" w:hanging="360"/>
+      </w:pPr>
+      <w:rPr>
+        <w:rFonts w:ascii="Wingdings" w:hAnsi="Wingdings" w:hint="default"/>
+        <w:sz w:val="20"/>
+      </w:rPr>
+    </w:lvl>
+    <w:lvl w:ilvl="6" w:tentative="1">
+      <w:start w:val="1"/>
+      <w:numFmt w:val="bullet"/>
+      <w:lvlText w:val=""/>
+      <w:lvlJc w:val="left"/>
+      <w:pPr>
+        <w:tabs>
+          <w:tab w:val="num" w:pos="5040"/>
+        </w:tabs>
+        <w:ind w:left="5040" w:hanging="360"/>
+      </w:pPr>
+      <w:rPr>
+        <w:rFonts w:ascii="Wingdings" w:hAnsi="Wingdings" w:hint="default"/>
+        <w:sz w:val="20"/>
+      </w:rPr>
+    </w:lvl>
+    <w:lvl w:ilvl="7" w:tentative="1">
+      <w:start w:val="1"/>
+      <w:numFmt w:val="bullet"/>
+      <w:lvlText w:val=""/>
+      <w:lvlJc w:val="left"/>
+      <w:pPr>
+        <w:tabs>
+          <w:tab w:val="num" w:pos="5760"/>
+        </w:tabs>
+        <w:ind w:left="5760" w:hanging="360"/>
+      </w:pPr>
+      <w:rPr>
+        <w:rFonts w:ascii="Wingdings" w:hAnsi="Wingdings" w:hint="default"/>
+        <w:sz w:val="20"/>
+      </w:rPr>
+    </w:lvl>
+    <w:lvl w:ilvl="8" w:tentative="1">
+      <w:start w:val="1"/>
+      <w:numFmt w:val="bullet"/>
+      <w:lvlText w:val=""/>
+      <w:lvlJc w:val="left"/>
+      <w:pPr>
+        <w:tabs>
+          <w:tab w:val="num" w:pos="6480"/>
+        </w:tabs>
+        <w:ind w:left="6480" w:hanging="360"/>
+      </w:pPr>
+      <w:rPr>
+        <w:rFonts w:ascii="Wingdings" w:hAnsi="Wingdings" w:hint="default"/>
+        <w:sz w:val="20"/>
+      </w:rPr>
+    </w:lvl>
+  </w:abstractNum>
+  <w:abstractNum w:abstractNumId="4" w15:restartNumberingAfterBreak="0">
+    <w:nsid w:val="28B32752"/>
+    <w:multiLevelType w:val="hybridMultilevel"/>
+    <w:tmpl w:val="4F4C9158"/>
+    <w:lvl w:ilvl="0" w:tplc="CC1AA0B8">
+      <w:numFmt w:val="bullet"/>
+      <w:lvlText w:val="•"/>
+      <w:lvlJc w:val="left"/>
+      <w:pPr>
+        <w:ind w:left="1080" w:hanging="360"/>
+      </w:pPr>
+      <w:rPr>
+        <w:rFonts w:ascii="Aptos" w:eastAsiaTheme="minorHAnsi" w:hAnsi="Aptos" w:cstheme="minorBidi" w:hint="default"/>
+      </w:rPr>
+    </w:lvl>
+    <w:lvl w:ilvl="1" w:tplc="2C0A0003" w:tentative="1">
+      <w:start w:val="1"/>
+      <w:numFmt w:val="bullet"/>
+      <w:lvlText w:val="o"/>
+      <w:lvlJc w:val="left"/>
+      <w:pPr>
+        <w:ind w:left="1800" w:hanging="360"/>
+      </w:pPr>
+      <w:rPr>
+        <w:rFonts w:ascii="Courier New" w:hAnsi="Courier New" w:cs="Courier New" w:hint="default"/>
+      </w:rPr>
+    </w:lvl>
+    <w:lvl w:ilvl="2" w:tplc="2C0A0005" w:tentative="1">
+      <w:start w:val="1"/>
+      <w:numFmt w:val="bullet"/>
+      <w:lvlText w:val=""/>
+      <w:lvlJc w:val="left"/>
+      <w:pPr>
+        <w:ind w:left="2520" w:hanging="360"/>
+      </w:pPr>
+      <w:rPr>
+        <w:rFonts w:ascii="Wingdings" w:hAnsi="Wingdings" w:hint="default"/>
+      </w:rPr>
+    </w:lvl>
+    <w:lvl w:ilvl="3" w:tplc="2C0A0001" w:tentative="1">
+      <w:start w:val="1"/>
+      <w:numFmt w:val="bullet"/>
+      <w:lvlText w:val=""/>
+      <w:lvlJc w:val="left"/>
+      <w:pPr>
+        <w:ind w:left="3240" w:hanging="360"/>
+      </w:pPr>
+      <w:rPr>
+        <w:rFonts w:ascii="Symbol" w:hAnsi="Symbol" w:hint="default"/>
+      </w:rPr>
+    </w:lvl>
+    <w:lvl w:ilvl="4" w:tplc="2C0A0003" w:tentative="1">
+      <w:start w:val="1"/>
+      <w:numFmt w:val="bullet"/>
+      <w:lvlText w:val="o"/>
+      <w:lvlJc w:val="left"/>
+      <w:pPr>
+        <w:ind w:left="3960" w:hanging="360"/>
+      </w:pPr>
+      <w:rPr>
+        <w:rFonts w:ascii="Courier New" w:hAnsi="Courier New" w:cs="Courier New" w:hint="default"/>
+      </w:rPr>
+    </w:lvl>
+    <w:lvl w:ilvl="5" w:tplc="2C0A0005" w:tentative="1">
+      <w:start w:val="1"/>
+      <w:numFmt w:val="bullet"/>
+      <w:lvlText w:val=""/>
+      <w:lvlJc w:val="left"/>
+      <w:pPr>
+        <w:ind w:left="4680" w:hanging="360"/>
+      </w:pPr>
+      <w:rPr>
+        <w:rFonts w:ascii="Wingdings" w:hAnsi="Wingdings" w:hint="default"/>
+      </w:rPr>
+    </w:lvl>
+    <w:lvl w:ilvl="6" w:tplc="2C0A0001" w:tentative="1">
+      <w:start w:val="1"/>
+      <w:numFmt w:val="bullet"/>
+      <w:lvlText w:val=""/>
+      <w:lvlJc w:val="left"/>
+      <w:pPr>
+        <w:ind w:left="5400" w:hanging="360"/>
+      </w:pPr>
+      <w:rPr>
+        <w:rFonts w:ascii="Symbol" w:hAnsi="Symbol" w:hint="default"/>
+      </w:rPr>
+    </w:lvl>
+    <w:lvl w:ilvl="7" w:tplc="2C0A0003" w:tentative="1">
+      <w:start w:val="1"/>
+      <w:numFmt w:val="bullet"/>
+      <w:lvlText w:val="o"/>
+      <w:lvlJc w:val="left"/>
+      <w:pPr>
+        <w:ind w:left="6120" w:hanging="360"/>
+      </w:pPr>
+      <w:rPr>
+        <w:rFonts w:ascii="Courier New" w:hAnsi="Courier New" w:cs="Courier New" w:hint="default"/>
+      </w:rPr>
+    </w:lvl>
+    <w:lvl w:ilvl="8" w:tplc="2C0A0005" w:tentative="1">
+      <w:start w:val="1"/>
+      <w:numFmt w:val="bullet"/>
+      <w:lvlText w:val=""/>
+      <w:lvlJc w:val="left"/>
+      <w:pPr>
+        <w:ind w:left="6840" w:hanging="360"/>
+      </w:pPr>
+      <w:rPr>
+        <w:rFonts w:ascii="Wingdings" w:hAnsi="Wingdings" w:hint="default"/>
+      </w:rPr>
+    </w:lvl>
+  </w:abstractNum>
+  <w:abstractNum w:abstractNumId="5" w15:restartNumberingAfterBreak="0">
+    <w:nsid w:val="345302E1"/>
+    <w:multiLevelType w:val="hybridMultilevel"/>
+    <w:tmpl w:val="2E70FDB6"/>
+    <w:lvl w:ilvl="0" w:tplc="CC1AA0B8">
+      <w:numFmt w:val="bullet"/>
+      <w:lvlText w:val="•"/>
+      <w:lvlJc w:val="left"/>
+      <w:pPr>
+        <w:ind w:left="720" w:hanging="360"/>
+      </w:pPr>
+      <w:rPr>
+        <w:rFonts w:ascii="Aptos" w:eastAsiaTheme="minorHAnsi" w:hAnsi="Aptos" w:cstheme="minorBidi" w:hint="default"/>
+      </w:rPr>
+    </w:lvl>
+    <w:lvl w:ilvl="1" w:tplc="2C0A0003" w:tentative="1">
+      <w:start w:val="1"/>
+      <w:numFmt w:val="bullet"/>
+      <w:lvlText w:val="o"/>
+      <w:lvlJc w:val="left"/>
+      <w:pPr>
+        <w:ind w:left="1440" w:hanging="360"/>
+      </w:pPr>
+      <w:rPr>
+        <w:rFonts w:ascii="Courier New" w:hAnsi="Courier New" w:cs="Courier New" w:hint="default"/>
+      </w:rPr>
+    </w:lvl>
+    <w:lvl w:ilvl="2" w:tplc="2C0A0005" w:tentative="1">
+      <w:start w:val="1"/>
+      <w:numFmt w:val="bullet"/>
+      <w:lvlText w:val=""/>
+      <w:lvlJc w:val="left"/>
+      <w:pPr>
+        <w:ind w:left="2160" w:hanging="360"/>
+      </w:pPr>
+      <w:rPr>
+        <w:rFonts w:ascii="Wingdings" w:hAnsi="Wingdings" w:hint="default"/>
+      </w:rPr>
+    </w:lvl>
+    <w:lvl w:ilvl="3" w:tplc="2C0A0001" w:tentative="1">
+      <w:start w:val="1"/>
+      <w:numFmt w:val="bullet"/>
+      <w:lvlText w:val=""/>
+      <w:lvlJc w:val="left"/>
+      <w:pPr>
+        <w:ind w:left="2880" w:hanging="360"/>
+      </w:pPr>
+      <w:rPr>
+        <w:rFonts w:ascii="Symbol" w:hAnsi="Symbol" w:hint="default"/>
+      </w:rPr>
+    </w:lvl>
+    <w:lvl w:ilvl="4" w:tplc="2C0A0003" w:tentative="1">
+      <w:start w:val="1"/>
+      <w:numFmt w:val="bullet"/>
+      <w:lvlText w:val="o"/>
+      <w:lvlJc w:val="left"/>
+      <w:pPr>
+        <w:ind w:left="3600" w:hanging="360"/>
+      </w:pPr>
+      <w:rPr>
+        <w:rFonts w:ascii="Courier New" w:hAnsi="Courier New" w:cs="Courier New" w:hint="default"/>
+      </w:rPr>
+    </w:lvl>
+    <w:lvl w:ilvl="5" w:tplc="2C0A0005" w:tentative="1">
+      <w:start w:val="1"/>
+      <w:numFmt w:val="bullet"/>
+      <w:lvlText w:val=""/>
+      <w:lvlJc w:val="left"/>
+      <w:pPr>
+        <w:ind w:left="4320" w:hanging="360"/>
+      </w:pPr>
+      <w:rPr>
+        <w:rFonts w:ascii="Wingdings" w:hAnsi="Wingdings" w:hint="default"/>
+      </w:rPr>
+    </w:lvl>
+    <w:lvl w:ilvl="6" w:tplc="2C0A0001" w:tentative="1">
+      <w:start w:val="1"/>
+      <w:numFmt w:val="bullet"/>
+      <w:lvlText w:val=""/>
+      <w:lvlJc w:val="left"/>
+      <w:pPr>
+        <w:ind w:left="5040" w:hanging="360"/>
+      </w:pPr>
+      <w:rPr>
+        <w:rFonts w:ascii="Symbol" w:hAnsi="Symbol" w:hint="default"/>
+      </w:rPr>
+    </w:lvl>
+    <w:lvl w:ilvl="7" w:tplc="2C0A0003" w:tentative="1">
+      <w:start w:val="1"/>
+      <w:numFmt w:val="bullet"/>
+      <w:lvlText w:val="o"/>
+      <w:lvlJc w:val="left"/>
+      <w:pPr>
+        <w:ind w:left="5760" w:hanging="360"/>
+      </w:pPr>
+      <w:rPr>
+        <w:rFonts w:ascii="Courier New" w:hAnsi="Courier New" w:cs="Courier New" w:hint="default"/>
+      </w:rPr>
+    </w:lvl>
+    <w:lvl w:ilvl="8" w:tplc="2C0A0005" w:tentative="1">
+      <w:start w:val="1"/>
+      <w:numFmt w:val="bullet"/>
+      <w:lvlText w:val=""/>
+      <w:lvlJc w:val="left"/>
+      <w:pPr>
+        <w:ind w:left="6480" w:hanging="360"/>
+      </w:pPr>
+      <w:rPr>
+        <w:rFonts w:ascii="Wingdings" w:hAnsi="Wingdings" w:hint="default"/>
+      </w:rPr>
+    </w:lvl>
+  </w:abstractNum>
+  <w:abstractNum w:abstractNumId="6" w15:restartNumberingAfterBreak="0">
+    <w:nsid w:val="448143AA"/>
+    <w:multiLevelType w:val="hybridMultilevel"/>
+    <w:tmpl w:val="0D443436"/>
+    <w:lvl w:ilvl="0" w:tplc="CC1AA0B8">
+      <w:numFmt w:val="bullet"/>
+      <w:lvlText w:val="•"/>
+      <w:lvlJc w:val="left"/>
+      <w:pPr>
+        <w:ind w:left="1800" w:hanging="360"/>
+      </w:pPr>
+      <w:rPr>
+        <w:rFonts w:ascii="Aptos" w:eastAsiaTheme="minorHAnsi" w:hAnsi="Aptos" w:cstheme="minorBidi" w:hint="default"/>
+      </w:rPr>
+    </w:lvl>
+    <w:lvl w:ilvl="1" w:tplc="2C0A0003" w:tentative="1">
+      <w:start w:val="1"/>
+      <w:numFmt w:val="bullet"/>
+      <w:lvlText w:val="o"/>
+      <w:lvlJc w:val="left"/>
+      <w:pPr>
+        <w:ind w:left="2520" w:hanging="360"/>
+      </w:pPr>
+      <w:rPr>
+        <w:rFonts w:ascii="Courier New" w:hAnsi="Courier New" w:cs="Courier New" w:hint="default"/>
+      </w:rPr>
+    </w:lvl>
+    <w:lvl w:ilvl="2" w:tplc="2C0A0005" w:tentative="1">
+      <w:start w:val="1"/>
+      <w:numFmt w:val="bullet"/>
+      <w:lvlText w:val=""/>
+      <w:lvlJc w:val="left"/>
+      <w:pPr>
+        <w:ind w:left="3240" w:hanging="360"/>
+      </w:pPr>
+      <w:rPr>
+        <w:rFonts w:ascii="Wingdings" w:hAnsi="Wingdings" w:hint="default"/>
+      </w:rPr>
+    </w:lvl>
+    <w:lvl w:ilvl="3" w:tplc="2C0A0001" w:tentative="1">
+      <w:start w:val="1"/>
+      <w:numFmt w:val="bullet"/>
+      <w:lvlText w:val=""/>
+      <w:lvlJc w:val="left"/>
+      <w:pPr>
+        <w:ind w:left="3960" w:hanging="360"/>
+      </w:pPr>
+      <w:rPr>
+        <w:rFonts w:ascii="Symbol" w:hAnsi="Symbol" w:hint="default"/>
+      </w:rPr>
+    </w:lvl>
+    <w:lvl w:ilvl="4" w:tplc="2C0A0003" w:tentative="1">
+      <w:start w:val="1"/>
+      <w:numFmt w:val="bullet"/>
+      <w:lvlText w:val="o"/>
+      <w:lvlJc w:val="left"/>
+      <w:pPr>
+        <w:ind w:left="4680" w:hanging="360"/>
+      </w:pPr>
+      <w:rPr>
+        <w:rFonts w:ascii="Courier New" w:hAnsi="Courier New" w:cs="Courier New" w:hint="default"/>
+      </w:rPr>
+    </w:lvl>
+    <w:lvl w:ilvl="5" w:tplc="2C0A0005" w:tentative="1">
+      <w:start w:val="1"/>
+      <w:numFmt w:val="bullet"/>
+      <w:lvlText w:val=""/>
+      <w:lvlJc w:val="left"/>
+      <w:pPr>
+        <w:ind w:left="5400" w:hanging="360"/>
+      </w:pPr>
+      <w:rPr>
+        <w:rFonts w:ascii="Wingdings" w:hAnsi="Wingdings" w:hint="default"/>
+      </w:rPr>
+    </w:lvl>
+    <w:lvl w:ilvl="6" w:tplc="2C0A0001" w:tentative="1">
+      <w:start w:val="1"/>
+      <w:numFmt w:val="bullet"/>
+      <w:lvlText w:val=""/>
+      <w:lvlJc w:val="left"/>
+      <w:pPr>
+        <w:ind w:left="6120" w:hanging="360"/>
+      </w:pPr>
+      <w:rPr>
+        <w:rFonts w:ascii="Symbol" w:hAnsi="Symbol" w:hint="default"/>
+      </w:rPr>
+    </w:lvl>
+    <w:lvl w:ilvl="7" w:tplc="2C0A0003" w:tentative="1">
+      <w:start w:val="1"/>
+      <w:numFmt w:val="bullet"/>
+      <w:lvlText w:val="o"/>
+      <w:lvlJc w:val="left"/>
+      <w:pPr>
+        <w:ind w:left="6840" w:hanging="360"/>
+      </w:pPr>
+      <w:rPr>
+        <w:rFonts w:ascii="Courier New" w:hAnsi="Courier New" w:cs="Courier New" w:hint="default"/>
+      </w:rPr>
+    </w:lvl>
+    <w:lvl w:ilvl="8" w:tplc="2C0A0005" w:tentative="1">
+      <w:start w:val="1"/>
+      <w:numFmt w:val="bullet"/>
+      <w:lvlText w:val=""/>
+      <w:lvlJc w:val="left"/>
+      <w:pPr>
+        <w:ind w:left="7560" w:hanging="360"/>
+      </w:pPr>
+      <w:rPr>
+        <w:rFonts w:ascii="Wingdings" w:hAnsi="Wingdings" w:hint="default"/>
+      </w:rPr>
+    </w:lvl>
+  </w:abstractNum>
+  <w:abstractNum w:abstractNumId="7" w15:restartNumberingAfterBreak="0">
+    <w:nsid w:val="45F934A4"/>
+    <w:multiLevelType w:val="hybridMultilevel"/>
+    <w:tmpl w:val="EA9AC26E"/>
+    <w:lvl w:ilvl="0" w:tplc="CC1AA0B8">
+      <w:numFmt w:val="bullet"/>
+      <w:lvlText w:val="•"/>
+      <w:lvlJc w:val="left"/>
+      <w:pPr>
+        <w:ind w:left="1080" w:hanging="360"/>
+      </w:pPr>
+      <w:rPr>
+        <w:rFonts w:ascii="Aptos" w:eastAsiaTheme="minorHAnsi" w:hAnsi="Aptos" w:cstheme="minorBidi" w:hint="default"/>
+      </w:rPr>
+    </w:lvl>
+    <w:lvl w:ilvl="1" w:tplc="2C0A0003" w:tentative="1">
+      <w:start w:val="1"/>
+      <w:numFmt w:val="bullet"/>
+      <w:lvlText w:val="o"/>
+      <w:lvlJc w:val="left"/>
+      <w:pPr>
+        <w:ind w:left="1800" w:hanging="360"/>
+      </w:pPr>
+      <w:rPr>
+        <w:rFonts w:ascii="Courier New" w:hAnsi="Courier New" w:cs="Courier New" w:hint="default"/>
+      </w:rPr>
+    </w:lvl>
+    <w:lvl w:ilvl="2" w:tplc="2C0A0005" w:tentative="1">
+      <w:start w:val="1"/>
+      <w:numFmt w:val="bullet"/>
+      <w:lvlText w:val=""/>
+      <w:lvlJc w:val="left"/>
+      <w:pPr>
+        <w:ind w:left="2520" w:hanging="360"/>
+      </w:pPr>
+      <w:rPr>
+        <w:rFonts w:ascii="Wingdings" w:hAnsi="Wingdings" w:hint="default"/>
+      </w:rPr>
+    </w:lvl>
+    <w:lvl w:ilvl="3" w:tplc="2C0A0001" w:tentative="1">
+      <w:start w:val="1"/>
+      <w:numFmt w:val="bullet"/>
+      <w:lvlText w:val=""/>
+      <w:lvlJc w:val="left"/>
+      <w:pPr>
+        <w:ind w:left="3240" w:hanging="360"/>
+      </w:pPr>
+      <w:rPr>
+        <w:rFonts w:ascii="Symbol" w:hAnsi="Symbol" w:hint="default"/>
+      </w:rPr>
+    </w:lvl>
+    <w:lvl w:ilvl="4" w:tplc="2C0A0003" w:tentative="1">
+      <w:start w:val="1"/>
+      <w:numFmt w:val="bullet"/>
+      <w:lvlText w:val="o"/>
+      <w:lvlJc w:val="left"/>
+      <w:pPr>
+        <w:ind w:left="3960" w:hanging="360"/>
+      </w:pPr>
+      <w:rPr>
+        <w:rFonts w:ascii="Courier New" w:hAnsi="Courier New" w:cs="Courier New" w:hint="default"/>
+      </w:rPr>
+    </w:lvl>
+    <w:lvl w:ilvl="5" w:tplc="2C0A0005" w:tentative="1">
+      <w:start w:val="1"/>
+      <w:numFmt w:val="bullet"/>
+      <w:lvlText w:val=""/>
+      <w:lvlJc w:val="left"/>
+      <w:pPr>
+        <w:ind w:left="4680" w:hanging="360"/>
+      </w:pPr>
+      <w:rPr>
+        <w:rFonts w:ascii="Wingdings" w:hAnsi="Wingdings" w:hint="default"/>
+      </w:rPr>
+    </w:lvl>
+    <w:lvl w:ilvl="6" w:tplc="2C0A0001" w:tentative="1">
+      <w:start w:val="1"/>
+      <w:numFmt w:val="bullet"/>
+      <w:lvlText w:val=""/>
+      <w:lvlJc w:val="left"/>
+      <w:pPr>
+        <w:ind w:left="5400" w:hanging="360"/>
+      </w:pPr>
+      <w:rPr>
+        <w:rFonts w:ascii="Symbol" w:hAnsi="Symbol" w:hint="default"/>
+      </w:rPr>
+    </w:lvl>
+    <w:lvl w:ilvl="7" w:tplc="2C0A0003" w:tentative="1">
+      <w:start w:val="1"/>
+      <w:numFmt w:val="bullet"/>
+      <w:lvlText w:val="o"/>
+      <w:lvlJc w:val="left"/>
+      <w:pPr>
+        <w:ind w:left="6120" w:hanging="360"/>
+      </w:pPr>
+      <w:rPr>
+        <w:rFonts w:ascii="Courier New" w:hAnsi="Courier New" w:cs="Courier New" w:hint="default"/>
+      </w:rPr>
+    </w:lvl>
+    <w:lvl w:ilvl="8" w:tplc="2C0A0005" w:tentative="1">
+      <w:start w:val="1"/>
+      <w:numFmt w:val="bullet"/>
+      <w:lvlText w:val=""/>
+      <w:lvlJc w:val="left"/>
+      <w:pPr>
+        <w:ind w:left="6840" w:hanging="360"/>
+      </w:pPr>
+      <w:rPr>
+        <w:rFonts w:ascii="Wingdings" w:hAnsi="Wingdings" w:hint="default"/>
+      </w:rPr>
+    </w:lvl>
+  </w:abstractNum>
+  <w:abstractNum w:abstractNumId="8" w15:restartNumberingAfterBreak="0">
+    <w:nsid w:val="47B3515D"/>
+    <w:multiLevelType w:val="hybridMultilevel"/>
+    <w:tmpl w:val="6AB65AD2"/>
+    <w:lvl w:ilvl="0" w:tplc="CC1AA0B8">
+      <w:numFmt w:val="bullet"/>
+      <w:lvlText w:val="•"/>
+      <w:lvlJc w:val="left"/>
+      <w:pPr>
+        <w:ind w:left="720" w:hanging="360"/>
+      </w:pPr>
+      <w:rPr>
+        <w:rFonts w:ascii="Aptos" w:eastAsiaTheme="minorHAnsi" w:hAnsi="Aptos" w:cstheme="minorBidi" w:hint="default"/>
+      </w:rPr>
+    </w:lvl>
+    <w:lvl w:ilvl="1" w:tplc="2C0A0003" w:tentative="1">
+      <w:start w:val="1"/>
+      <w:numFmt w:val="bullet"/>
+      <w:lvlText w:val="o"/>
+      <w:lvlJc w:val="left"/>
+      <w:pPr>
+        <w:ind w:left="1440" w:hanging="360"/>
+      </w:pPr>
+      <w:rPr>
+        <w:rFonts w:ascii="Courier New" w:hAnsi="Courier New" w:cs="Courier New" w:hint="default"/>
+      </w:rPr>
+    </w:lvl>
+    <w:lvl w:ilvl="2" w:tplc="2C0A0005" w:tentative="1">
+      <w:start w:val="1"/>
+      <w:numFmt w:val="bullet"/>
+      <w:lvlText w:val=""/>
+      <w:lvlJc w:val="left"/>
+      <w:pPr>
+        <w:ind w:left="2160" w:hanging="360"/>
+      </w:pPr>
+      <w:rPr>
+        <w:rFonts w:ascii="Wingdings" w:hAnsi="Wingdings" w:hint="default"/>
+      </w:rPr>
+    </w:lvl>
+    <w:lvl w:ilvl="3" w:tplc="2C0A0001" w:tentative="1">
+      <w:start w:val="1"/>
+      <w:numFmt w:val="bullet"/>
+      <w:lvlText w:val=""/>
+      <w:lvlJc w:val="left"/>
+      <w:pPr>
+        <w:ind w:left="2880" w:hanging="360"/>
+      </w:pPr>
+      <w:rPr>
+        <w:rFonts w:ascii="Symbol" w:hAnsi="Symbol" w:hint="default"/>
+      </w:rPr>
+    </w:lvl>
+    <w:lvl w:ilvl="4" w:tplc="2C0A0003" w:tentative="1">
+      <w:start w:val="1"/>
+      <w:numFmt w:val="bullet"/>
+      <w:lvlText w:val="o"/>
+      <w:lvlJc w:val="left"/>
+      <w:pPr>
+        <w:ind w:left="3600" w:hanging="360"/>
+      </w:pPr>
+      <w:rPr>
+        <w:rFonts w:ascii="Courier New" w:hAnsi="Courier New" w:cs="Courier New" w:hint="default"/>
+      </w:rPr>
+    </w:lvl>
+    <w:lvl w:ilvl="5" w:tplc="2C0A0005" w:tentative="1">
+      <w:start w:val="1"/>
+      <w:numFmt w:val="bullet"/>
+      <w:lvlText w:val=""/>
+      <w:lvlJc w:val="left"/>
+      <w:pPr>
+        <w:ind w:left="4320" w:hanging="360"/>
+      </w:pPr>
+      <w:rPr>
+        <w:rFonts w:ascii="Wingdings" w:hAnsi="Wingdings" w:hint="default"/>
+      </w:rPr>
+    </w:lvl>
+    <w:lvl w:ilvl="6" w:tplc="2C0A0001" w:tentative="1">
+      <w:start w:val="1"/>
+      <w:numFmt w:val="bullet"/>
+      <w:lvlText w:val=""/>
+      <w:lvlJc w:val="left"/>
+      <w:pPr>
+        <w:ind w:left="5040" w:hanging="360"/>
+      </w:pPr>
+      <w:rPr>
+        <w:rFonts w:ascii="Symbol" w:hAnsi="Symbol" w:hint="default"/>
+      </w:rPr>
+    </w:lvl>
+    <w:lvl w:ilvl="7" w:tplc="2C0A0003" w:tentative="1">
+      <w:start w:val="1"/>
+      <w:numFmt w:val="bullet"/>
+      <w:lvlText w:val="o"/>
+      <w:lvlJc w:val="left"/>
+      <w:pPr>
+        <w:ind w:left="5760" w:hanging="360"/>
+      </w:pPr>
+      <w:rPr>
+        <w:rFonts w:ascii="Courier New" w:hAnsi="Courier New" w:cs="Courier New" w:hint="default"/>
+      </w:rPr>
+    </w:lvl>
+    <w:lvl w:ilvl="8" w:tplc="2C0A0005" w:tentative="1">
+      <w:start w:val="1"/>
+      <w:numFmt w:val="bullet"/>
+      <w:lvlText w:val=""/>
+      <w:lvlJc w:val="left"/>
+      <w:pPr>
+        <w:ind w:left="6480" w:hanging="360"/>
+      </w:pPr>
+      <w:rPr>
+        <w:rFonts w:ascii="Wingdings" w:hAnsi="Wingdings" w:hint="default"/>
+      </w:rPr>
+    </w:lvl>
+  </w:abstractNum>
+  <w:abstractNum w:abstractNumId="9" w15:restartNumberingAfterBreak="0">
+    <w:nsid w:val="5A1E003D"/>
+    <w:multiLevelType w:val="multilevel"/>
+    <w:tmpl w:val="C9346670"/>
+    <w:lvl w:ilvl="0">
+      <w:start w:val="1"/>
+      <w:numFmt w:val="bullet"/>
+      <w:lvlText w:val=""/>
+      <w:lvlJc w:val="left"/>
+      <w:pPr>
+        <w:tabs>
+          <w:tab w:val="num" w:pos="720"/>
+        </w:tabs>
+        <w:ind w:left="720" w:hanging="360"/>
+      </w:pPr>
+      <w:rPr>
+        <w:rFonts w:ascii="Symbol" w:hAnsi="Symbol" w:hint="default"/>
+        <w:sz w:val="20"/>
+      </w:rPr>
+    </w:lvl>
+    <w:lvl w:ilvl="1" w:tentative="1">
+      <w:start w:val="1"/>
+      <w:numFmt w:val="bullet"/>
+      <w:lvlText w:val="o"/>
+      <w:lvlJc w:val="left"/>
+      <w:pPr>
+        <w:tabs>
+          <w:tab w:val="num" w:pos="1440"/>
+        </w:tabs>
+        <w:ind w:left="1440" w:hanging="360"/>
+      </w:pPr>
+      <w:rPr>
+        <w:rFonts w:ascii="Courier New" w:hAnsi="Courier New" w:hint="default"/>
+        <w:sz w:val="20"/>
+      </w:rPr>
+    </w:lvl>
+    <w:lvl w:ilvl="2" w:tentative="1">
+      <w:start w:val="1"/>
+      <w:numFmt w:val="bullet"/>
+      <w:lvlText w:val=""/>
+      <w:lvlJc w:val="left"/>
+      <w:pPr>
+        <w:tabs>
+          <w:tab w:val="num" w:pos="2160"/>
+        </w:tabs>
+        <w:ind w:left="2160" w:hanging="360"/>
+      </w:pPr>
+      <w:rPr>
+        <w:rFonts w:ascii="Wingdings" w:hAnsi="Wingdings" w:hint="default"/>
+        <w:sz w:val="20"/>
+      </w:rPr>
+    </w:lvl>
+    <w:lvl w:ilvl="3" w:tentative="1">
+      <w:start w:val="1"/>
+      <w:numFmt w:val="bullet"/>
+      <w:lvlText w:val=""/>
+      <w:lvlJc w:val="left"/>
+      <w:pPr>
+        <w:tabs>
+          <w:tab w:val="num" w:pos="2880"/>
+        </w:tabs>
+        <w:ind w:left="2880" w:hanging="360"/>
+      </w:pPr>
+      <w:rPr>
+        <w:rFonts w:ascii="Wingdings" w:hAnsi="Wingdings" w:hint="default"/>
+        <w:sz w:val="20"/>
+      </w:rPr>
+    </w:lvl>
+    <w:lvl w:ilvl="4" w:tentative="1">
+      <w:start w:val="1"/>
+      <w:numFmt w:val="bullet"/>
+      <w:lvlText w:val=""/>
+      <w:lvlJc w:val="left"/>
+      <w:pPr>
+        <w:tabs>
+          <w:tab w:val="num" w:pos="3600"/>
+        </w:tabs>
+        <w:ind w:left="3600" w:hanging="360"/>
+      </w:pPr>
+      <w:rPr>
+        <w:rFonts w:ascii="Wingdings" w:hAnsi="Wingdings" w:hint="default"/>
+        <w:sz w:val="20"/>
+      </w:rPr>
+    </w:lvl>
+    <w:lvl w:ilvl="5" w:tentative="1">
+      <w:start w:val="1"/>
+      <w:numFmt w:val="bullet"/>
+      <w:lvlText w:val=""/>
+      <w:lvlJc w:val="left"/>
+      <w:pPr>
+        <w:tabs>
+          <w:tab w:val="num" w:pos="4320"/>
+        </w:tabs>
+        <w:ind w:left="4320" w:hanging="360"/>
+      </w:pPr>
+      <w:rPr>
+        <w:rFonts w:ascii="Wingdings" w:hAnsi="Wingdings" w:hint="default"/>
+        <w:sz w:val="20"/>
+      </w:rPr>
+    </w:lvl>
+    <w:lvl w:ilvl="6" w:tentative="1">
+      <w:start w:val="1"/>
+      <w:numFmt w:val="bullet"/>
+      <w:lvlText w:val=""/>
+      <w:lvlJc w:val="left"/>
+      <w:pPr>
+        <w:tabs>
+          <w:tab w:val="num" w:pos="5040"/>
+        </w:tabs>
+        <w:ind w:left="5040" w:hanging="360"/>
+      </w:pPr>
+      <w:rPr>
+        <w:rFonts w:ascii="Wingdings" w:hAnsi="Wingdings" w:hint="default"/>
+        <w:sz w:val="20"/>
+      </w:rPr>
+    </w:lvl>
+    <w:lvl w:ilvl="7" w:tentative="1">
+      <w:start w:val="1"/>
+      <w:numFmt w:val="bullet"/>
+      <w:lvlText w:val=""/>
+      <w:lvlJc w:val="left"/>
+      <w:pPr>
+        <w:tabs>
+          <w:tab w:val="num" w:pos="5760"/>
+        </w:tabs>
+        <w:ind w:left="5760" w:hanging="360"/>
+      </w:pPr>
+      <w:rPr>
+        <w:rFonts w:ascii="Wingdings" w:hAnsi="Wingdings" w:hint="default"/>
+        <w:sz w:val="20"/>
+      </w:rPr>
+    </w:lvl>
+    <w:lvl w:ilvl="8" w:tentative="1">
+      <w:start w:val="1"/>
+      <w:numFmt w:val="bullet"/>
+      <w:lvlText w:val=""/>
+      <w:lvlJc w:val="left"/>
+      <w:pPr>
+        <w:tabs>
+          <w:tab w:val="num" w:pos="6480"/>
+        </w:tabs>
+        <w:ind w:left="6480" w:hanging="360"/>
+      </w:pPr>
+      <w:rPr>
+        <w:rFonts w:ascii="Wingdings" w:hAnsi="Wingdings" w:hint="default"/>
+        <w:sz w:val="20"/>
+      </w:rPr>
+    </w:lvl>
+  </w:abstractNum>
+  <w:abstractNum w:abstractNumId="10" w15:restartNumberingAfterBreak="0">
+    <w:nsid w:val="5FB86658"/>
+    <w:multiLevelType w:val="hybridMultilevel"/>
+    <w:tmpl w:val="07F6A8E8"/>
+    <w:lvl w:ilvl="0" w:tplc="CC1AA0B8">
+      <w:numFmt w:val="bullet"/>
+      <w:lvlText w:val="•"/>
+      <w:lvlJc w:val="left"/>
+      <w:pPr>
+        <w:ind w:left="720" w:hanging="360"/>
+      </w:pPr>
+      <w:rPr>
+        <w:rFonts w:ascii="Aptos" w:eastAsiaTheme="minorHAnsi" w:hAnsi="Aptos" w:cstheme="minorBidi" w:hint="default"/>
+      </w:rPr>
+    </w:lvl>
+    <w:lvl w:ilvl="1" w:tplc="2C0A0003" w:tentative="1">
+      <w:start w:val="1"/>
+      <w:numFmt w:val="bullet"/>
+      <w:lvlText w:val="o"/>
+      <w:lvlJc w:val="left"/>
+      <w:pPr>
+        <w:ind w:left="1440" w:hanging="360"/>
+      </w:pPr>
+      <w:rPr>
+        <w:rFonts w:ascii="Courier New" w:hAnsi="Courier New" w:cs="Courier New" w:hint="default"/>
+      </w:rPr>
+    </w:lvl>
+    <w:lvl w:ilvl="2" w:tplc="2C0A0005" w:tentative="1">
+      <w:start w:val="1"/>
+      <w:numFmt w:val="bullet"/>
+      <w:lvlText w:val=""/>
+      <w:lvlJc w:val="left"/>
+      <w:pPr>
+        <w:ind w:left="2160" w:hanging="360"/>
+      </w:pPr>
+      <w:rPr>
+        <w:rFonts w:ascii="Wingdings" w:hAnsi="Wingdings" w:hint="default"/>
+      </w:rPr>
+    </w:lvl>
+    <w:lvl w:ilvl="3" w:tplc="2C0A0001" w:tentative="1">
+      <w:start w:val="1"/>
+      <w:numFmt w:val="bullet"/>
+      <w:lvlText w:val=""/>
+      <w:lvlJc w:val="left"/>
+      <w:pPr>
+        <w:ind w:left="2880" w:hanging="360"/>
+      </w:pPr>
+      <w:rPr>
+        <w:rFonts w:ascii="Symbol" w:hAnsi="Symbol" w:hint="default"/>
+      </w:rPr>
+    </w:lvl>
+    <w:lvl w:ilvl="4" w:tplc="2C0A0003" w:tentative="1">
+      <w:start w:val="1"/>
+      <w:numFmt w:val="bullet"/>
+      <w:lvlText w:val="o"/>
+      <w:lvlJc w:val="left"/>
+      <w:pPr>
+        <w:ind w:left="3600" w:hanging="360"/>
+      </w:pPr>
+      <w:rPr>
+        <w:rFonts w:ascii="Courier New" w:hAnsi="Courier New" w:cs="Courier New" w:hint="default"/>
+      </w:rPr>
+    </w:lvl>
+    <w:lvl w:ilvl="5" w:tplc="2C0A0005" w:tentative="1">
+      <w:start w:val="1"/>
+      <w:numFmt w:val="bullet"/>
+      <w:lvlText w:val=""/>
+      <w:lvlJc w:val="left"/>
+      <w:pPr>
+        <w:ind w:left="4320" w:hanging="360"/>
+      </w:pPr>
+      <w:rPr>
+        <w:rFonts w:ascii="Wingdings" w:hAnsi="Wingdings" w:hint="default"/>
+      </w:rPr>
+    </w:lvl>
+    <w:lvl w:ilvl="6" w:tplc="2C0A0001" w:tentative="1">
+      <w:start w:val="1"/>
+      <w:numFmt w:val="bullet"/>
+      <w:lvlText w:val=""/>
+      <w:lvlJc w:val="left"/>
+      <w:pPr>
+        <w:ind w:left="5040" w:hanging="360"/>
+      </w:pPr>
+      <w:rPr>
+        <w:rFonts w:ascii="Symbol" w:hAnsi="Symbol" w:hint="default"/>
+      </w:rPr>
+    </w:lvl>
+    <w:lvl w:ilvl="7" w:tplc="2C0A0003" w:tentative="1">
+      <w:start w:val="1"/>
+      <w:numFmt w:val="bullet"/>
+      <w:lvlText w:val="o"/>
+      <w:lvlJc w:val="left"/>
+      <w:pPr>
+        <w:ind w:left="5760" w:hanging="360"/>
+      </w:pPr>
+      <w:rPr>
+        <w:rFonts w:ascii="Courier New" w:hAnsi="Courier New" w:cs="Courier New" w:hint="default"/>
+      </w:rPr>
+    </w:lvl>
+    <w:lvl w:ilvl="8" w:tplc="2C0A0005" w:tentative="1">
+      <w:start w:val="1"/>
+      <w:numFmt w:val="bullet"/>
+      <w:lvlText w:val=""/>
+      <w:lvlJc w:val="left"/>
+      <w:pPr>
+        <w:ind w:left="6480" w:hanging="360"/>
+      </w:pPr>
+      <w:rPr>
+        <w:rFonts w:ascii="Wingdings" w:hAnsi="Wingdings" w:hint="default"/>
+      </w:rPr>
+    </w:lvl>
+  </w:abstractNum>
+  <w:abstractNum w:abstractNumId="11" w15:restartNumberingAfterBreak="0">
+    <w:nsid w:val="65D61050"/>
+    <w:multiLevelType w:val="hybridMultilevel"/>
+    <w:tmpl w:val="1D1AC92E"/>
+    <w:lvl w:ilvl="0" w:tplc="CC1AA0B8">
+      <w:numFmt w:val="bullet"/>
+      <w:lvlText w:val="•"/>
+      <w:lvlJc w:val="left"/>
+      <w:pPr>
+        <w:ind w:left="1080" w:hanging="360"/>
+      </w:pPr>
+      <w:rPr>
+        <w:rFonts w:ascii="Aptos" w:eastAsiaTheme="minorHAnsi" w:hAnsi="Aptos" w:cstheme="minorBidi" w:hint="default"/>
+      </w:rPr>
+    </w:lvl>
+    <w:lvl w:ilvl="1" w:tplc="2C0A0003">
+      <w:start w:val="1"/>
+      <w:numFmt w:val="bullet"/>
+      <w:lvlText w:val="o"/>
+      <w:lvlJc w:val="left"/>
+      <w:pPr>
+        <w:ind w:left="1800" w:hanging="360"/>
+      </w:pPr>
+      <w:rPr>
+        <w:rFonts w:ascii="Courier New" w:hAnsi="Courier New" w:cs="Courier New" w:hint="default"/>
+      </w:rPr>
+    </w:lvl>
+    <w:lvl w:ilvl="2" w:tplc="2C0A0005" w:tentative="1">
+      <w:start w:val="1"/>
+      <w:numFmt w:val="bullet"/>
+      <w:lvlText w:val=""/>
+      <w:lvlJc w:val="left"/>
+      <w:pPr>
+        <w:ind w:left="2520" w:hanging="360"/>
+      </w:pPr>
+      <w:rPr>
+        <w:rFonts w:ascii="Wingdings" w:hAnsi="Wingdings" w:hint="default"/>
+      </w:rPr>
+    </w:lvl>
+    <w:lvl w:ilvl="3" w:tplc="2C0A0001" w:tentative="1">
+      <w:start w:val="1"/>
+      <w:numFmt w:val="bullet"/>
+      <w:lvlText w:val=""/>
+      <w:lvlJc w:val="left"/>
+      <w:pPr>
+        <w:ind w:left="3240" w:hanging="360"/>
+      </w:pPr>
+      <w:rPr>
+        <w:rFonts w:ascii="Symbol" w:hAnsi="Symbol" w:hint="default"/>
+      </w:rPr>
+    </w:lvl>
+    <w:lvl w:ilvl="4" w:tplc="2C0A0003" w:tentative="1">
+      <w:start w:val="1"/>
+      <w:numFmt w:val="bullet"/>
+      <w:lvlText w:val="o"/>
+      <w:lvlJc w:val="left"/>
+      <w:pPr>
+        <w:ind w:left="3960" w:hanging="360"/>
+      </w:pPr>
+      <w:rPr>
+        <w:rFonts w:ascii="Courier New" w:hAnsi="Courier New" w:cs="Courier New" w:hint="default"/>
+      </w:rPr>
+    </w:lvl>
+    <w:lvl w:ilvl="5" w:tplc="2C0A0005" w:tentative="1">
+      <w:start w:val="1"/>
+      <w:numFmt w:val="bullet"/>
+      <w:lvlText w:val=""/>
+      <w:lvlJc w:val="left"/>
+      <w:pPr>
+        <w:ind w:left="4680" w:hanging="360"/>
+      </w:pPr>
+      <w:rPr>
+        <w:rFonts w:ascii="Wingdings" w:hAnsi="Wingdings" w:hint="default"/>
+      </w:rPr>
+    </w:lvl>
+    <w:lvl w:ilvl="6" w:tplc="2C0A0001" w:tentative="1">
+      <w:start w:val="1"/>
+      <w:numFmt w:val="bullet"/>
+      <w:lvlText w:val=""/>
+      <w:lvlJc w:val="left"/>
+      <w:pPr>
+        <w:ind w:left="5400" w:hanging="360"/>
+      </w:pPr>
+      <w:rPr>
+        <w:rFonts w:ascii="Symbol" w:hAnsi="Symbol" w:hint="default"/>
+      </w:rPr>
+    </w:lvl>
+    <w:lvl w:ilvl="7" w:tplc="2C0A0003" w:tentative="1">
+      <w:start w:val="1"/>
+      <w:numFmt w:val="bullet"/>
+      <w:lvlText w:val="o"/>
+      <w:lvlJc w:val="left"/>
+      <w:pPr>
+        <w:ind w:left="6120" w:hanging="360"/>
+      </w:pPr>
+      <w:rPr>
+        <w:rFonts w:ascii="Courier New" w:hAnsi="Courier New" w:cs="Courier New" w:hint="default"/>
+      </w:rPr>
+    </w:lvl>
+    <w:lvl w:ilvl="8" w:tplc="2C0A0005" w:tentative="1">
+      <w:start w:val="1"/>
+      <w:numFmt w:val="bullet"/>
+      <w:lvlText w:val=""/>
+      <w:lvlJc w:val="left"/>
+      <w:pPr>
+        <w:ind w:left="6840" w:hanging="360"/>
+      </w:pPr>
+      <w:rPr>
+        <w:rFonts w:ascii="Wingdings" w:hAnsi="Wingdings" w:hint="default"/>
+      </w:rPr>
+    </w:lvl>
+  </w:abstractNum>
+  <w:abstractNum w:abstractNumId="12" w15:restartNumberingAfterBreak="0">
+    <w:nsid w:val="6677254B"/>
+    <w:multiLevelType w:val="hybridMultilevel"/>
+    <w:tmpl w:val="CF4C266C"/>
+    <w:lvl w:ilvl="0" w:tplc="CC1AA0B8">
+      <w:numFmt w:val="bullet"/>
+      <w:lvlText w:val="•"/>
+      <w:lvlJc w:val="left"/>
+      <w:pPr>
+        <w:ind w:left="720" w:hanging="360"/>
+      </w:pPr>
+      <w:rPr>
+        <w:rFonts w:ascii="Aptos" w:eastAsiaTheme="minorHAnsi" w:hAnsi="Aptos" w:cstheme="minorBidi" w:hint="default"/>
+      </w:rPr>
+    </w:lvl>
+    <w:lvl w:ilvl="1" w:tplc="2C0A0003" w:tentative="1">
+      <w:start w:val="1"/>
+      <w:numFmt w:val="bullet"/>
+      <w:lvlText w:val="o"/>
+      <w:lvlJc w:val="left"/>
+      <w:pPr>
+        <w:ind w:left="1440" w:hanging="360"/>
+      </w:pPr>
+      <w:rPr>
+        <w:rFonts w:ascii="Courier New" w:hAnsi="Courier New" w:cs="Courier New" w:hint="default"/>
+      </w:rPr>
+    </w:lvl>
+    <w:lvl w:ilvl="2" w:tplc="2C0A0005" w:tentative="1">
+      <w:start w:val="1"/>
+      <w:numFmt w:val="bullet"/>
+      <w:lvlText w:val=""/>
+      <w:lvlJc w:val="left"/>
+      <w:pPr>
+        <w:ind w:left="2160" w:hanging="360"/>
+      </w:pPr>
+      <w:rPr>
+        <w:rFonts w:ascii="Wingdings" w:hAnsi="Wingdings" w:hint="default"/>
+      </w:rPr>
+    </w:lvl>
+    <w:lvl w:ilvl="3" w:tplc="2C0A0001" w:tentative="1">
+      <w:start w:val="1"/>
+      <w:numFmt w:val="bullet"/>
+      <w:lvlText w:val=""/>
+      <w:lvlJc w:val="left"/>
+      <w:pPr>
+        <w:ind w:left="2880" w:hanging="360"/>
+      </w:pPr>
+      <w:rPr>
+        <w:rFonts w:ascii="Symbol" w:hAnsi="Symbol" w:hint="default"/>
+      </w:rPr>
+    </w:lvl>
+    <w:lvl w:ilvl="4" w:tplc="2C0A0003" w:tentative="1">
+      <w:start w:val="1"/>
+      <w:numFmt w:val="bullet"/>
+      <w:lvlText w:val="o"/>
+      <w:lvlJc w:val="left"/>
+      <w:pPr>
+        <w:ind w:left="3600" w:hanging="360"/>
+      </w:pPr>
+      <w:rPr>
+        <w:rFonts w:ascii="Courier New" w:hAnsi="Courier New" w:cs="Courier New" w:hint="default"/>
+      </w:rPr>
+    </w:lvl>
+    <w:lvl w:ilvl="5" w:tplc="2C0A0005" w:tentative="1">
+      <w:start w:val="1"/>
+      <w:numFmt w:val="bullet"/>
+      <w:lvlText w:val=""/>
+      <w:lvlJc w:val="left"/>
+      <w:pPr>
+        <w:ind w:left="4320" w:hanging="360"/>
+      </w:pPr>
+      <w:rPr>
+        <w:rFonts w:ascii="Wingdings" w:hAnsi="Wingdings" w:hint="default"/>
+      </w:rPr>
+    </w:lvl>
+    <w:lvl w:ilvl="6" w:tplc="2C0A0001" w:tentative="1">
+      <w:start w:val="1"/>
+      <w:numFmt w:val="bullet"/>
+      <w:lvlText w:val=""/>
+      <w:lvlJc w:val="left"/>
+      <w:pPr>
+        <w:ind w:left="5040" w:hanging="360"/>
+      </w:pPr>
+      <w:rPr>
+        <w:rFonts w:ascii="Symbol" w:hAnsi="Symbol" w:hint="default"/>
+      </w:rPr>
+    </w:lvl>
+    <w:lvl w:ilvl="7" w:tplc="2C0A0003" w:tentative="1">
+      <w:start w:val="1"/>
+      <w:numFmt w:val="bullet"/>
+      <w:lvlText w:val="o"/>
+      <w:lvlJc w:val="left"/>
+      <w:pPr>
+        <w:ind w:left="5760" w:hanging="360"/>
+      </w:pPr>
+      <w:rPr>
+        <w:rFonts w:ascii="Courier New" w:hAnsi="Courier New" w:cs="Courier New" w:hint="default"/>
+      </w:rPr>
+    </w:lvl>
+    <w:lvl w:ilvl="8" w:tplc="2C0A0005" w:tentative="1">
+      <w:start w:val="1"/>
+      <w:numFmt w:val="bullet"/>
+      <w:lvlText w:val=""/>
+      <w:lvlJc w:val="left"/>
+      <w:pPr>
+        <w:ind w:left="6480" w:hanging="360"/>
+      </w:pPr>
+      <w:rPr>
+        <w:rFonts w:ascii="Wingdings" w:hAnsi="Wingdings" w:hint="default"/>
+      </w:rPr>
+    </w:lvl>
+  </w:abstractNum>
+  <w:abstractNum w:abstractNumId="13" w15:restartNumberingAfterBreak="0">
+    <w:nsid w:val="702D3A37"/>
+    <w:multiLevelType w:val="multilevel"/>
+    <w:tmpl w:val="3C04C638"/>
+    <w:lvl w:ilvl="0">
+      <w:start w:val="1"/>
+      <w:numFmt w:val="bullet"/>
+      <w:lvlText w:val=""/>
+      <w:lvlJc w:val="left"/>
+      <w:pPr>
+        <w:tabs>
+          <w:tab w:val="num" w:pos="720"/>
+        </w:tabs>
+        <w:ind w:left="720" w:hanging="360"/>
+      </w:pPr>
+      <w:rPr>
+        <w:rFonts w:ascii="Symbol" w:hAnsi="Symbol" w:hint="default"/>
+        <w:sz w:val="20"/>
+      </w:rPr>
+    </w:lvl>
+    <w:lvl w:ilvl="1" w:tentative="1">
+      <w:start w:val="1"/>
+      <w:numFmt w:val="bullet"/>
+      <w:lvlText w:val="o"/>
+      <w:lvlJc w:val="left"/>
+      <w:pPr>
+        <w:tabs>
+          <w:tab w:val="num" w:pos="1440"/>
+        </w:tabs>
+        <w:ind w:left="1440" w:hanging="360"/>
+      </w:pPr>
+      <w:rPr>
+        <w:rFonts w:ascii="Courier New" w:hAnsi="Courier New" w:hint="default"/>
+        <w:sz w:val="20"/>
+      </w:rPr>
+    </w:lvl>
+    <w:lvl w:ilvl="2" w:tentative="1">
+      <w:start w:val="1"/>
+      <w:numFmt w:val="bullet"/>
+      <w:lvlText w:val=""/>
+      <w:lvlJc w:val="left"/>
+      <w:pPr>
+        <w:tabs>
+          <w:tab w:val="num" w:pos="2160"/>
+        </w:tabs>
+        <w:ind w:left="2160" w:hanging="360"/>
+      </w:pPr>
+      <w:rPr>
+        <w:rFonts w:ascii="Wingdings" w:hAnsi="Wingdings" w:hint="default"/>
+        <w:sz w:val="20"/>
+      </w:rPr>
+    </w:lvl>
+    <w:lvl w:ilvl="3" w:tentative="1">
+      <w:start w:val="1"/>
+      <w:numFmt w:val="bullet"/>
+      <w:lvlText w:val=""/>
+      <w:lvlJc w:val="left"/>
+      <w:pPr>
+        <w:tabs>
+          <w:tab w:val="num" w:pos="2880"/>
+        </w:tabs>
+        <w:ind w:left="2880" w:hanging="360"/>
+      </w:pPr>
+      <w:rPr>
+        <w:rFonts w:ascii="Wingdings" w:hAnsi="Wingdings" w:hint="default"/>
+        <w:sz w:val="20"/>
+      </w:rPr>
+    </w:lvl>
+    <w:lvl w:ilvl="4" w:tentative="1">
+      <w:start w:val="1"/>
+      <w:numFmt w:val="bullet"/>
+      <w:lvlText w:val=""/>
+      <w:lvlJc w:val="left"/>
+      <w:pPr>
+        <w:tabs>
+          <w:tab w:val="num" w:pos="3600"/>
+        </w:tabs>
+        <w:ind w:left="3600" w:hanging="360"/>
+      </w:pPr>
+      <w:rPr>
+        <w:rFonts w:ascii="Wingdings" w:hAnsi="Wingdings" w:hint="default"/>
+        <w:sz w:val="20"/>
+      </w:rPr>
+    </w:lvl>
+    <w:lvl w:ilvl="5" w:tentative="1">
+      <w:start w:val="1"/>
+      <w:numFmt w:val="bullet"/>
+      <w:lvlText w:val=""/>
+      <w:lvlJc w:val="left"/>
+      <w:pPr>
+        <w:tabs>
+          <w:tab w:val="num" w:pos="4320"/>
+        </w:tabs>
+        <w:ind w:left="4320" w:hanging="360"/>
+      </w:pPr>
+      <w:rPr>
+        <w:rFonts w:ascii="Wingdings" w:hAnsi="Wingdings" w:hint="default"/>
+        <w:sz w:val="20"/>
+      </w:rPr>
+    </w:lvl>
+    <w:lvl w:ilvl="6" w:tentative="1">
+      <w:start w:val="1"/>
+      <w:numFmt w:val="bullet"/>
+      <w:lvlText w:val=""/>
+      <w:lvlJc w:val="left"/>
+      <w:pPr>
+        <w:tabs>
+          <w:tab w:val="num" w:pos="5040"/>
+        </w:tabs>
+        <w:ind w:left="5040" w:hanging="360"/>
+      </w:pPr>
+      <w:rPr>
+        <w:rFonts w:ascii="Wingdings" w:hAnsi="Wingdings" w:hint="default"/>
+        <w:sz w:val="20"/>
+      </w:rPr>
+    </w:lvl>
+    <w:lvl w:ilvl="7" w:tentative="1">
+      <w:start w:val="1"/>
+      <w:numFmt w:val="bullet"/>
+      <w:lvlText w:val=""/>
+      <w:lvlJc w:val="left"/>
+      <w:pPr>
+        <w:tabs>
+          <w:tab w:val="num" w:pos="5760"/>
+        </w:tabs>
+        <w:ind w:left="5760" w:hanging="360"/>
+      </w:pPr>
+      <w:rPr>
+        <w:rFonts w:ascii="Wingdings" w:hAnsi="Wingdings" w:hint="default"/>
+        <w:sz w:val="20"/>
+      </w:rPr>
+    </w:lvl>
+    <w:lvl w:ilvl="8" w:tentative="1">
+      <w:start w:val="1"/>
+      <w:numFmt w:val="bullet"/>
+      <w:lvlText w:val=""/>
+      <w:lvlJc w:val="left"/>
+      <w:pPr>
+        <w:tabs>
+          <w:tab w:val="num" w:pos="6480"/>
+        </w:tabs>
+        <w:ind w:left="6480" w:hanging="360"/>
+      </w:pPr>
+      <w:rPr>
+        <w:rFonts w:ascii="Wingdings" w:hAnsi="Wingdings" w:hint="default"/>
+        <w:sz w:val="20"/>
+      </w:rPr>
+    </w:lvl>
+  </w:abstractNum>
+  <w:abstractNum w:abstractNumId="14" w15:restartNumberingAfterBreak="0">
+    <w:nsid w:val="752F63EE"/>
+    <w:multiLevelType w:val="hybridMultilevel"/>
+    <w:tmpl w:val="E270A0D4"/>
+    <w:lvl w:ilvl="0" w:tplc="CC1AA0B8">
+      <w:numFmt w:val="bullet"/>
+      <w:lvlText w:val="•"/>
+      <w:lvlJc w:val="left"/>
+      <w:pPr>
+        <w:ind w:left="1080" w:hanging="360"/>
+      </w:pPr>
+      <w:rPr>
+        <w:rFonts w:ascii="Aptos" w:eastAsiaTheme="minorHAnsi" w:hAnsi="Aptos" w:cstheme="minorBidi" w:hint="default"/>
+      </w:rPr>
+    </w:lvl>
+    <w:lvl w:ilvl="1" w:tplc="2C0A0003">
+      <w:start w:val="1"/>
+      <w:numFmt w:val="bullet"/>
+      <w:lvlText w:val="o"/>
+      <w:lvlJc w:val="left"/>
+      <w:pPr>
+        <w:ind w:left="1800" w:hanging="360"/>
+      </w:pPr>
+      <w:rPr>
+        <w:rFonts w:ascii="Courier New" w:hAnsi="Courier New" w:cs="Courier New" w:hint="default"/>
+      </w:rPr>
+    </w:lvl>
+    <w:lvl w:ilvl="2" w:tplc="2C0A0005">
+      <w:start w:val="1"/>
+      <w:numFmt w:val="bullet"/>
+      <w:lvlText w:val=""/>
+      <w:lvlJc w:val="left"/>
+      <w:pPr>
+        <w:ind w:left="2520" w:hanging="360"/>
+      </w:pPr>
+      <w:rPr>
+        <w:rFonts w:ascii="Wingdings" w:hAnsi="Wingdings" w:hint="default"/>
+      </w:rPr>
+    </w:lvl>
+    <w:lvl w:ilvl="3" w:tplc="2C0A0001" w:tentative="1">
+      <w:start w:val="1"/>
+      <w:numFmt w:val="bullet"/>
+      <w:lvlText w:val=""/>
+      <w:lvlJc w:val="left"/>
+      <w:pPr>
+        <w:ind w:left="3240" w:hanging="360"/>
+      </w:pPr>
+      <w:rPr>
+        <w:rFonts w:ascii="Symbol" w:hAnsi="Symbol" w:hint="default"/>
+      </w:rPr>
+    </w:lvl>
+    <w:lvl w:ilvl="4" w:tplc="2C0A0003" w:tentative="1">
+      <w:start w:val="1"/>
+      <w:numFmt w:val="bullet"/>
+      <w:lvlText w:val="o"/>
+      <w:lvlJc w:val="left"/>
+      <w:pPr>
+        <w:ind w:left="3960" w:hanging="360"/>
+      </w:pPr>
+      <w:rPr>
+        <w:rFonts w:ascii="Courier New" w:hAnsi="Courier New" w:cs="Courier New" w:hint="default"/>
+      </w:rPr>
+    </w:lvl>
+    <w:lvl w:ilvl="5" w:tplc="2C0A0005" w:tentative="1">
+      <w:start w:val="1"/>
+      <w:numFmt w:val="bullet"/>
+      <w:lvlText w:val=""/>
+      <w:lvlJc w:val="left"/>
+      <w:pPr>
+        <w:ind w:left="4680" w:hanging="360"/>
+      </w:pPr>
+      <w:rPr>
+        <w:rFonts w:ascii="Wingdings" w:hAnsi="Wingdings" w:hint="default"/>
+      </w:rPr>
+    </w:lvl>
+    <w:lvl w:ilvl="6" w:tplc="2C0A0001" w:tentative="1">
+      <w:start w:val="1"/>
+      <w:numFmt w:val="bullet"/>
+      <w:lvlText w:val=""/>
+      <w:lvlJc w:val="left"/>
+      <w:pPr>
+        <w:ind w:left="5400" w:hanging="360"/>
+      </w:pPr>
+      <w:rPr>
+        <w:rFonts w:ascii="Symbol" w:hAnsi="Symbol" w:hint="default"/>
+      </w:rPr>
+    </w:lvl>
+    <w:lvl w:ilvl="7" w:tplc="2C0A0003" w:tentative="1">
+      <w:start w:val="1"/>
+      <w:numFmt w:val="bullet"/>
+      <w:lvlText w:val="o"/>
+      <w:lvlJc w:val="left"/>
+      <w:pPr>
+        <w:ind w:left="6120" w:hanging="360"/>
+      </w:pPr>
+      <w:rPr>
+        <w:rFonts w:ascii="Courier New" w:hAnsi="Courier New" w:cs="Courier New" w:hint="default"/>
+      </w:rPr>
+    </w:lvl>
+    <w:lvl w:ilvl="8" w:tplc="2C0A0005" w:tentative="1">
+      <w:start w:val="1"/>
+      <w:numFmt w:val="bullet"/>
+      <w:lvlText w:val=""/>
+      <w:lvlJc w:val="left"/>
+      <w:pPr>
+        <w:ind w:left="6840" w:hanging="360"/>
+      </w:pPr>
+      <w:rPr>
+        <w:rFonts w:ascii="Wingdings" w:hAnsi="Wingdings" w:hint="default"/>
+      </w:rPr>
+    </w:lvl>
+  </w:abstractNum>
+  <w:abstractNum w:abstractNumId="15" w15:restartNumberingAfterBreak="0">
+    <w:nsid w:val="7EF715F2"/>
+    <w:multiLevelType w:val="hybridMultilevel"/>
+    <w:tmpl w:val="256CFE10"/>
+    <w:lvl w:ilvl="0" w:tplc="2C0A0001">
+      <w:start w:val="1"/>
+      <w:numFmt w:val="bullet"/>
+      <w:lvlText w:val=""/>
+      <w:lvlJc w:val="left"/>
+      <w:pPr>
+        <w:ind w:left="720" w:hanging="360"/>
+      </w:pPr>
+      <w:rPr>
+        <w:rFonts w:ascii="Symbol" w:hAnsi="Symbol" w:hint="default"/>
+      </w:rPr>
+    </w:lvl>
+    <w:lvl w:ilvl="1" w:tplc="2C0A0003" w:tentative="1">
+      <w:start w:val="1"/>
+      <w:numFmt w:val="bullet"/>
+      <w:lvlText w:val="o"/>
+      <w:lvlJc w:val="left"/>
+      <w:pPr>
+        <w:ind w:left="1440" w:hanging="360"/>
+      </w:pPr>
+      <w:rPr>
+        <w:rFonts w:ascii="Courier New" w:hAnsi="Courier New" w:cs="Courier New" w:hint="default"/>
+      </w:rPr>
+    </w:lvl>
+    <w:lvl w:ilvl="2" w:tplc="2C0A0005" w:tentative="1">
+      <w:start w:val="1"/>
+      <w:numFmt w:val="bullet"/>
+      <w:lvlText w:val=""/>
+      <w:lvlJc w:val="left"/>
+      <w:pPr>
+        <w:ind w:left="2160" w:hanging="360"/>
+      </w:pPr>
+      <w:rPr>
+        <w:rFonts w:ascii="Wingdings" w:hAnsi="Wingdings" w:hint="default"/>
+      </w:rPr>
+    </w:lvl>
+    <w:lvl w:ilvl="3" w:tplc="2C0A0001" w:tentative="1">
+      <w:start w:val="1"/>
+      <w:numFmt w:val="bullet"/>
+      <w:lvlText w:val=""/>
+      <w:lvlJc w:val="left"/>
+      <w:pPr>
+        <w:ind w:left="2880" w:hanging="360"/>
+      </w:pPr>
+      <w:rPr>
+        <w:rFonts w:ascii="Symbol" w:hAnsi="Symbol" w:hint="default"/>
+      </w:rPr>
+    </w:lvl>
+    <w:lvl w:ilvl="4" w:tplc="2C0A0003" w:tentative="1">
+      <w:start w:val="1"/>
+      <w:numFmt w:val="bullet"/>
+      <w:lvlText w:val="o"/>
+      <w:lvlJc w:val="left"/>
+      <w:pPr>
+        <w:ind w:left="3600" w:hanging="360"/>
+      </w:pPr>
+      <w:rPr>
+        <w:rFonts w:ascii="Courier New" w:hAnsi="Courier New" w:cs="Courier New" w:hint="default"/>
+      </w:rPr>
+    </w:lvl>
+    <w:lvl w:ilvl="5" w:tplc="2C0A0005" w:tentative="1">
+      <w:start w:val="1"/>
+      <w:numFmt w:val="bullet"/>
+      <w:lvlText w:val=""/>
+      <w:lvlJc w:val="left"/>
+      <w:pPr>
+        <w:ind w:left="4320" w:hanging="360"/>
+      </w:pPr>
+      <w:rPr>
+        <w:rFonts w:ascii="Wingdings" w:hAnsi="Wingdings" w:hint="default"/>
+      </w:rPr>
+    </w:lvl>
+    <w:lvl w:ilvl="6" w:tplc="2C0A0001" w:tentative="1">
+      <w:start w:val="1"/>
+      <w:numFmt w:val="bullet"/>
+      <w:lvlText w:val=""/>
+      <w:lvlJc w:val="left"/>
+      <w:pPr>
+        <w:ind w:left="5040" w:hanging="360"/>
+      </w:pPr>
+      <w:rPr>
+        <w:rFonts w:ascii="Symbol" w:hAnsi="Symbol" w:hint="default"/>
+      </w:rPr>
+    </w:lvl>
+    <w:lvl w:ilvl="7" w:tplc="2C0A0003" w:tentative="1">
+      <w:start w:val="1"/>
+      <w:numFmt w:val="bullet"/>
+      <w:lvlText w:val="o"/>
+      <w:lvlJc w:val="left"/>
+      <w:pPr>
+        <w:ind w:left="5760" w:hanging="360"/>
+      </w:pPr>
+      <w:rPr>
+        <w:rFonts w:ascii="Courier New" w:hAnsi="Courier New" w:cs="Courier New" w:hint="default"/>
+      </w:rPr>
+    </w:lvl>
+    <w:lvl w:ilvl="8" w:tplc="2C0A0005" w:tentative="1">
+      <w:start w:val="1"/>
+      <w:numFmt w:val="bullet"/>
+      <w:lvlText w:val=""/>
+      <w:lvlJc w:val="left"/>
+      <w:pPr>
+        <w:ind w:left="6480" w:hanging="360"/>
+      </w:pPr>
+      <w:rPr>
+        <w:rFonts w:ascii="Wingdings" w:hAnsi="Wingdings" w:hint="default"/>
+      </w:rPr>
+    </w:lvl>
+  </w:abstractNum>
+  <w:num w:numId="1" w16cid:durableId="1100830231">
+    <w:abstractNumId w:val="15"/>
+  </w:num>
+  <w:num w:numId="2" w16cid:durableId="1146316822">
+    <w:abstractNumId w:val="5"/>
+  </w:num>
+  <w:num w:numId="3" w16cid:durableId="1134178412">
+    <w:abstractNumId w:val="10"/>
+  </w:num>
+  <w:num w:numId="4" w16cid:durableId="2067027816">
+    <w:abstractNumId w:val="0"/>
+  </w:num>
+  <w:num w:numId="5" w16cid:durableId="441268033">
+    <w:abstractNumId w:val="2"/>
+  </w:num>
+  <w:num w:numId="6" w16cid:durableId="2006860038">
+    <w:abstractNumId w:val="8"/>
+  </w:num>
+  <w:num w:numId="7" w16cid:durableId="1484350426">
+    <w:abstractNumId w:val="14"/>
+  </w:num>
+  <w:num w:numId="8" w16cid:durableId="407114198">
+    <w:abstractNumId w:val="12"/>
+  </w:num>
+  <w:num w:numId="9" w16cid:durableId="970287404">
+    <w:abstractNumId w:val="9"/>
+  </w:num>
+  <w:num w:numId="10" w16cid:durableId="1469277246">
+    <w:abstractNumId w:val="3"/>
+  </w:num>
+  <w:num w:numId="11" w16cid:durableId="1732849690">
+    <w:abstractNumId w:val="13"/>
+  </w:num>
+  <w:num w:numId="12" w16cid:durableId="641035606">
+    <w:abstractNumId w:val="7"/>
+  </w:num>
+  <w:num w:numId="13" w16cid:durableId="798885098">
+    <w:abstractNumId w:val="4"/>
+  </w:num>
+  <w:num w:numId="14" w16cid:durableId="924416861">
+    <w:abstractNumId w:val="11"/>
+  </w:num>
+  <w:num w:numId="15" w16cid:durableId="1529442955">
+    <w:abstractNumId w:val="1"/>
+  </w:num>
+  <w:num w:numId="16" w16cid:durableId="1640263932">
+    <w:abstractNumId w:val="6"/>
+  </w:num>
+</w:numbering>
 </file>
 
 <file path=word/styles.xml><?xml version="1.0" encoding="utf-8"?>
@@ -12059,7 +11687,6 @@
   <w:style w:type="character" w:default="1" w:styleId="Fuentedeprrafopredeter">
     <w:name w:val="Default Paragraph Font"/>
     <w:uiPriority w:val="1"/>
-    <w:semiHidden/>
     <w:unhideWhenUsed/>
   </w:style>
   <w:style w:type="table" w:default="1" w:styleId="Tablanormal">
